--- a/job/입사지원서(bullet)-요즘스타일.docx
+++ b/job/입사지원서(bullet)-요즘스타일.docx
@@ -17,15 +17,70 @@
           <w:sz w:val="48"/>
           <w:szCs w:val="48"/>
         </w:rPr>
-        <w:t xml:space="preserve">홍길동(Gil-Dong, Hong) </w:t>
-      </w:r>
-      <w:r>
-        <w:rPr>
-          <w:rFonts w:cs="바탕 옛한글" w:hint="eastAsia"/>
-          <w:color w:val="EE0000"/>
-          <w:szCs w:val="20"/>
-        </w:rPr>
-        <w:t>빨간색은 지우세요</w:t>
+        <w:t>박동현</w:t>
+      </w:r>
+      <w:r>
+        <w:rPr>
+          <w:rFonts w:hint="eastAsia"/>
+          <w:b/>
+          <w:sz w:val="48"/>
+          <w:szCs w:val="48"/>
+        </w:rPr>
+        <w:t>(</w:t>
+      </w:r>
+      <w:r>
+        <w:rPr>
+          <w:rFonts w:hint="eastAsia"/>
+          <w:b/>
+          <w:sz w:val="48"/>
+          <w:szCs w:val="48"/>
+        </w:rPr>
+        <w:t>Dong</w:t>
+      </w:r>
+      <w:r>
+        <w:rPr>
+          <w:rFonts w:hint="eastAsia"/>
+          <w:b/>
+          <w:sz w:val="48"/>
+          <w:szCs w:val="48"/>
+        </w:rPr>
+        <w:t>-</w:t>
+      </w:r>
+      <w:r>
+        <w:rPr>
+          <w:rFonts w:hint="eastAsia"/>
+          <w:b/>
+          <w:sz w:val="48"/>
+          <w:szCs w:val="48"/>
+        </w:rPr>
+        <w:t>Hyun</w:t>
+      </w:r>
+      <w:r>
+        <w:rPr>
+          <w:rFonts w:hint="eastAsia"/>
+          <w:b/>
+          <w:sz w:val="48"/>
+          <w:szCs w:val="48"/>
+        </w:rPr>
+        <w:t xml:space="preserve">, </w:t>
+      </w:r>
+      <w:r>
+        <w:rPr>
+          <w:rFonts w:hint="eastAsia"/>
+          <w:b/>
+          <w:sz w:val="48"/>
+          <w:szCs w:val="48"/>
+        </w:rPr>
+        <w:t>Park</w:t>
+      </w:r>
+      <w:r>
+        <w:rPr>
+          <w:rFonts w:hint="eastAsia"/>
+          <w:b/>
+          <w:sz w:val="48"/>
+          <w:szCs w:val="48"/>
+        </w:rPr>
+        <w:t>)</w:t>
       </w:r>
     </w:p>
     <w:tbl>
@@ -76,32 +131,17 @@
                 <w:szCs w:val="21"/>
               </w:rPr>
             </w:pPr>
+            <w:proofErr w:type="spellStart"/>
+            <w:proofErr w:type="gramStart"/>
             <w:r>
               <w:rPr>
                 <w:rFonts w:hint="eastAsia"/>
                 <w:sz w:val="21"/>
                 <w:szCs w:val="21"/>
               </w:rPr>
-              <w:t xml:space="preserve">Github </w:t>
+              <w:t>Github</w:t>
             </w:r>
-            <w:r>
-              <w:rPr>
-                <w:sz w:val="21"/>
-                <w:szCs w:val="21"/>
-              </w:rPr>
-              <w:t xml:space="preserve">: </w:t>
-            </w:r>
-            <w:hyperlink r:id="rId7" w:history="1">
-              <w:r>
-                <w:rPr>
-                  <w:rStyle w:val="aa"/>
-                  <w:rFonts w:hint="eastAsia"/>
-                  <w:sz w:val="21"/>
-                  <w:szCs w:val="21"/>
-                </w:rPr>
-                <w:t>http://github.com/comlec</w:t>
-              </w:r>
-            </w:hyperlink>
+            <w:proofErr w:type="spellEnd"/>
             <w:r>
               <w:rPr>
                 <w:rFonts w:hint="eastAsia"/>
@@ -110,6 +150,47 @@
               </w:rPr>
               <w:t xml:space="preserve"> </w:t>
             </w:r>
+            <w:r>
+              <w:rPr>
+                <w:sz w:val="21"/>
+                <w:szCs w:val="21"/>
+              </w:rPr>
+              <w:t>:</w:t>
+            </w:r>
+            <w:proofErr w:type="gramEnd"/>
+            <w:r>
+              <w:rPr>
+                <w:sz w:val="21"/>
+                <w:szCs w:val="21"/>
+              </w:rPr>
+              <w:t xml:space="preserve"> </w:t>
+            </w:r>
+            <w:hyperlink r:id="rId7" w:history="1">
+              <w:r>
+                <w:rPr>
+                  <w:rStyle w:val="aa"/>
+                  <w:sz w:val="21"/>
+                  <w:szCs w:val="21"/>
+                </w:rPr>
+                <w:t>https://github.c</w:t>
+              </w:r>
+              <w:r>
+                <w:rPr>
+                  <w:rStyle w:val="aa"/>
+                  <w:sz w:val="21"/>
+                  <w:szCs w:val="21"/>
+                </w:rPr>
+                <w:t>o</w:t>
+              </w:r>
+              <w:r>
+                <w:rPr>
+                  <w:rStyle w:val="aa"/>
+                  <w:sz w:val="21"/>
+                  <w:szCs w:val="21"/>
+                </w:rPr>
+                <w:t>m/onizuka-38</w:t>
+              </w:r>
+            </w:hyperlink>
           </w:p>
           <w:p>
             <w:pPr>
@@ -122,20 +203,23 @@
                 <w:szCs w:val="21"/>
               </w:rPr>
             </w:pPr>
+            <w:proofErr w:type="gramStart"/>
             <w:r>
               <w:rPr>
                 <w:rFonts w:hint="eastAsia"/>
                 <w:sz w:val="21"/>
                 <w:szCs w:val="21"/>
               </w:rPr>
-              <w:t xml:space="preserve">Phone : 010 - 0000 </w:t>
+              <w:t>Phone :</w:t>
             </w:r>
+            <w:proofErr w:type="gramEnd"/>
             <w:r>
               <w:rPr>
+                <w:rFonts w:hint="eastAsia"/>
                 <w:sz w:val="21"/>
                 <w:szCs w:val="21"/>
               </w:rPr>
-              <w:t>–</w:t>
+              <w:t xml:space="preserve"> 010 - </w:t>
             </w:r>
             <w:r>
               <w:rPr>
@@ -143,7 +227,39 @@
                 <w:sz w:val="21"/>
                 <w:szCs w:val="21"/>
               </w:rPr>
-              <w:t xml:space="preserve"> 0000</w:t>
+              <w:t>8221</w:t>
+            </w:r>
+            <w:r>
+              <w:rPr>
+                <w:rFonts w:hint="eastAsia"/>
+                <w:sz w:val="21"/>
+                <w:szCs w:val="21"/>
+              </w:rPr>
+              <w:t xml:space="preserve"> </w:t>
+            </w:r>
+            <w:r>
+              <w:rPr>
+                <w:rFonts w:hint="eastAsia"/>
+                <w:sz w:val="21"/>
+                <w:szCs w:val="21"/>
+              </w:rPr>
+              <w:t>-</w:t>
+            </w:r>
+            <w:r>
+              <w:rPr>
+                <w:rFonts w:hint="eastAsia"/>
+                <w:sz w:val="21"/>
+                <w:szCs w:val="21"/>
+              </w:rPr>
+              <w:t xml:space="preserve"> </w:t>
+            </w:r>
+            <w:r>
+              <w:rPr>
+                <w:rFonts w:hint="eastAsia"/>
+                <w:sz w:val="21"/>
+                <w:szCs w:val="21"/>
+              </w:rPr>
+              <w:t>9938</w:t>
             </w:r>
           </w:p>
           <w:p>
@@ -153,25 +269,48 @@
                 <w:numId w:val="1"/>
               </w:numPr>
             </w:pPr>
+            <w:proofErr w:type="gramStart"/>
             <w:r>
               <w:rPr>
                 <w:rFonts w:hint="eastAsia"/>
                 <w:sz w:val="21"/>
                 <w:szCs w:val="21"/>
               </w:rPr>
-              <w:t xml:space="preserve">Email : </w:t>
+              <w:t>Email :</w:t>
             </w:r>
-            <w:hyperlink r:id="rId8" w:history="1">
-              <w:r>
-                <w:rPr>
-                  <w:rStyle w:val="aa"/>
-                  <w:rFonts w:hint="eastAsia"/>
-                  <w:sz w:val="21"/>
-                  <w:szCs w:val="21"/>
-                </w:rPr>
-                <w:t>positiveway@naver.com</w:t>
-              </w:r>
-            </w:hyperlink>
+            <w:proofErr w:type="gramEnd"/>
+            <w:r>
+              <w:rPr>
+                <w:rFonts w:hint="eastAsia"/>
+                <w:sz w:val="21"/>
+                <w:szCs w:val="21"/>
+              </w:rPr>
+              <w:t xml:space="preserve"> </w:t>
+            </w:r>
+            <w:r>
+              <w:rPr>
+                <w:rFonts w:hint="eastAsia"/>
+                <w:sz w:val="21"/>
+                <w:szCs w:val="21"/>
+              </w:rPr>
+              <w:t>bdh9938@</w:t>
+            </w:r>
+            <w:r>
+              <w:rPr>
+                <w:rFonts w:hint="eastAsia"/>
+                <w:sz w:val="21"/>
+                <w:szCs w:val="21"/>
+              </w:rPr>
+              <w:t>g</w:t>
+            </w:r>
+            <w:r>
+              <w:rPr>
+                <w:rFonts w:hint="eastAsia"/>
+                <w:sz w:val="21"/>
+                <w:szCs w:val="21"/>
+              </w:rPr>
+              <w:t>mail.com</w:t>
+            </w:r>
             <w:r>
               <w:rPr>
                 <w:rFonts w:hint="eastAsia"/>
@@ -199,9 +338,9 @@
               </w:rPr>
               <w:drawing>
                 <wp:inline distT="0" distB="0" distL="0" distR="0" wp14:anchorId="0BAF37CC" wp14:editId="5BFC4395">
-                  <wp:extent cx="1266825" cy="1038083"/>
+                  <wp:extent cx="1057275" cy="1341926"/>
                   <wp:effectExtent l="0" t="0" r="0" b="0"/>
-                  <wp:docPr id="1" name="그림 2" descr="0"/>
+                  <wp:docPr id="1" name="그림 2"/>
                   <wp:cNvGraphicFramePr>
                     <a:graphicFrameLocks xmlns:a="http://schemas.openxmlformats.org/drawingml/2006/main" noChangeAspect="1"/>
                   </wp:cNvGraphicFramePr>
@@ -209,20 +348,19 @@
                     <a:graphicData uri="http://schemas.openxmlformats.org/drawingml/2006/picture">
                       <pic:pic xmlns:pic="http://schemas.openxmlformats.org/drawingml/2006/picture">
                         <pic:nvPicPr>
-                          <pic:cNvPr id="0" name="그림 2" descr="0"/>
+                          <pic:cNvPr id="1" name="그림 2"/>
                           <pic:cNvPicPr>
                             <a:picLocks noChangeAspect="1" noChangeArrowheads="1"/>
                           </pic:cNvPicPr>
                         </pic:nvPicPr>
                         <pic:blipFill>
-                          <a:blip r:embed="rId9" cstate="print">
+                          <a:blip r:embed="rId8" cstate="print">
                             <a:extLst>
                               <a:ext uri="{28A0092B-C50C-407E-A947-70E740481C1C}">
                                 <a14:useLocalDpi xmlns:a14="http://schemas.microsoft.com/office/drawing/2010/main" val="0"/>
                               </a:ext>
                             </a:extLst>
                           </a:blip>
-                          <a:srcRect/>
                           <a:stretch>
                             <a:fillRect/>
                           </a:stretch>
@@ -230,7 +368,7 @@
                         <pic:spPr bwMode="auto">
                           <a:xfrm>
                             <a:off x="0" y="0"/>
-                            <a:ext cx="1273132" cy="1043251"/>
+                            <a:ext cx="1059045" cy="1344172"/>
                           </a:xfrm>
                           <a:prstGeom prst="rect">
                             <a:avLst/>
@@ -254,7 +392,7 @@
       <w:pPr>
         <w:spacing w:after="0"/>
         <w:rPr>
-          <w:rFonts w:ascii="Segoe UI Emoji" w:hAnsi="Segoe UI Emoji" w:cs="Segoe UI Emoji"/>
+          <w:rFonts w:ascii="Segoe UI Emoji" w:hAnsi="Segoe UI Emoji" w:cs="Segoe UI Emoji" w:hint="eastAsia"/>
           <w:b/>
           <w:bCs/>
           <w:szCs w:val="22"/>
@@ -359,6 +497,9 @@
           <w:numId w:val="1"/>
         </w:numPr>
         <w:rPr>
+          <w:rFonts w:ascii="Segoe UI Emoji" w:hAnsi="Segoe UI Emoji" w:cs="Segoe UI Emoji"/>
+          <w:b/>
+          <w:bCs/>
           <w:sz w:val="21"/>
           <w:szCs w:val="21"/>
         </w:rPr>
@@ -369,51 +510,71 @@
           <w:sz w:val="21"/>
           <w:szCs w:val="21"/>
         </w:rPr>
-        <w:t>XX대학교 XX학과 졸업 (2021.03 ~ 2024.02)</w:t>
-      </w:r>
-      <w:r>
-        <w:rPr>
-          <w:rFonts w:cs="바탕 옛한글" w:hint="eastAsia"/>
+        <w:t>건국대학교</w:t>
+      </w:r>
+      <w:r>
+        <w:rPr>
+          <w:rFonts w:hint="eastAsia"/>
           <w:sz w:val="21"/>
           <w:szCs w:val="21"/>
         </w:rPr>
-        <w:t xml:space="preserve"> | GPA 3.9/4.5</w:t>
-      </w:r>
-      <w:r>
-        <w:rPr>
-          <w:rFonts w:cs="바탕 옛한글" w:hint="eastAsia"/>
-          <w:color w:val="EE0000"/>
+        <w:t xml:space="preserve"> </w:t>
+      </w:r>
+      <w:r>
+        <w:rPr>
+          <w:rFonts w:hint="eastAsia"/>
           <w:sz w:val="21"/>
           <w:szCs w:val="21"/>
         </w:rPr>
-        <w:t xml:space="preserve">(학점 안 좋으면 </w:t>
-      </w:r>
-      <w:r>
-        <w:rPr>
-          <w:rFonts w:cs="바탕 옛한글"/>
-          <w:color w:val="EE0000"/>
+        <w:t xml:space="preserve">의학공학과 </w:t>
+      </w:r>
+      <w:r>
+        <w:rPr>
+          <w:rFonts w:hint="eastAsia"/>
           <w:sz w:val="21"/>
           <w:szCs w:val="21"/>
         </w:rPr>
-        <w:t>삭</w:t>
-      </w:r>
-      <w:r>
-        <w:rPr>
-          <w:rFonts w:cs="바탕 옛한글" w:hint="eastAsia"/>
-          <w:color w:val="EE0000"/>
+        <w:t>졸업 (20</w:t>
+      </w:r>
+      <w:r>
+        <w:rPr>
+          <w:rFonts w:hint="eastAsia"/>
           <w:sz w:val="21"/>
           <w:szCs w:val="21"/>
         </w:rPr>
-        <w:t>제</w:t>
-      </w:r>
-      <w:r>
-        <w:rPr>
-          <w:rFonts w:cs="바탕 옛한글" w:hint="eastAsia"/>
-          <w:color w:val="EE0000"/>
+        <w:t>18</w:t>
+      </w:r>
+      <w:r>
+        <w:rPr>
+          <w:rFonts w:hint="eastAsia"/>
           <w:sz w:val="21"/>
           <w:szCs w:val="21"/>
         </w:rPr>
-        <w:t>)</w:t>
+        <w:t>.03 ~ 202</w:t>
+      </w:r>
+      <w:r>
+        <w:rPr>
+          <w:rFonts w:hint="eastAsia"/>
+          <w:sz w:val="21"/>
+          <w:szCs w:val="21"/>
+        </w:rPr>
+        <w:t>5</w:t>
+      </w:r>
+      <w:r>
+        <w:rPr>
+          <w:rFonts w:hint="eastAsia"/>
+          <w:sz w:val="21"/>
+          <w:szCs w:val="21"/>
+        </w:rPr>
+        <w:t>.02)</w:t>
+      </w:r>
+      <w:r>
+        <w:rPr>
+          <w:rFonts w:cs="Batang Old Hangul" w:hint="eastAsia"/>
+          <w:sz w:val="21"/>
+          <w:szCs w:val="21"/>
+        </w:rPr>
+        <w:t xml:space="preserve"> </w:t>
       </w:r>
     </w:p>
     <w:p>
@@ -432,7 +593,7 @@
       </w:pPr>
       <w:r>
         <w:rPr>
-          <w:rFonts w:cs="바탕 옛한글" w:hint="eastAsia"/>
+          <w:rFonts w:cs="Batang Old Hangul" w:hint="eastAsia"/>
           <w:sz w:val="21"/>
           <w:szCs w:val="21"/>
         </w:rPr>
@@ -440,7 +601,7 @@
       </w:r>
       <w:r>
         <w:rPr>
-          <w:rFonts w:cs="바탕 옛한글"/>
+          <w:rFonts w:cs="Batang Old Hangul"/>
           <w:sz w:val="21"/>
           <w:szCs w:val="21"/>
         </w:rPr>
@@ -448,7 +609,7 @@
       </w:r>
       <w:r>
         <w:rPr>
-          <w:rFonts w:cs="바탕 옛한글" w:hint="eastAsia"/>
+          <w:rFonts w:cs="Batang Old Hangul" w:hint="eastAsia"/>
           <w:sz w:val="21"/>
           <w:szCs w:val="21"/>
         </w:rPr>
@@ -480,32 +641,40 @@
           <w:b/>
           <w:sz w:val="24"/>
         </w:rPr>
-        <w:t xml:space="preserve">▶ 핵심역량(Skills) </w:t>
-      </w:r>
-      <w:r>
-        <w:rPr>
-          <w:b/>
-          <w:sz w:val="24"/>
-        </w:rPr>
-        <w:t xml:space="preserve">: </w:t>
-      </w:r>
-      <w:hyperlink r:id="rId10" w:history="1">
+        <w:t>▶ 핵심역량(Skills</w:t>
+      </w:r>
+      <w:proofErr w:type="gramStart"/>
+      <w:r>
+        <w:rPr>
+          <w:rFonts w:hint="eastAsia"/>
+          <w:b/>
+          <w:sz w:val="24"/>
+        </w:rPr>
+        <w:t xml:space="preserve">) </w:t>
+      </w:r>
+      <w:r>
+        <w:rPr>
+          <w:b/>
+          <w:sz w:val="24"/>
+        </w:rPr>
+        <w:t>:</w:t>
+      </w:r>
+      <w:proofErr w:type="gramEnd"/>
+      <w:r>
+        <w:rPr>
+          <w:b/>
+          <w:sz w:val="24"/>
+        </w:rPr>
+        <w:t xml:space="preserve"> </w:t>
+      </w:r>
+      <w:hyperlink r:id="rId9" w:history="1">
         <w:r>
           <w:rPr>
             <w:rStyle w:val="aa"/>
             <w:b/>
             <w:sz w:val="24"/>
           </w:rPr>
-          <w:t>http</w:t>
-        </w:r>
-        <w:r>
-          <w:rPr>
-            <w:rStyle w:val="aa"/>
-            <w:rFonts w:hint="eastAsia"/>
-            <w:b/>
-            <w:sz w:val="24"/>
-          </w:rPr>
-          <w:t>s</w:t>
+          <w:t>https://github.com/onizuka-38</w:t>
         </w:r>
         <w:r>
           <w:rPr>
@@ -513,16 +682,15 @@
             <w:b/>
             <w:sz w:val="24"/>
           </w:rPr>
-          <w:t>://github.com/</w:t>
+          <w:t>/</w:t>
         </w:r>
         <w:r>
           <w:rPr>
             <w:rStyle w:val="aa"/>
-            <w:rFonts w:hint="eastAsia"/>
             <w:b/>
             <w:sz w:val="24"/>
           </w:rPr>
-          <w:t>comlec/ai_x</w:t>
+          <w:t>ai_x</w:t>
         </w:r>
       </w:hyperlink>
       <w:r>
@@ -531,7 +699,7 @@
           <w:b/>
           <w:sz w:val="24"/>
         </w:rPr>
-        <w:t xml:space="preserve"> (</w:t>
+        <w:t>(</w:t>
       </w:r>
       <w:r>
         <w:rPr>
@@ -555,110 +723,6 @@
           <w:sz w:val="24"/>
         </w:rPr>
         <w:t>)</w:t>
-      </w:r>
-      <w:r>
-        <w:rPr>
-          <w:rFonts w:cs="바탕 옛한글" w:hint="eastAsia"/>
-          <w:color w:val="EE0000"/>
-          <w:szCs w:val="20"/>
-        </w:rPr>
-        <w:t xml:space="preserve"> </w:t>
-      </w:r>
-      <w:r>
-        <w:rPr>
-          <w:rFonts w:cs="바탕 옛한글" w:hint="eastAsia"/>
-          <w:color w:val="EE0000"/>
-          <w:szCs w:val="20"/>
-        </w:rPr>
-        <w:t xml:space="preserve">이부분을 </w:t>
-      </w:r>
-      <w:r>
-        <w:rPr>
-          <w:rFonts w:cs="바탕 옛한글"/>
-          <w:color w:val="EE0000"/>
-          <w:szCs w:val="20"/>
-        </w:rPr>
-        <w:t xml:space="preserve">자소서에 “개인 </w:t>
-      </w:r>
-      <w:r>
-        <w:rPr>
-          <w:rFonts w:cs="바탕 옛한글" w:hint="eastAsia"/>
-          <w:color w:val="EE0000"/>
-          <w:szCs w:val="20"/>
-        </w:rPr>
-        <w:t>g</w:t>
-      </w:r>
-      <w:r>
-        <w:rPr>
-          <w:rFonts w:cs="바탕 옛한글"/>
-          <w:color w:val="EE0000"/>
-          <w:szCs w:val="20"/>
-        </w:rPr>
-        <w:t xml:space="preserve">ithub </w:t>
-      </w:r>
-      <w:r>
-        <w:rPr>
-          <w:rFonts w:cs="바탕 옛한글" w:hint="eastAsia"/>
-          <w:color w:val="EE0000"/>
-          <w:szCs w:val="20"/>
-        </w:rPr>
-        <w:t xml:space="preserve">레포지토리를 통해 매일 </w:t>
-      </w:r>
-      <w:r>
-        <w:rPr>
-          <w:rFonts w:cs="바탕 옛한글"/>
-          <w:color w:val="EE0000"/>
-          <w:szCs w:val="20"/>
-        </w:rPr>
-        <w:t>commit</w:t>
-      </w:r>
-      <w:r>
-        <w:rPr>
-          <w:rFonts w:cs="바탕 옛한글" w:hint="eastAsia"/>
-          <w:color w:val="EE0000"/>
-          <w:szCs w:val="20"/>
-        </w:rPr>
-        <w:t xml:space="preserve">하며 </w:t>
-      </w:r>
-      <w:r>
-        <w:rPr>
-          <w:rFonts w:cs="바탕 옛한글"/>
-          <w:color w:val="EE0000"/>
-          <w:szCs w:val="20"/>
-        </w:rPr>
-        <w:t xml:space="preserve">python AI </w:t>
-      </w:r>
-      <w:r>
-        <w:rPr>
-          <w:rFonts w:cs="바탕 옛한글" w:hint="eastAsia"/>
-          <w:color w:val="EE0000"/>
-          <w:szCs w:val="20"/>
-        </w:rPr>
-        <w:t>실습 이론과 코드를 축적하며 매일의 성장을 확인하는 습관을 유지함</w:t>
-      </w:r>
-      <w:r>
-        <w:rPr>
-          <w:rFonts w:cs="바탕 옛한글"/>
-          <w:color w:val="EE0000"/>
-          <w:szCs w:val="20"/>
-        </w:rPr>
-        <w:t>”</w:t>
-      </w:r>
-      <w:r>
-        <w:rPr>
-          <w:rFonts w:cs="바탕 옛한글" w:hint="eastAsia"/>
-          <w:color w:val="EE0000"/>
-          <w:szCs w:val="20"/>
-        </w:rPr>
-        <w:t xml:space="preserve"> 같은 용어로 녹여도 </w:t>
-      </w:r>
-      <w:r>
-        <w:rPr>
-          <w:rFonts w:cs="바탕 옛한글"/>
-          <w:color w:val="EE0000"/>
-          <w:szCs w:val="20"/>
-        </w:rPr>
-        <w:t xml:space="preserve"> </w:t>
       </w:r>
     </w:p>
     <w:p>
@@ -668,7 +732,7 @@
           <w:numId w:val="4"/>
         </w:numPr>
         <w:rPr>
-          <w:rFonts w:cs="바탕 옛한글"/>
+          <w:rFonts w:cs="Batang Old Hangul"/>
           <w:b/>
           <w:sz w:val="21"/>
           <w:szCs w:val="21"/>
@@ -676,7 +740,7 @@
       </w:pPr>
       <w:r>
         <w:rPr>
-          <w:rFonts w:asciiTheme="majorHAnsi" w:eastAsiaTheme="majorHAnsi" w:hAnsiTheme="majorHAnsi" w:cs="바탕 옛한글"/>
+          <w:rFonts w:asciiTheme="majorHAnsi" w:eastAsiaTheme="majorHAnsi" w:hAnsiTheme="majorHAnsi" w:cs="Batang Old Hangul"/>
           <w:color w:val="000000"/>
           <w:sz w:val="21"/>
           <w:szCs w:val="21"/>
@@ -685,16 +749,36 @@
       </w:r>
       <w:r>
         <w:rPr>
-          <w:rFonts w:asciiTheme="majorHAnsi" w:eastAsiaTheme="majorHAnsi" w:hAnsiTheme="majorHAnsi" w:cs="바탕 옛한글" w:hint="eastAsia"/>
+          <w:rFonts w:asciiTheme="majorHAnsi" w:eastAsiaTheme="majorHAnsi" w:hAnsiTheme="majorHAnsi" w:cs="Batang Old Hangul" w:hint="eastAsia"/>
           <w:color w:val="000000"/>
           <w:sz w:val="21"/>
           <w:szCs w:val="21"/>
         </w:rPr>
-        <w:t>/프레임워크 : Python 3.10, Flask 3.1, Django 5.2</w:t>
-      </w:r>
-      <w:r>
-        <w:rPr>
-          <w:rFonts w:cs="바탕 옛한글" w:hint="eastAsia"/>
+        <w:t>/</w:t>
+      </w:r>
+      <w:proofErr w:type="gramStart"/>
+      <w:r>
+        <w:rPr>
+          <w:rFonts w:asciiTheme="majorHAnsi" w:eastAsiaTheme="majorHAnsi" w:hAnsiTheme="majorHAnsi" w:cs="Batang Old Hangul" w:hint="eastAsia"/>
+          <w:color w:val="000000"/>
+          <w:sz w:val="21"/>
+          <w:szCs w:val="21"/>
+        </w:rPr>
+        <w:t>프레임워크 :</w:t>
+      </w:r>
+      <w:proofErr w:type="gramEnd"/>
+      <w:r>
+        <w:rPr>
+          <w:rFonts w:asciiTheme="majorHAnsi" w:eastAsiaTheme="majorHAnsi" w:hAnsiTheme="majorHAnsi" w:cs="Batang Old Hangul" w:hint="eastAsia"/>
+          <w:color w:val="000000"/>
+          <w:sz w:val="21"/>
+          <w:szCs w:val="21"/>
+        </w:rPr>
+        <w:t xml:space="preserve"> Python 3.10, Flask 3.1, Django 5.2</w:t>
+      </w:r>
+      <w:r>
+        <w:rPr>
+          <w:rFonts w:cs="Batang Old Hangul" w:hint="eastAsia"/>
           <w:sz w:val="21"/>
           <w:szCs w:val="21"/>
         </w:rPr>
@@ -708,7 +792,7 @@
           <w:numId w:val="4"/>
         </w:numPr>
         <w:rPr>
-          <w:rFonts w:cs="바탕 옛한글"/>
+          <w:rFonts w:cs="Batang Old Hangul"/>
           <w:b/>
           <w:sz w:val="21"/>
           <w:szCs w:val="21"/>
@@ -716,11 +800,47 @@
       </w:pPr>
       <w:r>
         <w:rPr>
-          <w:rFonts w:cs="바탕 옛한글" w:hint="eastAsia"/>
+          <w:rFonts w:cs="Batang Old Hangul" w:hint="eastAsia"/>
           <w:sz w:val="21"/>
           <w:szCs w:val="21"/>
         </w:rPr>
-        <w:t>AI/ML : 머신러닝, DNN, CNN, RNN, Transformer, NLP, LLM(RAG), RPA(★★★)</w:t>
+        <w:t>AI/</w:t>
+      </w:r>
+      <w:proofErr w:type="gramStart"/>
+      <w:r>
+        <w:rPr>
+          <w:rFonts w:cs="Batang Old Hangul" w:hint="eastAsia"/>
+          <w:sz w:val="21"/>
+          <w:szCs w:val="21"/>
+        </w:rPr>
+        <w:t>ML :</w:t>
+      </w:r>
+      <w:proofErr w:type="gramEnd"/>
+      <w:r>
+        <w:rPr>
+          <w:rFonts w:cs="Batang Old Hangul" w:hint="eastAsia"/>
+          <w:sz w:val="21"/>
+          <w:szCs w:val="21"/>
+        </w:rPr>
+        <w:t xml:space="preserve"> </w:t>
+      </w:r>
+      <w:proofErr w:type="spellStart"/>
+      <w:r>
+        <w:rPr>
+          <w:rFonts w:cs="Batang Old Hangul" w:hint="eastAsia"/>
+          <w:sz w:val="21"/>
+          <w:szCs w:val="21"/>
+        </w:rPr>
+        <w:t>머신러닝</w:t>
+      </w:r>
+      <w:proofErr w:type="spellEnd"/>
+      <w:r>
+        <w:rPr>
+          <w:rFonts w:cs="Batang Old Hangul" w:hint="eastAsia"/>
+          <w:sz w:val="21"/>
+          <w:szCs w:val="21"/>
+        </w:rPr>
+        <w:t>, DNN, CNN, RNN, Transformer, NLP, LLM(RAG), RPA(★★★)</w:t>
       </w:r>
     </w:p>
     <w:p>
@@ -730,7 +850,7 @@
           <w:numId w:val="4"/>
         </w:numPr>
         <w:rPr>
-          <w:rFonts w:cs="바탕 옛한글"/>
+          <w:rFonts w:cs="Batang Old Hangul"/>
           <w:b/>
           <w:sz w:val="21"/>
           <w:szCs w:val="21"/>
@@ -738,15 +858,16 @@
       </w:pPr>
       <w:r>
         <w:rPr>
-          <w:rFonts w:cs="바탕 옛한글" w:hint="eastAsia"/>
+          <w:rFonts w:cs="Batang Old Hangul" w:hint="eastAsia"/>
           <w:sz w:val="21"/>
           <w:szCs w:val="21"/>
         </w:rPr>
         <w:t>플랫폼/</w:t>
       </w:r>
-      <w:r>
-        <w:rPr>
-          <w:rFonts w:cs="바탕 옛한글" w:hint="eastAsia"/>
+      <w:proofErr w:type="gramStart"/>
+      <w:r>
+        <w:rPr>
+          <w:rFonts w:cs="Batang Old Hangul" w:hint="eastAsia"/>
           <w:sz w:val="21"/>
           <w:szCs w:val="21"/>
         </w:rPr>
@@ -754,11 +875,38 @@
       </w:r>
       <w:r>
         <w:rPr>
-          <w:rFonts w:cs="바탕 옛한글" w:hint="eastAsia"/>
+          <w:rFonts w:cs="Batang Old Hangul" w:hint="eastAsia"/>
           <w:sz w:val="21"/>
           <w:szCs w:val="21"/>
         </w:rPr>
-        <w:t xml:space="preserve"> : Hugging Face, Ollama, Open ai API, Git, AWS EC2(★★☆)</w:t>
+        <w:t xml:space="preserve"> :</w:t>
+      </w:r>
+      <w:proofErr w:type="gramEnd"/>
+      <w:r>
+        <w:rPr>
+          <w:rFonts w:cs="Batang Old Hangul" w:hint="eastAsia"/>
+          <w:sz w:val="21"/>
+          <w:szCs w:val="21"/>
+        </w:rPr>
+        <w:t xml:space="preserve"> Hugging Face, </w:t>
+      </w:r>
+      <w:proofErr w:type="spellStart"/>
+      <w:r>
+        <w:rPr>
+          <w:rFonts w:cs="Batang Old Hangul" w:hint="eastAsia"/>
+          <w:sz w:val="21"/>
+          <w:szCs w:val="21"/>
+        </w:rPr>
+        <w:t>Ollama</w:t>
+      </w:r>
+      <w:proofErr w:type="spellEnd"/>
+      <w:r>
+        <w:rPr>
+          <w:rFonts w:cs="Batang Old Hangul" w:hint="eastAsia"/>
+          <w:sz w:val="21"/>
+          <w:szCs w:val="21"/>
+        </w:rPr>
+        <w:t>, Open ai API, Git, AWS EC2(★★☆)</w:t>
       </w:r>
     </w:p>
     <w:p>
@@ -768,7 +916,7 @@
           <w:numId w:val="4"/>
         </w:numPr>
         <w:rPr>
-          <w:rFonts w:cs="바탕 옛한글"/>
+          <w:rFonts w:cs="Batang Old Hangul"/>
           <w:b/>
           <w:sz w:val="21"/>
           <w:szCs w:val="21"/>
@@ -776,23 +924,41 @@
       </w:pPr>
       <w:r>
         <w:rPr>
-          <w:rFonts w:cs="바탕 옛한글" w:hint="eastAsia"/>
+          <w:rFonts w:cs="Batang Old Hangul" w:hint="eastAsia"/>
           <w:sz w:val="21"/>
           <w:szCs w:val="21"/>
         </w:rPr>
-        <w:t>DB/데이터 : Oracle, MySQL</w:t>
-      </w:r>
-      <w:r>
-        <w:rPr>
-          <w:rFonts w:cs="바탕 옛한글"/>
+        <w:t>DB/</w:t>
+      </w:r>
+      <w:proofErr w:type="gramStart"/>
+      <w:r>
+        <w:rPr>
+          <w:rFonts w:cs="Batang Old Hangul" w:hint="eastAsia"/>
           <w:sz w:val="21"/>
           <w:szCs w:val="21"/>
         </w:rPr>
+        <w:t>데이터 :</w:t>
+      </w:r>
+      <w:proofErr w:type="gramEnd"/>
+      <w:r>
+        <w:rPr>
+          <w:rFonts w:cs="Batang Old Hangul" w:hint="eastAsia"/>
+          <w:sz w:val="21"/>
+          <w:szCs w:val="21"/>
+        </w:rPr>
+        <w:t xml:space="preserve"> Oracle, MySQL</w:t>
+      </w:r>
+      <w:r>
+        <w:rPr>
+          <w:rFonts w:cs="Batang Old Hangul"/>
+          <w:sz w:val="21"/>
+          <w:szCs w:val="21"/>
+        </w:rPr>
         <w:t>, SQLite</w:t>
       </w:r>
       <w:r>
         <w:rPr>
-          <w:rFonts w:cs="바탕 옛한글" w:hint="eastAsia"/>
+          <w:rFonts w:cs="Batang Old Hangul" w:hint="eastAsia"/>
           <w:sz w:val="21"/>
           <w:szCs w:val="21"/>
         </w:rPr>
@@ -806,19 +972,29 @@
           <w:numId w:val="4"/>
         </w:numPr>
         <w:rPr>
-          <w:rFonts w:cs="바탕 옛한글"/>
+          <w:rFonts w:cs="Batang Old Hangul"/>
           <w:b/>
           <w:sz w:val="21"/>
           <w:szCs w:val="21"/>
         </w:rPr>
       </w:pPr>
-      <w:r>
-        <w:rPr>
-          <w:rFonts w:cs="바탕 옛한글" w:hint="eastAsia"/>
+      <w:proofErr w:type="gramStart"/>
+      <w:r>
+        <w:rPr>
+          <w:rFonts w:cs="Batang Old Hangul" w:hint="eastAsia"/>
           <w:sz w:val="21"/>
           <w:szCs w:val="21"/>
         </w:rPr>
-        <w:t>Web : HTML5, CSS3, Bootstrap, Jinja2, JavaScript, jQuery(★★★)</w:t>
+        <w:t>Web :</w:t>
+      </w:r>
+      <w:proofErr w:type="gramEnd"/>
+      <w:r>
+        <w:rPr>
+          <w:rFonts w:cs="Batang Old Hangul" w:hint="eastAsia"/>
+          <w:sz w:val="21"/>
+          <w:szCs w:val="21"/>
+        </w:rPr>
+        <w:t xml:space="preserve"> HTML5, CSS3, Bootstrap, Jinja2, JavaScript, jQuery(★★★)</w:t>
       </w:r>
     </w:p>
     <w:p>
@@ -828,23 +1004,87 @@
           <w:numId w:val="4"/>
         </w:numPr>
         <w:rPr>
-          <w:rFonts w:cs="바탕 옛한글"/>
+          <w:rFonts w:cs="Batang Old Hangul"/>
           <w:b/>
           <w:sz w:val="21"/>
           <w:szCs w:val="21"/>
         </w:rPr>
       </w:pPr>
-      <w:r>
-        <w:rPr>
-          <w:rFonts w:cs="바탕 옛한글" w:hint="eastAsia"/>
+      <w:proofErr w:type="gramStart"/>
+      <w:r>
+        <w:rPr>
+          <w:rFonts w:cs="Batang Old Hangul" w:hint="eastAsia"/>
           <w:sz w:val="21"/>
           <w:szCs w:val="21"/>
         </w:rPr>
-        <w:t>IDE : VS Code, Pycharm, Jupyter Notebook, SQLDeveloper, MySQL workbench</w:t>
-      </w:r>
-      <w:r>
-        <w:rPr>
-          <w:rFonts w:cs="바탕 옛한글" w:hint="eastAsia"/>
+        <w:t>IDE :</w:t>
+      </w:r>
+      <w:proofErr w:type="gramEnd"/>
+      <w:r>
+        <w:rPr>
+          <w:rFonts w:cs="Batang Old Hangul" w:hint="eastAsia"/>
+          <w:sz w:val="21"/>
+          <w:szCs w:val="21"/>
+        </w:rPr>
+        <w:t xml:space="preserve"> VS Code, </w:t>
+      </w:r>
+      <w:proofErr w:type="spellStart"/>
+      <w:r>
+        <w:rPr>
+          <w:rFonts w:cs="Batang Old Hangul" w:hint="eastAsia"/>
+          <w:sz w:val="21"/>
+          <w:szCs w:val="21"/>
+        </w:rPr>
+        <w:t>Pycharm</w:t>
+      </w:r>
+      <w:proofErr w:type="spellEnd"/>
+      <w:r>
+        <w:rPr>
+          <w:rFonts w:cs="Batang Old Hangul" w:hint="eastAsia"/>
+          <w:sz w:val="21"/>
+          <w:szCs w:val="21"/>
+        </w:rPr>
+        <w:t xml:space="preserve">, </w:t>
+      </w:r>
+      <w:proofErr w:type="spellStart"/>
+      <w:r>
+        <w:rPr>
+          <w:rFonts w:cs="Batang Old Hangul" w:hint="eastAsia"/>
+          <w:sz w:val="21"/>
+          <w:szCs w:val="21"/>
+        </w:rPr>
+        <w:t>Jupyter</w:t>
+      </w:r>
+      <w:proofErr w:type="spellEnd"/>
+      <w:r>
+        <w:rPr>
+          <w:rFonts w:cs="Batang Old Hangul" w:hint="eastAsia"/>
+          <w:sz w:val="21"/>
+          <w:szCs w:val="21"/>
+        </w:rPr>
+        <w:t xml:space="preserve"> Notebook, </w:t>
+      </w:r>
+      <w:proofErr w:type="spellStart"/>
+      <w:r>
+        <w:rPr>
+          <w:rFonts w:cs="Batang Old Hangul" w:hint="eastAsia"/>
+          <w:sz w:val="21"/>
+          <w:szCs w:val="21"/>
+        </w:rPr>
+        <w:t>SQLDeveloper</w:t>
+      </w:r>
+      <w:proofErr w:type="spellEnd"/>
+      <w:r>
+        <w:rPr>
+          <w:rFonts w:cs="Batang Old Hangul" w:hint="eastAsia"/>
+          <w:sz w:val="21"/>
+          <w:szCs w:val="21"/>
+        </w:rPr>
+        <w:t>, MySQL workbench</w:t>
+      </w:r>
+      <w:r>
+        <w:rPr>
+          <w:rFonts w:cs="Batang Old Hangul" w:hint="eastAsia"/>
           <w:sz w:val="21"/>
           <w:szCs w:val="21"/>
         </w:rPr>
@@ -892,7 +1132,79 @@
           <w:bCs/>
           <w:sz w:val="24"/>
         </w:rPr>
-        <w:t>Project 1 : Biz-Propose (상권분석 및 창업컨설팅 플랫폼)</w:t>
+        <w:t xml:space="preserve">Project </w:t>
+      </w:r>
+      <w:proofErr w:type="gramStart"/>
+      <w:r>
+        <w:rPr>
+          <w:b/>
+          <w:bCs/>
+          <w:sz w:val="24"/>
+        </w:rPr>
+        <w:t>1 :</w:t>
+      </w:r>
+      <w:proofErr w:type="gramEnd"/>
+      <w:r>
+        <w:rPr>
+          <w:b/>
+          <w:bCs/>
+          <w:sz w:val="24"/>
+        </w:rPr>
+        <w:t xml:space="preserve"> </w:t>
+      </w:r>
+      <w:proofErr w:type="spellStart"/>
+      <w:r>
+        <w:rPr>
+          <w:rFonts w:hint="eastAsia"/>
+          <w:b/>
+          <w:bCs/>
+          <w:sz w:val="24"/>
+        </w:rPr>
+        <w:t>JikFarm</w:t>
+      </w:r>
+      <w:proofErr w:type="spellEnd"/>
+      <w:r>
+        <w:rPr>
+          <w:b/>
+          <w:bCs/>
+          <w:sz w:val="24"/>
+        </w:rPr>
+        <w:t>(</w:t>
+      </w:r>
+      <w:r>
+        <w:rPr>
+          <w:rFonts w:hint="eastAsia"/>
+          <w:b/>
+          <w:bCs/>
+          <w:sz w:val="24"/>
+        </w:rPr>
+        <w:t>농산물 가격예측</w:t>
+      </w:r>
+      <w:r>
+        <w:rPr>
+          <w:rFonts w:hint="eastAsia"/>
+          <w:b/>
+          <w:bCs/>
+          <w:sz w:val="24"/>
+        </w:rPr>
+        <w:t xml:space="preserve"> 및 분석 </w:t>
+      </w:r>
+      <w:r>
+        <w:rPr>
+          <w:rFonts w:hint="eastAsia"/>
+          <w:b/>
+          <w:bCs/>
+          <w:sz w:val="24"/>
+        </w:rPr>
+        <w:t>플랫폼</w:t>
+      </w:r>
+      <w:r>
+        <w:rPr>
+          <w:b/>
+          <w:bCs/>
+          <w:sz w:val="24"/>
+        </w:rPr>
+        <w:t>)</w:t>
       </w:r>
     </w:p>
     <w:p>
@@ -902,29 +1214,33 @@
           <w:numId w:val="1"/>
         </w:numPr>
       </w:pPr>
-      <w:r>
-        <w:rPr>
-          <w:rFonts w:hint="eastAsia"/>
-        </w:rPr>
-        <w:t xml:space="preserve">기간 : </w:t>
-      </w:r>
-      <w:r>
-        <w:t>2025.08.</w:t>
-      </w:r>
-      <w:r>
-        <w:rPr>
-          <w:rFonts w:hint="eastAsia"/>
-        </w:rPr>
-        <w:t>1</w:t>
-      </w:r>
-      <w:r>
-        <w:rPr>
-          <w:rFonts w:hint="eastAsia"/>
-        </w:rPr>
-        <w:t>2</w:t>
-      </w:r>
-      <w:r>
-        <w:t xml:space="preserve"> ~ 2025.09.01 (3주) / 팀원 4명</w:t>
+      <w:proofErr w:type="gramStart"/>
+      <w:r>
+        <w:rPr>
+          <w:rFonts w:hint="eastAsia"/>
+        </w:rPr>
+        <w:t>기간 :</w:t>
+      </w:r>
+      <w:proofErr w:type="gramEnd"/>
+      <w:r>
+        <w:rPr>
+          <w:rFonts w:hint="eastAsia"/>
+        </w:rPr>
+        <w:t xml:space="preserve"> </w:t>
+      </w:r>
+      <w:r>
+        <w:t>2025.07.07 ~ 2025.07.25</w:t>
+      </w:r>
+      <w:r>
+        <w:t xml:space="preserve"> (3주</w:t>
+      </w:r>
+      <w:proofErr w:type="gramStart"/>
+      <w:r>
+        <w:t>) /</w:t>
+      </w:r>
+      <w:proofErr w:type="gramEnd"/>
+      <w:r>
+        <w:t xml:space="preserve"> 팀원 4명</w:t>
       </w:r>
     </w:p>
     <w:p>
@@ -949,20 +1265,21 @@
         </w:numPr>
       </w:pPr>
       <w:r>
-        <w:t xml:space="preserve">상권 데이터 수집·전처리 파이프라인 구축 → </w:t>
-      </w:r>
-      <w:r>
-        <w:rPr>
-          <w:b/>
-          <w:bCs/>
-        </w:rPr>
-        <w:t>처리시간 40% 단축, 메모리 사용량 70% 감소</w:t>
-      </w:r>
-      <w:r>
-        <w:rPr>
-          <w:rFonts w:hint="eastAsia"/>
-        </w:rPr>
-        <w:t xml:space="preserve"> : pandas.read_csv(chunksize)</w:t>
+        <w:rPr>
+          <w:rFonts w:hint="eastAsia"/>
+        </w:rPr>
+        <w:t>농산물 유통</w:t>
+      </w:r>
+      <w:r>
+        <w:t xml:space="preserve"> 데이터 수집·</w:t>
+      </w:r>
+      <w:proofErr w:type="spellStart"/>
+      <w:r>
+        <w:t>전처리</w:t>
+      </w:r>
+      <w:proofErr w:type="spellEnd"/>
+      <w:r>
+        <w:t xml:space="preserve"> 파이프라인 구축</w:t>
       </w:r>
     </w:p>
     <w:p>
@@ -972,8 +1289,19 @@
           <w:numId w:val="2"/>
         </w:numPr>
       </w:pPr>
-      <w:r>
-        <w:t>국토교통부 실거래가 웹 크롤링 모듈 개발</w:t>
+      <w:proofErr w:type="spellStart"/>
+      <w:r>
+        <w:rPr>
+          <w:rFonts w:hint="eastAsia"/>
+        </w:rPr>
+        <w:t>머신러닝용</w:t>
+      </w:r>
+      <w:proofErr w:type="spellEnd"/>
+      <w:r>
+        <w:rPr>
+          <w:rFonts w:hint="eastAsia"/>
+        </w:rPr>
+        <w:t xml:space="preserve"> 외생 변수 및 지연 변수 가공 및 노이즈 처리 후 매핑</w:t>
       </w:r>
     </w:p>
     <w:p>
@@ -984,8 +1312,21 @@
         </w:numPr>
       </w:pPr>
       <w:r>
-        <w:lastRenderedPageBreak/>
-        <w:t>매출 예측 모델 개발 (EDA, 변수 최적화, 하이퍼파라미터 튜닝)</w:t>
+        <w:rPr>
+          <w:rFonts w:hint="eastAsia"/>
+        </w:rPr>
+        <w:t>가격</w:t>
+      </w:r>
+      <w:r>
+        <w:t xml:space="preserve"> 예측 모델 개발 (EDA, 변수 최적화, </w:t>
+      </w:r>
+      <w:proofErr w:type="spellStart"/>
+      <w:r>
+        <w:t>하이퍼파라미터</w:t>
+      </w:r>
+      <w:proofErr w:type="spellEnd"/>
+      <w:r>
+        <w:t xml:space="preserve"> 튜닝)</w:t>
       </w:r>
     </w:p>
     <w:p>
@@ -999,7 +1340,20 @@
         <w:rPr>
           <w:rFonts w:hint="eastAsia"/>
         </w:rPr>
-        <w:t>상관분석으로 영향 변수 도출</w:t>
+        <w:lastRenderedPageBreak/>
+        <w:t>상관</w:t>
+      </w:r>
+      <w:r>
+        <w:rPr>
+          <w:rFonts w:hint="eastAsia"/>
+        </w:rPr>
+        <w:t>관계</w:t>
+      </w:r>
+      <w:r>
+        <w:rPr>
+          <w:rFonts w:hint="eastAsia"/>
+        </w:rPr>
+        <w:t>분석으로 영향 변수 도출</w:t>
       </w:r>
       <w:r>
         <w:rPr>
@@ -1011,16 +1365,19 @@
         <w:rPr>
           <w:rFonts w:hint="eastAsia"/>
         </w:rPr>
-        <w:t xml:space="preserve"> 실루엣 계수 분석</w:t>
-      </w:r>
-      <w:r>
-        <w:t>으로</w:t>
-      </w:r>
-      <w:r>
-        <w:rPr>
-          <w:rFonts w:hint="eastAsia"/>
-        </w:rPr>
-        <w:t xml:space="preserve"> 클러스터링, feature I</w:t>
+        <w:t xml:space="preserve"> </w:t>
+      </w:r>
+      <w:r>
+        <w:rPr>
+          <w:rFonts w:hint="eastAsia"/>
+        </w:rPr>
+        <w:t>독립변수 스케일</w:t>
+      </w:r>
+      <w:r>
+        <w:rPr>
+          <w:rFonts w:hint="eastAsia"/>
+        </w:rPr>
+        <w:t>, feature I</w:t>
       </w:r>
       <w:r>
         <w:t>m</w:t>
@@ -1035,16 +1392,7 @@
         <w:rPr>
           <w:rFonts w:hint="eastAsia"/>
         </w:rPr>
-        <w:t xml:space="preserve"> </w:t>
-      </w:r>
-      <w:r>
-        <w:t>→</w:t>
-      </w:r>
-      <w:r>
-        <w:rPr>
-          <w:rFonts w:hint="eastAsia"/>
-        </w:rPr>
-        <w:t xml:space="preserve"> 다중공선성 제거</w:t>
+        <w:t>, 명절 및 작기 영향도 분석</w:t>
       </w:r>
     </w:p>
     <w:p>
@@ -1054,15 +1402,21 @@
           <w:numId w:val="2"/>
         </w:numPr>
       </w:pPr>
-      <w:r>
-        <w:t xml:space="preserve">XGBoost → </w:t>
-      </w:r>
-      <w:r>
-        <w:rPr>
-          <w:b/>
-          <w:bCs/>
-        </w:rPr>
-        <w:t>F1-score 0.83, Accuracy 0.81, AUC 0.86</w:t>
+      <w:proofErr w:type="spellStart"/>
+      <w:r>
+        <w:t>XGBoost</w:t>
+      </w:r>
+      <w:proofErr w:type="spellEnd"/>
+      <w:r>
+        <w:t xml:space="preserve"> → </w:t>
+      </w:r>
+      <w:r>
+        <w:rPr>
+          <w:rFonts w:hint="eastAsia"/>
+          <w:b/>
+          <w:bCs/>
+        </w:rPr>
+        <w:t>NMAE = 25.79%, R2 = 0.2923</w:t>
       </w:r>
     </w:p>
     <w:p>
@@ -1073,7 +1427,27 @@
         </w:numPr>
       </w:pPr>
       <w:r>
-        <w:t>회귀모델 RMSE 0.12(20% 개선), Adjusted R² 0.82</w:t>
+        <w:rPr>
+          <w:rFonts w:hint="eastAsia"/>
+        </w:rPr>
+        <w:t xml:space="preserve">LSTM + Prophet </w:t>
+      </w:r>
+      <w:r>
+        <w:t>→</w:t>
+      </w:r>
+      <w:r>
+        <w:rPr>
+          <w:rFonts w:hint="eastAsia"/>
+        </w:rPr>
+        <w:t xml:space="preserve"> </w:t>
+      </w:r>
+      <w:r>
+        <w:rPr>
+          <w:rFonts w:hint="eastAsia"/>
+          <w:b/>
+          <w:bCs/>
+        </w:rPr>
+        <w:t>NMAE = 10.14%, R2 = 0.8364</w:t>
       </w:r>
     </w:p>
     <w:p>
@@ -1084,14 +1458,32 @@
         </w:numPr>
       </w:pPr>
       <w:r>
-        <w:t xml:space="preserve">기존 선형회귀 대비 예측 정확도 </w:t>
-      </w:r>
-      <w:r>
-        <w:rPr>
-          <w:b/>
-          <w:bCs/>
-        </w:rPr>
-        <w:t>15% 향상</w:t>
+        <w:rPr>
+          <w:rFonts w:hint="eastAsia"/>
+        </w:rPr>
+        <w:t xml:space="preserve">딥러닝 회귀모델이 </w:t>
+      </w:r>
+      <w:proofErr w:type="spellStart"/>
+      <w:r>
+        <w:rPr>
+          <w:rFonts w:hint="eastAsia"/>
+        </w:rPr>
+        <w:t>머신러닝</w:t>
+      </w:r>
+      <w:proofErr w:type="spellEnd"/>
+      <w:r>
+        <w:rPr>
+          <w:rFonts w:hint="eastAsia"/>
+        </w:rPr>
+        <w:t xml:space="preserve"> 모델 대비 </w:t>
+      </w:r>
+      <w:r>
+        <w:rPr>
+          <w:rFonts w:hint="eastAsia"/>
+          <w:b/>
+          <w:bCs/>
+        </w:rPr>
+        <w:t>정확도 큰 향상</w:t>
       </w:r>
     </w:p>
     <w:p>
@@ -1102,59 +1494,27 @@
         </w:numPr>
       </w:pPr>
       <w:r>
-        <w:t>RAG 기반 창업 컨설팅 챗봇</w:t>
-      </w:r>
-      <w:r>
-        <w:rPr>
-          <w:rFonts w:hint="eastAsia"/>
-        </w:rPr>
+        <w:rPr>
+          <w:rFonts w:hint="eastAsia"/>
+        </w:rPr>
+        <w:t>Flask</w:t>
+      </w:r>
+      <w:r>
         <w:t xml:space="preserve"> </w:t>
       </w:r>
-      <w:r>
-        <w:t>→</w:t>
-      </w:r>
-      <w:r>
-        <w:rPr>
-          <w:rFonts w:hint="eastAsia"/>
-        </w:rPr>
-        <w:t xml:space="preserve"> category, title </w:t>
-      </w:r>
-      <w:r>
-        <w:rPr>
-          <w:rFonts w:hint="eastAsia"/>
-        </w:rPr>
-        <w:t>메타</w:t>
-      </w:r>
-      <w:r>
-        <w:rPr>
-          <w:rFonts w:hint="eastAsia"/>
-        </w:rPr>
-        <w:t xml:space="preserve"> 데이터 추가로 top-k 분류 검색의 </w:t>
-      </w:r>
-      <w:r>
-        <w:rPr>
-          <w:rFonts w:hint="eastAsia"/>
-          <w:b/>
-          <w:bCs/>
-        </w:rPr>
-        <w:t>정확도 개선</w:t>
-      </w:r>
-    </w:p>
-    <w:p>
-      <w:pPr>
-        <w:numPr>
-          <w:ilvl w:val="0"/>
-          <w:numId w:val="2"/>
-        </w:numPr>
-      </w:pPr>
-      <w:r>
-        <w:t>Django 백엔드 개발 (5개 테이블 ERD 설계, API 엔드포인트, 결과 페이지, 예외 처리</w:t>
-      </w:r>
-      <w:r>
-        <w:rPr>
-          <w:rFonts w:hint="eastAsia"/>
-        </w:rPr>
-        <w:t>. ORM 활용, 예외처리</w:t>
+      <w:proofErr w:type="spellStart"/>
+      <w:r>
+        <w:t>백엔드</w:t>
+      </w:r>
+      <w:proofErr w:type="spellEnd"/>
+      <w:r>
+        <w:t xml:space="preserve"> 개발 (</w:t>
+      </w:r>
+      <w:r>
+        <w:rPr>
+          <w:rFonts w:hint="eastAsia"/>
+        </w:rPr>
+        <w:t>DBMS 파이프라인 구축, 차트페이지, CSS</w:t>
       </w:r>
       <w:r>
         <w:t>)</w:t>
@@ -1177,14 +1537,19 @@
         </w:numPr>
       </w:pPr>
       <w:r>
-        <w:t xml:space="preserve">상권분석 정확도 </w:t>
-      </w:r>
-      <w:r>
-        <w:rPr>
-          <w:b/>
-          <w:bCs/>
-        </w:rPr>
-        <w:t>78%</w:t>
+        <w:rPr>
+          <w:rFonts w:hint="eastAsia"/>
+          <w:b/>
+          <w:bCs/>
+        </w:rPr>
+        <w:t>가격 예측 정확도 80</w:t>
+      </w:r>
+      <w:r>
+        <w:rPr>
+          <w:b/>
+          <w:bCs/>
+        </w:rPr>
+        <w:t>%</w:t>
       </w:r>
       <w:r>
         <w:t xml:space="preserve"> 달성</w:t>
@@ -1198,17 +1563,24 @@
         </w:numPr>
       </w:pPr>
       <w:r>
-        <w:t xml:space="preserve">시스템 응답 속도 </w:t>
-      </w:r>
-      <w:r>
-        <w:rPr>
-          <w:b/>
-          <w:bCs/>
-        </w:rPr>
-        <w:t>평균 1.2초</w:t>
-      </w:r>
-      <w:r>
-        <w:t xml:space="preserve"> (목표 2초 대비 개선)</w:t>
+        <w:rPr>
+          <w:rFonts w:hint="eastAsia"/>
+        </w:rPr>
+        <w:t xml:space="preserve">딥러닝, </w:t>
+      </w:r>
+      <w:proofErr w:type="spellStart"/>
+      <w:r>
+        <w:rPr>
+          <w:rFonts w:hint="eastAsia"/>
+        </w:rPr>
+        <w:t>머신러닝</w:t>
+      </w:r>
+      <w:proofErr w:type="spellEnd"/>
+      <w:r>
+        <w:rPr>
+          <w:rFonts w:hint="eastAsia"/>
+        </w:rPr>
+        <w:t xml:space="preserve"> 예측 결과 차트 시각화</w:t>
       </w:r>
     </w:p>
     <w:p>
@@ -1219,18 +1591,22 @@
         </w:numPr>
       </w:pPr>
       <w:r>
-        <w:t>GitHub Issues·Branch 전략 활용 협업 관리 경험</w:t>
-      </w:r>
-    </w:p>
-    <w:p>
-      <w:pPr>
-        <w:numPr>
-          <w:ilvl w:val="0"/>
-          <w:numId w:val="3"/>
-        </w:numPr>
-      </w:pPr>
-      <w:r>
-        <w:t>AWS EC2 배포 및 운영 경험 (Nginx, 가상환경, 환경변수 관리)</w:t>
+        <w:rPr>
+          <w:rFonts w:hint="eastAsia"/>
+        </w:rPr>
+        <w:t xml:space="preserve">웹 </w:t>
+      </w:r>
+      <w:r>
+        <w:t>배포 및 운영 경험</w:t>
+      </w:r>
+      <w:r>
+        <w:rPr>
+          <w:rFonts w:hint="eastAsia"/>
+        </w:rPr>
+        <w:t xml:space="preserve"> (DB, 사용자 정보 관리 경험</w:t>
+      </w:r>
+      <w:r>
+        <w:t>)</w:t>
       </w:r>
     </w:p>
     <w:p>
@@ -1249,15 +1625,32 @@
           <w:numId w:val="4"/>
         </w:numPr>
       </w:pPr>
-      <w:r>
-        <w:t xml:space="preserve">Github: </w:t>
-      </w:r>
-      <w:hyperlink r:id="rId11" w:tgtFrame="_new" w:history="1">
+      <w:proofErr w:type="spellStart"/>
+      <w:r>
+        <w:t>Github</w:t>
+      </w:r>
+      <w:proofErr w:type="spellEnd"/>
+      <w:r>
+        <w:t xml:space="preserve">: </w:t>
+      </w:r>
+      <w:hyperlink r:id="rId10" w:history="1">
         <w:r>
           <w:rPr>
             <w:rStyle w:val="aa"/>
           </w:rPr>
-          <w:t>https://github.com/xxx/xxx</w:t>
+          <w:t>https://github.com/tangerineTa</w:t>
+        </w:r>
+        <w:r>
+          <w:rPr>
+            <w:rStyle w:val="aa"/>
+          </w:rPr>
+          <w:t>s</w:t>
+        </w:r>
+        <w:r>
+          <w:rPr>
+            <w:rStyle w:val="aa"/>
+          </w:rPr>
+          <w:t>te/JikFarm</w:t>
         </w:r>
       </w:hyperlink>
     </w:p>
@@ -1272,9 +1665,23 @@
         <w:rPr>
           <w:rFonts w:hint="eastAsia"/>
         </w:rPr>
-        <w:t xml:space="preserve">프로젝트 발표 영상 : </w:t>
-      </w:r>
-      <w:hyperlink r:id="rId12" w:history="1">
+        <w:t xml:space="preserve">프로젝트 발표 </w:t>
+      </w:r>
+      <w:proofErr w:type="gramStart"/>
+      <w:r>
+        <w:rPr>
+          <w:rFonts w:hint="eastAsia"/>
+        </w:rPr>
+        <w:t>영상 :</w:t>
+      </w:r>
+      <w:proofErr w:type="gramEnd"/>
+      <w:r>
+        <w:rPr>
+          <w:rFonts w:hint="eastAsia"/>
+        </w:rPr>
+        <w:t xml:space="preserve"> </w:t>
+      </w:r>
+      <w:hyperlink r:id="rId11" w:history="1">
         <w:r>
           <w:rPr>
             <w:rStyle w:val="aa"/>
@@ -1300,7 +1707,7 @@
       <w:r>
         <w:t xml:space="preserve">시연 영상: </w:t>
       </w:r>
-      <w:hyperlink r:id="rId13" w:tgtFrame="_new" w:history="1">
+      <w:hyperlink r:id="rId12" w:tgtFrame="_new" w:history="1">
         <w:r>
           <w:rPr>
             <w:rStyle w:val="aa"/>
@@ -1324,12 +1731,24 @@
       <w:r>
         <w:t xml:space="preserve">배포 URL: </w:t>
       </w:r>
-      <w:hyperlink r:id="rId14" w:tgtFrame="_new" w:history="1">
+      <w:hyperlink r:id="rId13" w:history="1">
         <w:r>
           <w:rPr>
             <w:rStyle w:val="aa"/>
           </w:rPr>
-          <w:t>http://3.52.145.2:8000</w:t>
+          <w:t>https://jikfarm.pythonanywhere</w:t>
+        </w:r>
+        <w:r>
+          <w:rPr>
+            <w:rStyle w:val="aa"/>
+          </w:rPr>
+          <w:t>.</w:t>
+        </w:r>
+        <w:r>
+          <w:rPr>
+            <w:rStyle w:val="aa"/>
+          </w:rPr>
+          <w:t>com/</w:t>
         </w:r>
       </w:hyperlink>
     </w:p>
@@ -1376,6 +1795,7 @@
         </w:rPr>
         <w:t xml:space="preserve">Project </w:t>
       </w:r>
+      <w:proofErr w:type="gramStart"/>
       <w:r>
         <w:rPr>
           <w:rFonts w:hint="eastAsia"/>
@@ -1391,16 +1811,52 @@
           <w:bCs/>
           <w:sz w:val="24"/>
         </w:rPr>
-        <w:t xml:space="preserve"> : </w:t>
-      </w:r>
-      <w:r>
-        <w:rPr>
-          <w:rFonts w:hint="eastAsia"/>
-          <w:b/>
-          <w:bCs/>
-          <w:sz w:val="24"/>
-        </w:rPr>
-        <w:t>Dish-Propose(체형 분석 기반 식단 추천 서비스)</w:t>
+        <w:t xml:space="preserve"> :</w:t>
+      </w:r>
+      <w:proofErr w:type="gramEnd"/>
+      <w:r>
+        <w:rPr>
+          <w:b/>
+          <w:bCs/>
+          <w:sz w:val="24"/>
+        </w:rPr>
+        <w:t xml:space="preserve"> </w:t>
+      </w:r>
+      <w:r>
+        <w:rPr>
+          <w:rFonts w:hint="eastAsia"/>
+          <w:b/>
+          <w:bCs/>
+          <w:sz w:val="24"/>
+        </w:rPr>
+        <w:t>Chill-Tuna</w:t>
+      </w:r>
+      <w:r>
+        <w:rPr>
+          <w:rFonts w:hint="eastAsia"/>
+          <w:b/>
+          <w:bCs/>
+          <w:sz w:val="24"/>
+        </w:rPr>
+        <w:t>(</w:t>
+      </w:r>
+      <w:r>
+        <w:rPr>
+          <w:rFonts w:hint="eastAsia"/>
+          <w:b/>
+          <w:bCs/>
+          <w:sz w:val="24"/>
+        </w:rPr>
+        <w:t>페르소나를 통한 신제품 판매 예측 시뮬레이션</w:t>
+      </w:r>
+      <w:r>
+        <w:rPr>
+          <w:rFonts w:hint="eastAsia"/>
+          <w:b/>
+          <w:bCs/>
+          <w:sz w:val="24"/>
+        </w:rPr>
+        <w:t>)</w:t>
       </w:r>
     </w:p>
     <w:p>
@@ -1464,12 +1920,11 @@
           <w:b/>
           <w:sz w:val="24"/>
         </w:rPr>
-        <w:lastRenderedPageBreak/>
         <w:t>▶ 자격 사항</w:t>
       </w:r>
       <w:r>
         <w:rPr>
-          <w:rFonts w:ascii="굴림체" w:eastAsia="굴림체" w:hAnsi="굴림체" w:cs="바탕 옛한글" w:hint="eastAsia"/>
+          <w:rFonts w:ascii="굴림체" w:eastAsia="굴림체" w:hAnsi="굴림체" w:cs="Batang Old Hangul" w:hint="eastAsia"/>
           <w:b/>
           <w:color w:val="0000FF"/>
           <w:sz w:val="24"/>
@@ -1478,7 +1933,7 @@
       </w:r>
       <w:r>
         <w:rPr>
-          <w:rFonts w:ascii="굴림체" w:eastAsia="굴림체" w:hAnsi="굴림체" w:cs="바탕 옛한글" w:hint="eastAsia"/>
+          <w:rFonts w:ascii="굴림체" w:eastAsia="굴림체" w:hAnsi="굴림체" w:cs="Batang Old Hangul" w:hint="eastAsia"/>
           <w:color w:val="FF0000"/>
           <w:sz w:val="24"/>
         </w:rPr>
@@ -1492,14 +1947,14 @@
           <w:numId w:val="4"/>
         </w:numPr>
         <w:rPr>
-          <w:rFonts w:cs="바탕 옛한글"/>
-          <w:b/>
-          <w:szCs w:val="22"/>
-        </w:rPr>
-      </w:pPr>
-      <w:r>
-        <w:rPr>
-          <w:rFonts w:cs="바탕 옛한글"/>
+          <w:rFonts w:cs="Batang Old Hangul"/>
+          <w:b/>
+          <w:szCs w:val="22"/>
+        </w:rPr>
+      </w:pPr>
+      <w:r>
+        <w:rPr>
+          <w:rFonts w:cs="Batang Old Hangul"/>
           <w:b/>
           <w:szCs w:val="22"/>
         </w:rPr>
@@ -1507,7 +1962,7 @@
       </w:r>
       <w:r>
         <w:rPr>
-          <w:rFonts w:cs="바탕 옛한글" w:hint="eastAsia"/>
+          <w:rFonts w:cs="Batang Old Hangul" w:hint="eastAsia"/>
           <w:b/>
           <w:szCs w:val="22"/>
         </w:rPr>
@@ -1515,7 +1970,7 @@
       </w:r>
       <w:r>
         <w:rPr>
-          <w:rFonts w:cs="바탕 옛한글" w:hint="eastAsia"/>
+          <w:rFonts w:cs="Batang Old Hangul" w:hint="eastAsia"/>
           <w:bCs/>
           <w:szCs w:val="22"/>
         </w:rPr>
@@ -1523,7 +1978,7 @@
       </w:r>
       <w:r>
         <w:rPr>
-          <w:rFonts w:cs="바탕 옛한글" w:hint="eastAsia"/>
+          <w:rFonts w:cs="Batang Old Hangul" w:hint="eastAsia"/>
           <w:bCs/>
           <w:szCs w:val="22"/>
         </w:rPr>
@@ -1531,7 +1986,7 @@
       </w:r>
       <w:r>
         <w:rPr>
-          <w:rFonts w:cs="바탕 옛한글"/>
+          <w:rFonts w:cs="Batang Old Hangul"/>
           <w:bCs/>
           <w:szCs w:val="22"/>
         </w:rPr>
@@ -1539,7 +1994,7 @@
       </w:r>
       <w:r>
         <w:rPr>
-          <w:rFonts w:cs="바탕 옛한글" w:hint="eastAsia"/>
+          <w:rFonts w:cs="Batang Old Hangul" w:hint="eastAsia"/>
           <w:bCs/>
           <w:szCs w:val="22"/>
         </w:rPr>
@@ -1615,7 +2070,7 @@
       </w:r>
       <w:r>
         <w:rPr>
-          <w:rFonts w:ascii="굴림체" w:eastAsia="굴림체" w:hAnsi="굴림체" w:cs="바탕 옛한글" w:hint="eastAsia"/>
+          <w:rFonts w:ascii="굴림체" w:eastAsia="굴림체" w:hAnsi="굴림체" w:cs="Batang Old Hangul" w:hint="eastAsia"/>
           <w:color w:val="FF0000"/>
           <w:sz w:val="24"/>
         </w:rPr>
@@ -1623,31 +2078,87 @@
       </w:r>
       <w:r>
         <w:rPr>
-          <w:rFonts w:ascii="굴림체" w:eastAsia="굴림체" w:hAnsi="굴림체" w:cs="바탕 옛한글" w:hint="eastAsia"/>
+          <w:rFonts w:ascii="굴림체" w:eastAsia="굴림체" w:hAnsi="굴림체" w:cs="Batang Old Hangul" w:hint="eastAsia"/>
           <w:color w:val="FF0000"/>
           <w:sz w:val="24"/>
         </w:rPr>
-        <w:t>IT 관련일이였을 경우 본인 업무로 인한 기여부분 추가</w:t>
-      </w:r>
-      <w:r>
-        <w:rPr>
-          <w:rFonts w:ascii="굴림체" w:eastAsia="굴림체" w:hAnsi="굴림체" w:cs="바탕 옛한글" w:hint="eastAsia"/>
+        <w:t xml:space="preserve">IT </w:t>
+      </w:r>
+      <w:proofErr w:type="spellStart"/>
+      <w:r>
+        <w:rPr>
+          <w:rFonts w:ascii="굴림체" w:eastAsia="굴림체" w:hAnsi="굴림체" w:cs="Batang Old Hangul" w:hint="eastAsia"/>
           <w:color w:val="FF0000"/>
           <w:sz w:val="24"/>
         </w:rPr>
+        <w:t>관련일이였을</w:t>
+      </w:r>
+      <w:proofErr w:type="spellEnd"/>
+      <w:r>
+        <w:rPr>
+          <w:rFonts w:ascii="굴림체" w:eastAsia="굴림체" w:hAnsi="굴림체" w:cs="Batang Old Hangul" w:hint="eastAsia"/>
+          <w:color w:val="FF0000"/>
+          <w:sz w:val="24"/>
+        </w:rPr>
+        <w:t xml:space="preserve"> 경우 본인 업무로 인한 기여부분 추가</w:t>
+      </w:r>
+      <w:r>
+        <w:rPr>
+          <w:rFonts w:ascii="굴림체" w:eastAsia="굴림체" w:hAnsi="굴림체" w:cs="Batang Old Hangul" w:hint="eastAsia"/>
+          <w:color w:val="FF0000"/>
+          <w:sz w:val="24"/>
+        </w:rPr>
         <w:t>. 비IT경력은 기간과 회사명만</w:t>
       </w:r>
       <w:r>
         <w:rPr>
-          <w:rFonts w:ascii="굴림체" w:eastAsia="굴림체" w:hAnsi="굴림체" w:cs="바탕 옛한글" w:hint="eastAsia"/>
+          <w:rFonts w:ascii="굴림체" w:eastAsia="굴림체" w:hAnsi="굴림체" w:cs="Batang Old Hangul" w:hint="eastAsia"/>
           <w:color w:val="FF0000"/>
           <w:sz w:val="24"/>
         </w:rPr>
-        <w:t>. 신입AI 개발자 지원시 사회경험이 있다는 것만 보여주는게 목적</w:t>
-      </w:r>
-      <w:r>
-        <w:rPr>
-          <w:rFonts w:ascii="굴림체" w:eastAsia="굴림체" w:hAnsi="굴림체" w:cs="바탕 옛한글" w:hint="eastAsia"/>
+        <w:t xml:space="preserve">. 신입AI 개발자 </w:t>
+      </w:r>
+      <w:proofErr w:type="spellStart"/>
+      <w:r>
+        <w:rPr>
+          <w:rFonts w:ascii="굴림체" w:eastAsia="굴림체" w:hAnsi="굴림체" w:cs="Batang Old Hangul" w:hint="eastAsia"/>
+          <w:color w:val="FF0000"/>
+          <w:sz w:val="24"/>
+        </w:rPr>
+        <w:t>지원시</w:t>
+      </w:r>
+      <w:proofErr w:type="spellEnd"/>
+      <w:r>
+        <w:rPr>
+          <w:rFonts w:ascii="굴림체" w:eastAsia="굴림체" w:hAnsi="굴림체" w:cs="Batang Old Hangul" w:hint="eastAsia"/>
+          <w:color w:val="FF0000"/>
+          <w:sz w:val="24"/>
+        </w:rPr>
+        <w:t xml:space="preserve"> 사회경험이 있다는 것만 </w:t>
+      </w:r>
+      <w:proofErr w:type="spellStart"/>
+      <w:proofErr w:type="gramStart"/>
+      <w:r>
+        <w:rPr>
+          <w:rFonts w:ascii="굴림체" w:eastAsia="굴림체" w:hAnsi="굴림체" w:cs="Batang Old Hangul" w:hint="eastAsia"/>
+          <w:color w:val="FF0000"/>
+          <w:sz w:val="24"/>
+        </w:rPr>
+        <w:t>보여주는게</w:t>
+      </w:r>
+      <w:proofErr w:type="spellEnd"/>
+      <w:proofErr w:type="gramEnd"/>
+      <w:r>
+        <w:rPr>
+          <w:rFonts w:ascii="굴림체" w:eastAsia="굴림체" w:hAnsi="굴림체" w:cs="Batang Old Hangul" w:hint="eastAsia"/>
+          <w:color w:val="FF0000"/>
+          <w:sz w:val="24"/>
+        </w:rPr>
+        <w:t xml:space="preserve"> 목적</w:t>
+      </w:r>
+      <w:r>
+        <w:rPr>
+          <w:rFonts w:ascii="굴림체" w:eastAsia="굴림체" w:hAnsi="굴림체" w:cs="Batang Old Hangul" w:hint="eastAsia"/>
           <w:color w:val="FF0000"/>
           <w:sz w:val="24"/>
         </w:rPr>
@@ -1661,38 +2172,59 @@
           <w:numId w:val="4"/>
         </w:numPr>
         <w:rPr>
-          <w:rFonts w:asciiTheme="majorHAnsi" w:eastAsiaTheme="majorHAnsi" w:hAnsiTheme="majorHAnsi" w:cs="바탕 옛한글"/>
-          <w:bCs/>
-          <w:szCs w:val="22"/>
-        </w:rPr>
-      </w:pPr>
-      <w:r>
-        <w:rPr>
-          <w:rFonts w:asciiTheme="majorHAnsi" w:eastAsiaTheme="majorHAnsi" w:hAnsiTheme="majorHAnsi" w:cs="바탕 옛한글" w:hint="eastAsia"/>
+          <w:rFonts w:asciiTheme="majorHAnsi" w:eastAsiaTheme="majorHAnsi" w:hAnsiTheme="majorHAnsi" w:cs="Batang Old Hangul"/>
+          <w:bCs/>
+          <w:szCs w:val="22"/>
+        </w:rPr>
+      </w:pPr>
+      <w:r>
+        <w:rPr>
+          <w:rFonts w:asciiTheme="majorHAnsi" w:eastAsiaTheme="majorHAnsi" w:hAnsiTheme="majorHAnsi" w:cs="Batang Old Hangul" w:hint="eastAsia"/>
           <w:color w:val="000000"/>
           <w:szCs w:val="22"/>
         </w:rPr>
-        <w:t>2019.01 ~ 2025.02 / 회사명</w:t>
-      </w:r>
-      <w:r>
-        <w:rPr>
-          <w:rFonts w:asciiTheme="majorHAnsi" w:eastAsiaTheme="majorHAnsi" w:hAnsiTheme="majorHAnsi" w:cs="바탕 옛한글"/>
+        <w:lastRenderedPageBreak/>
+        <w:t xml:space="preserve">2019.01 ~ </w:t>
+      </w:r>
+      <w:proofErr w:type="gramStart"/>
+      <w:r>
+        <w:rPr>
+          <w:rFonts w:asciiTheme="majorHAnsi" w:eastAsiaTheme="majorHAnsi" w:hAnsiTheme="majorHAnsi" w:cs="Batang Old Hangul" w:hint="eastAsia"/>
           <w:color w:val="000000"/>
           <w:szCs w:val="22"/>
         </w:rPr>
+        <w:t>2025.02 /</w:t>
+      </w:r>
+      <w:proofErr w:type="gramEnd"/>
+      <w:r>
+        <w:rPr>
+          <w:rFonts w:asciiTheme="majorHAnsi" w:eastAsiaTheme="majorHAnsi" w:hAnsiTheme="majorHAnsi" w:cs="Batang Old Hangul" w:hint="eastAsia"/>
+          <w:color w:val="000000"/>
+          <w:szCs w:val="22"/>
+        </w:rPr>
+        <w:t xml:space="preserve"> 회사명</w:t>
+      </w:r>
+      <w:proofErr w:type="gramStart"/>
+      <w:r>
+        <w:rPr>
+          <w:rFonts w:asciiTheme="majorHAnsi" w:eastAsiaTheme="majorHAnsi" w:hAnsiTheme="majorHAnsi" w:cs="Batang Old Hangul"/>
+          <w:color w:val="000000"/>
+          <w:szCs w:val="22"/>
+        </w:rPr>
         <w:t>㈜</w:t>
       </w:r>
       <w:r>
         <w:rPr>
-          <w:rFonts w:asciiTheme="majorHAnsi" w:eastAsiaTheme="majorHAnsi" w:hAnsiTheme="majorHAnsi" w:cs="바탕 옛한글" w:hint="eastAsia"/>
+          <w:rFonts w:asciiTheme="majorHAnsi" w:eastAsiaTheme="majorHAnsi" w:hAnsiTheme="majorHAnsi" w:cs="Batang Old Hangul" w:hint="eastAsia"/>
           <w:color w:val="000000"/>
           <w:szCs w:val="22"/>
         </w:rPr>
         <w:t xml:space="preserve"> :</w:t>
       </w:r>
-      <w:r>
-        <w:rPr>
-          <w:rFonts w:asciiTheme="majorHAnsi" w:eastAsiaTheme="majorHAnsi" w:hAnsiTheme="majorHAnsi" w:cs="바탕 옛한글"/>
+      <w:proofErr w:type="gramEnd"/>
+      <w:r>
+        <w:rPr>
+          <w:rFonts w:asciiTheme="majorHAnsi" w:eastAsiaTheme="majorHAnsi" w:hAnsiTheme="majorHAnsi" w:cs="Batang Old Hangul"/>
           <w:color w:val="000000"/>
           <w:szCs w:val="22"/>
         </w:rPr>
@@ -1700,7 +2232,7 @@
       </w:r>
       <w:r>
         <w:rPr>
-          <w:rFonts w:asciiTheme="majorHAnsi" w:eastAsiaTheme="majorHAnsi" w:hAnsiTheme="majorHAnsi" w:cs="바탕 옛한글" w:hint="eastAsia"/>
+          <w:rFonts w:asciiTheme="majorHAnsi" w:eastAsiaTheme="majorHAnsi" w:hAnsiTheme="majorHAnsi" w:cs="Batang Old Hangul" w:hint="eastAsia"/>
           <w:color w:val="000000"/>
           <w:szCs w:val="22"/>
         </w:rPr>
@@ -1732,29 +2264,48 @@
           <w:numId w:val="4"/>
         </w:numPr>
         <w:rPr>
-          <w:rFonts w:asciiTheme="majorHAnsi" w:eastAsiaTheme="majorHAnsi" w:hAnsiTheme="majorHAnsi" w:cs="바탕 옛한글"/>
-          <w:szCs w:val="22"/>
-        </w:rPr>
-      </w:pPr>
-      <w:r>
-        <w:rPr>
-          <w:rFonts w:asciiTheme="majorHAnsi" w:eastAsiaTheme="majorHAnsi" w:hAnsiTheme="majorHAnsi" w:cs="바탕 옛한글" w:hint="eastAsia"/>
+          <w:rFonts w:asciiTheme="majorHAnsi" w:eastAsiaTheme="majorHAnsi" w:hAnsiTheme="majorHAnsi" w:cs="Batang Old Hangul"/>
+          <w:szCs w:val="22"/>
+        </w:rPr>
+      </w:pPr>
+      <w:r>
+        <w:rPr>
+          <w:rFonts w:asciiTheme="majorHAnsi" w:eastAsiaTheme="majorHAnsi" w:hAnsiTheme="majorHAnsi" w:cs="Batang Old Hangul" w:hint="eastAsia"/>
           <w:color w:val="000000"/>
           <w:szCs w:val="22"/>
         </w:rPr>
-        <w:t xml:space="preserve">2018.01 ~ 2018.12 / </w:t>
-      </w:r>
-      <w:r>
-        <w:rPr>
-          <w:rFonts w:asciiTheme="majorHAnsi" w:eastAsiaTheme="majorHAnsi" w:hAnsiTheme="majorHAnsi" w:cs="바탕 옛한글" w:hint="eastAsia"/>
+        <w:t xml:space="preserve">2018.01 ~ </w:t>
+      </w:r>
+      <w:proofErr w:type="gramStart"/>
+      <w:r>
+        <w:rPr>
+          <w:rFonts w:asciiTheme="majorHAnsi" w:eastAsiaTheme="majorHAnsi" w:hAnsiTheme="majorHAnsi" w:cs="Batang Old Hangul" w:hint="eastAsia"/>
           <w:color w:val="000000"/>
           <w:szCs w:val="22"/>
         </w:rPr>
+        <w:t>2018.12 /</w:t>
+      </w:r>
+      <w:proofErr w:type="gramEnd"/>
+      <w:r>
+        <w:rPr>
+          <w:rFonts w:asciiTheme="majorHAnsi" w:eastAsiaTheme="majorHAnsi" w:hAnsiTheme="majorHAnsi" w:cs="Batang Old Hangul" w:hint="eastAsia"/>
+          <w:color w:val="000000"/>
+          <w:szCs w:val="22"/>
+        </w:rPr>
+        <w:t xml:space="preserve"> </w:t>
+      </w:r>
+      <w:r>
+        <w:rPr>
+          <w:rFonts w:asciiTheme="majorHAnsi" w:eastAsiaTheme="majorHAnsi" w:hAnsiTheme="majorHAnsi" w:cs="Batang Old Hangul" w:hint="eastAsia"/>
+          <w:color w:val="000000"/>
+          <w:szCs w:val="22"/>
+        </w:rPr>
         <w:t>회사명</w:t>
       </w:r>
-      <w:r>
-        <w:rPr>
-          <w:rFonts w:asciiTheme="majorHAnsi" w:eastAsiaTheme="majorHAnsi" w:hAnsiTheme="majorHAnsi" w:cs="바탕 옛한글"/>
+      <w:proofErr w:type="gramStart"/>
+      <w:r>
+        <w:rPr>
+          <w:rFonts w:asciiTheme="majorHAnsi" w:eastAsiaTheme="majorHAnsi" w:hAnsiTheme="majorHAnsi" w:cs="Batang Old Hangul"/>
           <w:color w:val="000000"/>
           <w:szCs w:val="22"/>
         </w:rPr>
@@ -1762,15 +2313,16 @@
       </w:r>
       <w:r>
         <w:rPr>
-          <w:rFonts w:asciiTheme="majorHAnsi" w:eastAsiaTheme="majorHAnsi" w:hAnsiTheme="majorHAnsi" w:cs="바탕 옛한글" w:hint="eastAsia"/>
+          <w:rFonts w:asciiTheme="majorHAnsi" w:eastAsiaTheme="majorHAnsi" w:hAnsiTheme="majorHAnsi" w:cs="Batang Old Hangul" w:hint="eastAsia"/>
           <w:color w:val="000000"/>
           <w:szCs w:val="22"/>
         </w:rPr>
         <w:t xml:space="preserve"> :</w:t>
       </w:r>
-      <w:r>
-        <w:rPr>
-          <w:rFonts w:asciiTheme="majorHAnsi" w:eastAsiaTheme="majorHAnsi" w:hAnsiTheme="majorHAnsi" w:cs="바탕 옛한글"/>
+      <w:proofErr w:type="gramEnd"/>
+      <w:r>
+        <w:rPr>
+          <w:rFonts w:asciiTheme="majorHAnsi" w:eastAsiaTheme="majorHAnsi" w:hAnsiTheme="majorHAnsi" w:cs="Batang Old Hangul"/>
           <w:color w:val="000000"/>
           <w:szCs w:val="22"/>
         </w:rPr>
@@ -1778,7 +2330,7 @@
       </w:r>
       <w:r>
         <w:rPr>
-          <w:rFonts w:asciiTheme="majorHAnsi" w:eastAsiaTheme="majorHAnsi" w:hAnsiTheme="majorHAnsi" w:cs="바탕 옛한글" w:hint="eastAsia"/>
+          <w:rFonts w:asciiTheme="majorHAnsi" w:eastAsiaTheme="majorHAnsi" w:hAnsiTheme="majorHAnsi" w:cs="Batang Old Hangul" w:hint="eastAsia"/>
           <w:color w:val="000000"/>
           <w:szCs w:val="22"/>
         </w:rPr>
@@ -1786,7 +2338,7 @@
       </w:r>
       <w:r>
         <w:rPr>
-          <w:rFonts w:asciiTheme="majorHAnsi" w:eastAsiaTheme="majorHAnsi" w:hAnsiTheme="majorHAnsi" w:cs="바탕 옛한글" w:hint="eastAsia"/>
+          <w:rFonts w:asciiTheme="majorHAnsi" w:eastAsiaTheme="majorHAnsi" w:hAnsiTheme="majorHAnsi" w:cs="Batang Old Hangul" w:hint="eastAsia"/>
           <w:color w:val="000000"/>
           <w:szCs w:val="22"/>
         </w:rPr>
@@ -1794,7 +2346,7 @@
       </w:r>
       <w:r>
         <w:rPr>
-          <w:rFonts w:asciiTheme="majorHAnsi" w:eastAsiaTheme="majorHAnsi" w:hAnsiTheme="majorHAnsi" w:cs="바탕 옛한글" w:hint="eastAsia"/>
+          <w:rFonts w:asciiTheme="majorHAnsi" w:eastAsiaTheme="majorHAnsi" w:hAnsiTheme="majorHAnsi" w:cs="Batang Old Hangul" w:hint="eastAsia"/>
           <w:color w:val="000000"/>
           <w:szCs w:val="22"/>
         </w:rPr>
@@ -1802,7 +2354,7 @@
       </w:r>
       <w:r>
         <w:rPr>
-          <w:rFonts w:asciiTheme="majorHAnsi" w:eastAsiaTheme="majorHAnsi" w:hAnsiTheme="majorHAnsi" w:cs="바탕 옛한글"/>
+          <w:rFonts w:asciiTheme="majorHAnsi" w:eastAsiaTheme="majorHAnsi" w:hAnsiTheme="majorHAnsi" w:cs="Batang Old Hangul"/>
           <w:color w:val="000000"/>
           <w:szCs w:val="22"/>
         </w:rPr>
@@ -1810,7 +2362,7 @@
       </w:r>
       <w:r>
         <w:rPr>
-          <w:rFonts w:asciiTheme="majorHAnsi" w:eastAsiaTheme="majorHAnsi" w:hAnsiTheme="majorHAnsi" w:cs="바탕 옛한글" w:hint="eastAsia"/>
+          <w:rFonts w:asciiTheme="majorHAnsi" w:eastAsiaTheme="majorHAnsi" w:hAnsiTheme="majorHAnsi" w:cs="Batang Old Hangul" w:hint="eastAsia"/>
           <w:color w:val="000000"/>
           <w:szCs w:val="22"/>
         </w:rPr>
@@ -1818,7 +2370,7 @@
       </w:r>
       <w:r>
         <w:rPr>
-          <w:rFonts w:asciiTheme="majorHAnsi" w:eastAsiaTheme="majorHAnsi" w:hAnsiTheme="majorHAnsi" w:cs="바탕 옛한글" w:hint="eastAsia"/>
+          <w:rFonts w:asciiTheme="majorHAnsi" w:eastAsiaTheme="majorHAnsi" w:hAnsiTheme="majorHAnsi" w:cs="Batang Old Hangul" w:hint="eastAsia"/>
           <w:color w:val="000000"/>
           <w:szCs w:val="22"/>
         </w:rPr>
@@ -1826,7 +2378,7 @@
       </w:r>
       <w:r>
         <w:rPr>
-          <w:rFonts w:asciiTheme="majorHAnsi" w:eastAsiaTheme="majorHAnsi" w:hAnsiTheme="majorHAnsi" w:cs="바탕 옛한글" w:hint="eastAsia"/>
+          <w:rFonts w:asciiTheme="majorHAnsi" w:eastAsiaTheme="majorHAnsi" w:hAnsiTheme="majorHAnsi" w:cs="Batang Old Hangul" w:hint="eastAsia"/>
           <w:color w:val="000000"/>
           <w:szCs w:val="22"/>
         </w:rPr>
@@ -1834,7 +2386,7 @@
       </w:r>
       <w:r>
         <w:rPr>
-          <w:rFonts w:asciiTheme="majorHAnsi" w:eastAsiaTheme="majorHAnsi" w:hAnsiTheme="majorHAnsi" w:cs="바탕 옛한글" w:hint="eastAsia"/>
+          <w:rFonts w:asciiTheme="majorHAnsi" w:eastAsiaTheme="majorHAnsi" w:hAnsiTheme="majorHAnsi" w:cs="Batang Old Hangul" w:hint="eastAsia"/>
           <w:color w:val="000000"/>
           <w:szCs w:val="22"/>
         </w:rPr>
@@ -1844,7 +2396,7 @@
     <w:p>
       <w:pPr>
         <w:rPr>
-          <w:rFonts w:asciiTheme="majorHAnsi" w:eastAsiaTheme="majorHAnsi" w:hAnsiTheme="majorHAnsi" w:cs="바탕 옛한글"/>
+          <w:rFonts w:asciiTheme="majorHAnsi" w:eastAsiaTheme="majorHAnsi" w:hAnsiTheme="majorHAnsi" w:cs="Batang Old Hangul"/>
           <w:szCs w:val="22"/>
         </w:rPr>
       </w:pPr>
@@ -1882,22 +2434,32 @@
           <w:numId w:val="4"/>
         </w:numPr>
         <w:rPr>
-          <w:rFonts w:cs="바탕 옛한글"/>
-          <w:b/>
-          <w:szCs w:val="22"/>
-        </w:rPr>
-      </w:pPr>
-      <w:r>
-        <w:rPr>
-          <w:rFonts w:cs="바탕 옛한글" w:hint="eastAsia"/>
-          <w:bCs/>
-          <w:szCs w:val="22"/>
-        </w:rPr>
-        <w:t xml:space="preserve">2022.09 : </w:t>
-      </w:r>
-      <w:r>
-        <w:rPr>
-          <w:rFonts w:cs="바탕 옛한글"/>
+          <w:rFonts w:cs="Batang Old Hangul"/>
+          <w:b/>
+          <w:szCs w:val="22"/>
+        </w:rPr>
+      </w:pPr>
+      <w:proofErr w:type="gramStart"/>
+      <w:r>
+        <w:rPr>
+          <w:rFonts w:cs="Batang Old Hangul" w:hint="eastAsia"/>
+          <w:bCs/>
+          <w:szCs w:val="22"/>
+        </w:rPr>
+        <w:t>2022.09 :</w:t>
+      </w:r>
+      <w:proofErr w:type="gramEnd"/>
+      <w:r>
+        <w:rPr>
+          <w:rFonts w:cs="Batang Old Hangul" w:hint="eastAsia"/>
+          <w:bCs/>
+          <w:szCs w:val="22"/>
+        </w:rPr>
+        <w:t xml:space="preserve"> </w:t>
+      </w:r>
+      <w:r>
+        <w:rPr>
+          <w:rFonts w:cs="Batang Old Hangul"/>
           <w:bCs/>
           <w:szCs w:val="22"/>
         </w:rPr>
@@ -1905,7 +2467,7 @@
       </w:r>
       <w:r>
         <w:rPr>
-          <w:rFonts w:cs="바탕 옛한글" w:hint="eastAsia"/>
+          <w:rFonts w:cs="Batang Old Hangul" w:hint="eastAsia"/>
           <w:bCs/>
           <w:szCs w:val="22"/>
         </w:rPr>
@@ -1919,14 +2481,14 @@
           <w:numId w:val="4"/>
         </w:numPr>
         <w:rPr>
-          <w:rFonts w:cs="바탕 옛한글"/>
-          <w:b/>
-          <w:szCs w:val="22"/>
-        </w:rPr>
-      </w:pPr>
-      <w:r>
-        <w:rPr>
-          <w:rFonts w:cs="바탕 옛한글" w:hint="eastAsia"/>
+          <w:rFonts w:cs="Batang Old Hangul"/>
+          <w:b/>
+          <w:szCs w:val="22"/>
+        </w:rPr>
+      </w:pPr>
+      <w:r>
+        <w:rPr>
+          <w:rFonts w:cs="Batang Old Hangul" w:hint="eastAsia"/>
           <w:bCs/>
           <w:szCs w:val="22"/>
         </w:rPr>
@@ -1990,7 +2552,7 @@
       </w:pPr>
       <w:r>
         <w:rPr>
-          <w:rFonts w:cs="바탕 옛한글" w:hint="eastAsia"/>
+          <w:rFonts w:cs="Batang Old Hangul" w:hint="eastAsia"/>
           <w:bCs/>
           <w:szCs w:val="22"/>
         </w:rPr>
@@ -2011,11 +2573,29 @@
       </w:pPr>
       <w:r>
         <w:rPr>
-          <w:rFonts w:cs="바탕 옛한글" w:hint="eastAsia"/>
-          <w:bCs/>
-          <w:szCs w:val="22"/>
-        </w:rPr>
-        <w:t xml:space="preserve">2025 K-디지털 해커통 예선 </w:t>
+          <w:rFonts w:cs="Batang Old Hangul" w:hint="eastAsia"/>
+          <w:bCs/>
+          <w:szCs w:val="22"/>
+        </w:rPr>
+        <w:t xml:space="preserve">2025 K-디지털 </w:t>
+      </w:r>
+      <w:proofErr w:type="spellStart"/>
+      <w:r>
+        <w:rPr>
+          <w:rFonts w:cs="Batang Old Hangul" w:hint="eastAsia"/>
+          <w:bCs/>
+          <w:szCs w:val="22"/>
+        </w:rPr>
+        <w:t>해커통</w:t>
+      </w:r>
+      <w:proofErr w:type="spellEnd"/>
+      <w:r>
+        <w:rPr>
+          <w:rFonts w:cs="Batang Old Hangul" w:hint="eastAsia"/>
+          <w:bCs/>
+          <w:szCs w:val="22"/>
+        </w:rPr>
+        <w:t xml:space="preserve"> 예선 </w:t>
       </w:r>
     </w:p>
     <w:p>
@@ -2067,18 +2647,28 @@
           <w:numId w:val="4"/>
         </w:numPr>
         <w:rPr>
-          <w:rFonts w:cs="바탕 옛한글"/>
-          <w:b/>
-          <w:szCs w:val="22"/>
-        </w:rPr>
-      </w:pPr>
-      <w:r>
-        <w:rPr>
-          <w:rFonts w:cs="바탕 옛한글" w:hint="eastAsia"/>
-          <w:bCs/>
-          <w:szCs w:val="22"/>
-        </w:rPr>
-        <w:t>TOEIC : xxx점</w:t>
+          <w:rFonts w:cs="Batang Old Hangul"/>
+          <w:b/>
+          <w:szCs w:val="22"/>
+        </w:rPr>
+      </w:pPr>
+      <w:proofErr w:type="gramStart"/>
+      <w:r>
+        <w:rPr>
+          <w:rFonts w:cs="Batang Old Hangul" w:hint="eastAsia"/>
+          <w:bCs/>
+          <w:szCs w:val="22"/>
+        </w:rPr>
+        <w:t>TOEIC :</w:t>
+      </w:r>
+      <w:proofErr w:type="gramEnd"/>
+      <w:r>
+        <w:rPr>
+          <w:rFonts w:cs="Batang Old Hangul" w:hint="eastAsia"/>
+          <w:bCs/>
+          <w:szCs w:val="22"/>
+        </w:rPr>
+        <w:t xml:space="preserve"> xxx점</w:t>
       </w:r>
     </w:p>
     <w:p>
@@ -2088,18 +2678,56 @@
           <w:numId w:val="4"/>
         </w:numPr>
         <w:rPr>
-          <w:rFonts w:cs="바탕 옛한글"/>
-          <w:bCs/>
-          <w:szCs w:val="22"/>
-        </w:rPr>
-      </w:pPr>
-      <w:r>
-        <w:rPr>
-          <w:rFonts w:cs="바탕 옛한글" w:hint="eastAsia"/>
-          <w:bCs/>
-          <w:szCs w:val="22"/>
-        </w:rPr>
-        <w:t>OPIc : IH(Intermediate High)</w:t>
+          <w:rFonts w:cs="Batang Old Hangul"/>
+          <w:bCs/>
+          <w:szCs w:val="22"/>
+        </w:rPr>
+      </w:pPr>
+      <w:proofErr w:type="spellStart"/>
+      <w:proofErr w:type="gramStart"/>
+      <w:r>
+        <w:rPr>
+          <w:rFonts w:cs="Batang Old Hangul" w:hint="eastAsia"/>
+          <w:bCs/>
+          <w:szCs w:val="22"/>
+        </w:rPr>
+        <w:t>OPIc</w:t>
+      </w:r>
+      <w:proofErr w:type="spellEnd"/>
+      <w:r>
+        <w:rPr>
+          <w:rFonts w:cs="Batang Old Hangul" w:hint="eastAsia"/>
+          <w:bCs/>
+          <w:szCs w:val="22"/>
+        </w:rPr>
+        <w:t xml:space="preserve"> :</w:t>
+      </w:r>
+      <w:proofErr w:type="gramEnd"/>
+      <w:r>
+        <w:rPr>
+          <w:rFonts w:cs="Batang Old Hangul" w:hint="eastAsia"/>
+          <w:bCs/>
+          <w:szCs w:val="22"/>
+        </w:rPr>
+        <w:t xml:space="preserve"> </w:t>
+      </w:r>
+      <w:proofErr w:type="gramStart"/>
+      <w:r>
+        <w:rPr>
+          <w:rFonts w:cs="Batang Old Hangul" w:hint="eastAsia"/>
+          <w:bCs/>
+          <w:szCs w:val="22"/>
+        </w:rPr>
+        <w:t>IH(</w:t>
+      </w:r>
+      <w:proofErr w:type="gramEnd"/>
+      <w:r>
+        <w:rPr>
+          <w:rFonts w:cs="Batang Old Hangul" w:hint="eastAsia"/>
+          <w:bCs/>
+          <w:szCs w:val="22"/>
+        </w:rPr>
+        <w:t>Intermediate High)</w:t>
       </w:r>
     </w:p>
     <w:p>
@@ -2124,7 +2752,7 @@
     <w:p>
       <w:pPr>
         <w:rPr>
-          <w:rFonts w:cs="바탕 옛한글"/>
+          <w:rFonts w:cs="Batang Old Hangul"/>
           <w:b/>
           <w:sz w:val="24"/>
         </w:rPr>
@@ -2150,27 +2778,63 @@
           <w:b/>
           <w:sz w:val="24"/>
         </w:rPr>
-        <w:t xml:space="preserve"> 소개서  [지원분야: XXX </w:t>
-      </w:r>
-      <w:r>
-        <w:rPr>
-          <w:rFonts w:cs="바탕 옛한글" w:hint="eastAsia"/>
-          <w:b/>
-          <w:sz w:val="24"/>
-        </w:rPr>
-        <w:t>/ 신입]</w:t>
-      </w:r>
-    </w:p>
-    <w:p>
-      <w:pPr>
-        <w:rPr>
-          <w:b/>
-          <w:sz w:val="24"/>
-        </w:rPr>
-      </w:pPr>
-      <w:r>
-        <w:rPr>
-          <w:rFonts w:cs="바탕 옛한글" w:hint="eastAsia"/>
+        <w:t xml:space="preserve"> </w:t>
+      </w:r>
+      <w:proofErr w:type="gramStart"/>
+      <w:r>
+        <w:rPr>
+          <w:rFonts w:hint="eastAsia"/>
+          <w:b/>
+          <w:sz w:val="24"/>
+        </w:rPr>
+        <w:t>소개서  [</w:t>
+      </w:r>
+      <w:proofErr w:type="gramEnd"/>
+      <w:r>
+        <w:rPr>
+          <w:rFonts w:hint="eastAsia"/>
+          <w:b/>
+          <w:sz w:val="24"/>
+        </w:rPr>
+        <w:t xml:space="preserve">지원분야: </w:t>
+      </w:r>
+      <w:proofErr w:type="gramStart"/>
+      <w:r>
+        <w:rPr>
+          <w:rFonts w:hint="eastAsia"/>
+          <w:b/>
+          <w:sz w:val="24"/>
+        </w:rPr>
+        <w:t xml:space="preserve">XXX </w:t>
+      </w:r>
+      <w:r>
+        <w:rPr>
+          <w:rFonts w:cs="Batang Old Hangul" w:hint="eastAsia"/>
+          <w:b/>
+          <w:sz w:val="24"/>
+        </w:rPr>
+        <w:t>/</w:t>
+      </w:r>
+      <w:proofErr w:type="gramEnd"/>
+      <w:r>
+        <w:rPr>
+          <w:rFonts w:cs="Batang Old Hangul" w:hint="eastAsia"/>
+          <w:b/>
+          <w:sz w:val="24"/>
+        </w:rPr>
+        <w:t xml:space="preserve"> 신입]</w:t>
+      </w:r>
+    </w:p>
+    <w:p>
+      <w:pPr>
+        <w:rPr>
+          <w:b/>
+          <w:sz w:val="24"/>
+        </w:rPr>
+      </w:pPr>
+      <w:r>
+        <w:rPr>
+          <w:rFonts w:cs="Batang Old Hangul" w:hint="eastAsia"/>
           <w:b/>
           <w:sz w:val="24"/>
         </w:rPr>
@@ -2184,14 +2848,14 @@
           <w:numId w:val="4"/>
         </w:numPr>
         <w:rPr>
-          <w:rFonts w:asciiTheme="minorHAnsi" w:eastAsiaTheme="minorHAnsi" w:cs="바탕 옛한글"/>
-          <w:b/>
-          <w:szCs w:val="22"/>
-        </w:rPr>
-      </w:pPr>
-      <w:r>
-        <w:rPr>
-          <w:rFonts w:asciiTheme="minorHAnsi" w:eastAsiaTheme="minorHAnsi" w:cs="바탕 옛한글" w:hint="eastAsia"/>
+          <w:rFonts w:asciiTheme="minorHAnsi" w:eastAsiaTheme="minorHAnsi" w:cs="Batang Old Hangul"/>
+          <w:b/>
+          <w:szCs w:val="22"/>
+        </w:rPr>
+      </w:pPr>
+      <w:r>
+        <w:rPr>
+          <w:rFonts w:asciiTheme="minorHAnsi" w:eastAsiaTheme="minorHAnsi" w:cs="Batang Old Hangul" w:hint="eastAsia"/>
           <w:bCs/>
           <w:szCs w:val="22"/>
         </w:rPr>
@@ -2205,27 +2869,18 @@
           <w:numId w:val="4"/>
         </w:numPr>
         <w:rPr>
-          <w:rFonts w:asciiTheme="minorHAnsi" w:eastAsiaTheme="minorHAnsi" w:cs="바탕 옛한글"/>
-          <w:bCs/>
-          <w:szCs w:val="22"/>
-        </w:rPr>
-      </w:pPr>
-      <w:r>
-        <w:rPr>
-          <w:rFonts w:asciiTheme="minorHAnsi" w:eastAsiaTheme="minorHAnsi" w:cs="바탕 옛한글" w:hint="eastAsia"/>
-          <w:bCs/>
-          <w:szCs w:val="22"/>
-        </w:rPr>
-        <w:t>귀사의 XX 프로젝트와 비전이 제가 수행한 Biz-Propose 프로젝트 경험이 연계됩</w:t>
-      </w:r>
-      <w:r>
-        <w:rPr>
-          <w:rFonts w:asciiTheme="minorHAnsi" w:eastAsiaTheme="minorHAnsi" w:cs="바탕 옛한글" w:hint="eastAsia"/>
-          <w:bCs/>
-          <w:szCs w:val="22"/>
-        </w:rPr>
-        <w:lastRenderedPageBreak/>
-        <w:t>니다</w:t>
+          <w:rFonts w:asciiTheme="minorHAnsi" w:eastAsiaTheme="minorHAnsi" w:cs="Batang Old Hangul"/>
+          <w:bCs/>
+          <w:szCs w:val="22"/>
+        </w:rPr>
+      </w:pPr>
+      <w:r>
+        <w:rPr>
+          <w:rFonts w:asciiTheme="minorHAnsi" w:eastAsiaTheme="minorHAnsi" w:cs="Batang Old Hangul" w:hint="eastAsia"/>
+          <w:bCs/>
+          <w:szCs w:val="22"/>
+        </w:rPr>
+        <w:t>귀사의 XX 프로젝트와 비전이 제가 수행한 Biz-Propose 프로젝트 경험이 연계됩니다</w:t>
       </w:r>
     </w:p>
     <w:p>
@@ -2236,7 +2891,7 @@
           <w:numId w:val="4"/>
         </w:numPr>
         <w:rPr>
-          <w:rFonts w:asciiTheme="minorHAnsi" w:eastAsiaTheme="minorHAnsi" w:cs="바탕 옛한글"/>
+          <w:rFonts w:asciiTheme="minorHAnsi" w:eastAsiaTheme="minorHAnsi" w:cs="Batang Old Hangul"/>
           <w:szCs w:val="20"/>
         </w:rPr>
       </w:pPr>
@@ -2245,7 +2900,39 @@
           <w:rFonts w:asciiTheme="minorHAnsi" w:eastAsiaTheme="minorHAnsi" w:hint="eastAsia"/>
           <w:color w:val="FF0000"/>
         </w:rPr>
-        <w:t xml:space="preserve">지원하고자 하는 기업의 구체적인 특징(경영이념, 기업문화, 인재상 등 언급)과 나의 지원 직무를 기본적으로 확인하고, 지원기업의 직무수행을 위해 본인의 직무관련 경험을 연계해서 지원동기의 자연스러움 전개 및 본인이 해당직무에 딱맞는 적합한 인재임을 강조하고, 철저히 준비한 사례를 제시하는 요령이 필요. </w:t>
+        <w:t xml:space="preserve">지원하고자 하는 기업의 구체적인 특징(경영이념, 기업문화, </w:t>
+      </w:r>
+      <w:proofErr w:type="spellStart"/>
+      <w:r>
+        <w:rPr>
+          <w:rFonts w:asciiTheme="minorHAnsi" w:eastAsiaTheme="minorHAnsi" w:hint="eastAsia"/>
+          <w:color w:val="FF0000"/>
+        </w:rPr>
+        <w:t>인재상</w:t>
+      </w:r>
+      <w:proofErr w:type="spellEnd"/>
+      <w:r>
+        <w:rPr>
+          <w:rFonts w:asciiTheme="minorHAnsi" w:eastAsiaTheme="minorHAnsi" w:hint="eastAsia"/>
+          <w:color w:val="FF0000"/>
+        </w:rPr>
+        <w:t xml:space="preserve"> 등 언급)과 나의 지원 직무를 기본적으로 확인하고, 지원기업의 직무수행을 위해 본인의 직무관련 경험을 연계해서 지원동기의 자연스러움 전개 및 본인이 해당직무에 </w:t>
+      </w:r>
+      <w:proofErr w:type="spellStart"/>
+      <w:r>
+        <w:rPr>
+          <w:rFonts w:asciiTheme="minorHAnsi" w:eastAsiaTheme="minorHAnsi" w:hint="eastAsia"/>
+          <w:color w:val="FF0000"/>
+        </w:rPr>
+        <w:t>딱맞는</w:t>
+      </w:r>
+      <w:proofErr w:type="spellEnd"/>
+      <w:r>
+        <w:rPr>
+          <w:rFonts w:asciiTheme="minorHAnsi" w:eastAsiaTheme="minorHAnsi" w:hint="eastAsia"/>
+          <w:color w:val="FF0000"/>
+        </w:rPr>
+        <w:t xml:space="preserve"> 적합한 인재임을 강조하고, 철저히 준비한 사례를 제시하는 요령이 필요. </w:t>
       </w:r>
       <w:r>
         <w:rPr>
@@ -2285,10 +2972,11 @@
       </w:pPr>
       <w:r>
         <w:rPr>
-          <w:rFonts w:cs="바탕 옛한글" w:hint="eastAsia"/>
-          <w:b/>
-          <w:sz w:val="24"/>
-        </w:rPr>
+          <w:rFonts w:cs="Batang Old Hangul" w:hint="eastAsia"/>
+          <w:b/>
+          <w:sz w:val="24"/>
+        </w:rPr>
+        <w:lastRenderedPageBreak/>
         <w:t>직무 관련 경험 및 경력</w:t>
       </w:r>
     </w:p>
@@ -2299,7 +2987,7 @@
           <w:numId w:val="4"/>
         </w:numPr>
         <w:rPr>
-          <w:rFonts w:asciiTheme="minorHAnsi" w:eastAsiaTheme="minorHAnsi" w:cs="바탕 옛한글"/>
+          <w:rFonts w:asciiTheme="minorHAnsi" w:eastAsiaTheme="minorHAnsi" w:cs="Batang Old Hangul"/>
           <w:bCs/>
           <w:szCs w:val="22"/>
         </w:rPr>
@@ -2312,14 +3000,14 @@
           <w:numId w:val="4"/>
         </w:numPr>
         <w:rPr>
-          <w:rFonts w:asciiTheme="minorHAnsi" w:eastAsiaTheme="minorHAnsi" w:cs="바탕 옛한글"/>
-          <w:bCs/>
-          <w:szCs w:val="22"/>
-        </w:rPr>
-      </w:pPr>
-      <w:r>
-        <w:rPr>
-          <w:rFonts w:asciiTheme="minorHAnsi" w:eastAsiaTheme="minorHAnsi" w:cs="바탕 옛한글" w:hint="eastAsia"/>
+          <w:rFonts w:asciiTheme="minorHAnsi" w:eastAsiaTheme="minorHAnsi" w:cs="Batang Old Hangul"/>
+          <w:bCs/>
+          <w:szCs w:val="22"/>
+        </w:rPr>
+      </w:pPr>
+      <w:r>
+        <w:rPr>
+          <w:rFonts w:asciiTheme="minorHAnsi" w:eastAsiaTheme="minorHAnsi" w:cs="Batang Old Hangul" w:hint="eastAsia"/>
           <w:bCs/>
           <w:szCs w:val="22"/>
         </w:rPr>
@@ -2333,14 +3021,14 @@
           <w:numId w:val="4"/>
         </w:numPr>
         <w:rPr>
-          <w:rFonts w:asciiTheme="minorHAnsi" w:eastAsiaTheme="minorHAnsi" w:cs="바탕 옛한글"/>
-          <w:bCs/>
-          <w:szCs w:val="22"/>
-        </w:rPr>
-      </w:pPr>
-      <w:r>
-        <w:rPr>
-          <w:rFonts w:asciiTheme="minorHAnsi" w:eastAsiaTheme="minorHAnsi" w:cs="바탕 옛한글" w:hint="eastAsia"/>
+          <w:rFonts w:asciiTheme="minorHAnsi" w:eastAsiaTheme="minorHAnsi" w:cs="Batang Old Hangul"/>
+          <w:bCs/>
+          <w:szCs w:val="22"/>
+        </w:rPr>
+      </w:pPr>
+      <w:r>
+        <w:rPr>
+          <w:rFonts w:asciiTheme="minorHAnsi" w:eastAsiaTheme="minorHAnsi" w:cs="Batang Old Hangul" w:hint="eastAsia"/>
           <w:noProof/>
           <w:color w:val="FF0000"/>
         </w:rPr>
@@ -2348,7 +3036,7 @@
       </w:r>
       <w:r>
         <w:rPr>
-          <w:rFonts w:asciiTheme="minorHAnsi" w:eastAsiaTheme="minorHAnsi" w:cs="바탕 옛한글"/>
+          <w:rFonts w:asciiTheme="minorHAnsi" w:eastAsiaTheme="minorHAnsi" w:cs="Batang Old Hangul"/>
           <w:noProof/>
           <w:color w:val="FF0000"/>
         </w:rPr>
@@ -2356,7 +3044,7 @@
       </w:r>
       <w:r>
         <w:rPr>
-          <w:rFonts w:asciiTheme="minorHAnsi" w:eastAsiaTheme="minorHAnsi" w:cs="바탕 옛한글" w:hint="eastAsia"/>
+          <w:rFonts w:asciiTheme="minorHAnsi" w:eastAsiaTheme="minorHAnsi" w:cs="Batang Old Hangul" w:hint="eastAsia"/>
           <w:noProof/>
           <w:color w:val="FF0000"/>
         </w:rPr>
@@ -2364,7 +3052,7 @@
       </w:r>
       <w:r>
         <w:rPr>
-          <w:rFonts w:asciiTheme="minorHAnsi" w:eastAsiaTheme="minorHAnsi" w:cs="바탕 옛한글"/>
+          <w:rFonts w:asciiTheme="minorHAnsi" w:eastAsiaTheme="minorHAnsi" w:cs="Batang Old Hangul"/>
           <w:noProof/>
           <w:color w:val="FF0000"/>
         </w:rPr>
@@ -2372,7 +3060,7 @@
       </w:r>
       <w:r>
         <w:rPr>
-          <w:rFonts w:asciiTheme="minorHAnsi" w:eastAsiaTheme="minorHAnsi" w:cs="바탕 옛한글" w:hint="eastAsia"/>
+          <w:rFonts w:asciiTheme="minorHAnsi" w:eastAsiaTheme="minorHAnsi" w:cs="Batang Old Hangul" w:hint="eastAsia"/>
           <w:noProof/>
           <w:color w:val="FF0000"/>
         </w:rPr>
@@ -2387,14 +3075,14 @@
           <w:numId w:val="4"/>
         </w:numPr>
         <w:rPr>
-          <w:rFonts w:asciiTheme="minorHAnsi" w:eastAsiaTheme="minorHAnsi" w:cs="바탕 옛한글"/>
+          <w:rFonts w:asciiTheme="minorHAnsi" w:eastAsiaTheme="minorHAnsi" w:cs="Batang Old Hangul"/>
           <w:noProof/>
           <w:color w:val="FF0000"/>
         </w:rPr>
       </w:pPr>
       <w:r>
         <w:rPr>
-          <w:rFonts w:asciiTheme="minorHAnsi" w:eastAsiaTheme="minorHAnsi" w:cs="바탕 옛한글" w:hint="eastAsia"/>
+          <w:rFonts w:asciiTheme="minorHAnsi" w:eastAsiaTheme="minorHAnsi" w:cs="Batang Old Hangul" w:hint="eastAsia"/>
           <w:noProof/>
           <w:color w:val="FF0000"/>
         </w:rPr>
@@ -2409,14 +3097,14 @@
           <w:numId w:val="4"/>
         </w:numPr>
         <w:rPr>
-          <w:rFonts w:asciiTheme="minorHAnsi" w:eastAsiaTheme="minorHAnsi" w:cs="바탕 옛한글"/>
+          <w:rFonts w:asciiTheme="minorHAnsi" w:eastAsiaTheme="minorHAnsi" w:cs="Batang Old Hangul"/>
           <w:noProof/>
           <w:color w:val="FF0000"/>
         </w:rPr>
       </w:pPr>
       <w:r>
         <w:rPr>
-          <w:rFonts w:asciiTheme="minorHAnsi" w:eastAsiaTheme="minorHAnsi" w:cs="바탕 옛한글"/>
+          <w:rFonts w:asciiTheme="minorHAnsi" w:eastAsiaTheme="minorHAnsi" w:cs="Batang Old Hangul"/>
           <w:noProof/>
           <w:color w:val="FF0000"/>
         </w:rPr>
@@ -2424,7 +3112,7 @@
       </w:r>
       <w:r>
         <w:rPr>
-          <w:rFonts w:asciiTheme="minorHAnsi" w:eastAsiaTheme="minorHAnsi" w:cs="바탕 옛한글" w:hint="eastAsia"/>
+          <w:rFonts w:asciiTheme="minorHAnsi" w:eastAsiaTheme="minorHAnsi" w:cs="Batang Old Hangul" w:hint="eastAsia"/>
           <w:noProof/>
           <w:color w:val="FF0000"/>
         </w:rPr>
@@ -2439,14 +3127,14 @@
           <w:numId w:val="4"/>
         </w:numPr>
         <w:rPr>
-          <w:rFonts w:asciiTheme="minorHAnsi" w:eastAsiaTheme="minorHAnsi" w:cs="바탕 옛한글"/>
+          <w:rFonts w:asciiTheme="minorHAnsi" w:eastAsiaTheme="minorHAnsi" w:cs="Batang Old Hangul"/>
           <w:noProof/>
           <w:color w:val="FF0000"/>
         </w:rPr>
       </w:pPr>
       <w:r>
         <w:rPr>
-          <w:rFonts w:asciiTheme="minorHAnsi" w:eastAsiaTheme="minorHAnsi" w:cs="바탕 옛한글" w:hint="eastAsia"/>
+          <w:rFonts w:asciiTheme="minorHAnsi" w:eastAsiaTheme="minorHAnsi" w:cs="Batang Old Hangul" w:hint="eastAsia"/>
           <w:noProof/>
           <w:color w:val="FF0000"/>
         </w:rPr>
@@ -2454,7 +3142,7 @@
       </w:r>
       <w:r>
         <w:rPr>
-          <w:rFonts w:asciiTheme="minorHAnsi" w:eastAsiaTheme="minorHAnsi" w:cs="바탕 옛한글"/>
+          <w:rFonts w:asciiTheme="minorHAnsi" w:eastAsiaTheme="minorHAnsi" w:cs="Batang Old Hangul"/>
           <w:noProof/>
           <w:color w:val="FF0000"/>
         </w:rPr>
@@ -2462,7 +3150,7 @@
       </w:r>
       <w:r>
         <w:rPr>
-          <w:rFonts w:asciiTheme="minorHAnsi" w:eastAsiaTheme="minorHAnsi" w:cs="바탕 옛한글" w:hint="eastAsia"/>
+          <w:rFonts w:asciiTheme="minorHAnsi" w:eastAsiaTheme="minorHAnsi" w:cs="Batang Old Hangul" w:hint="eastAsia"/>
           <w:noProof/>
           <w:color w:val="FF0000"/>
         </w:rPr>
@@ -2470,7 +3158,7 @@
       </w:r>
       <w:r>
         <w:rPr>
-          <w:rFonts w:asciiTheme="minorHAnsi" w:eastAsiaTheme="minorHAnsi" w:cs="바탕 옛한글"/>
+          <w:rFonts w:asciiTheme="minorHAnsi" w:eastAsiaTheme="minorHAnsi" w:cs="Batang Old Hangul"/>
           <w:noProof/>
           <w:color w:val="FF0000"/>
         </w:rPr>
@@ -2478,7 +3166,7 @@
       </w:r>
       <w:r>
         <w:rPr>
-          <w:rFonts w:asciiTheme="minorHAnsi" w:eastAsiaTheme="minorHAnsi" w:cs="바탕 옛한글" w:hint="eastAsia"/>
+          <w:rFonts w:asciiTheme="minorHAnsi" w:eastAsiaTheme="minorHAnsi" w:cs="Batang Old Hangul" w:hint="eastAsia"/>
           <w:noProof/>
           <w:color w:val="FF0000"/>
         </w:rPr>
@@ -2486,7 +3174,7 @@
       </w:r>
       <w:r>
         <w:rPr>
-          <w:rFonts w:asciiTheme="minorHAnsi" w:eastAsiaTheme="minorHAnsi" w:cs="바탕 옛한글"/>
+          <w:rFonts w:asciiTheme="minorHAnsi" w:eastAsiaTheme="minorHAnsi" w:cs="Batang Old Hangul"/>
           <w:noProof/>
           <w:color w:val="FF0000"/>
         </w:rPr>
@@ -2494,7 +3182,7 @@
       </w:r>
       <w:r>
         <w:rPr>
-          <w:rFonts w:asciiTheme="minorHAnsi" w:eastAsiaTheme="minorHAnsi" w:cs="바탕 옛한글" w:hint="eastAsia"/>
+          <w:rFonts w:asciiTheme="minorHAnsi" w:eastAsiaTheme="minorHAnsi" w:cs="Batang Old Hangul" w:hint="eastAsia"/>
           <w:noProof/>
           <w:color w:val="FF0000"/>
         </w:rPr>
@@ -2502,7 +3190,7 @@
       </w:r>
       <w:r>
         <w:rPr>
-          <w:rFonts w:asciiTheme="minorHAnsi" w:eastAsiaTheme="minorHAnsi" w:cs="바탕 옛한글"/>
+          <w:rFonts w:asciiTheme="minorHAnsi" w:eastAsiaTheme="minorHAnsi" w:cs="Batang Old Hangul"/>
           <w:noProof/>
           <w:color w:val="FF0000"/>
         </w:rPr>
@@ -2510,7 +3198,7 @@
       </w:r>
       <w:r>
         <w:rPr>
-          <w:rFonts w:asciiTheme="minorHAnsi" w:eastAsiaTheme="minorHAnsi" w:cs="바탕 옛한글" w:hint="eastAsia"/>
+          <w:rFonts w:asciiTheme="minorHAnsi" w:eastAsiaTheme="minorHAnsi" w:cs="Batang Old Hangul" w:hint="eastAsia"/>
           <w:noProof/>
           <w:color w:val="FF0000"/>
         </w:rPr>
@@ -2540,14 +3228,14 @@
           <w:numId w:val="4"/>
         </w:numPr>
         <w:rPr>
-          <w:rFonts w:asciiTheme="minorHAnsi" w:eastAsiaTheme="minorHAnsi" w:cs="바탕 옛한글"/>
-          <w:bCs/>
-          <w:szCs w:val="22"/>
-        </w:rPr>
-      </w:pPr>
-      <w:r>
-        <w:rPr>
-          <w:rFonts w:ascii="굴림체" w:eastAsia="굴림체" w:hAnsi="굴림체" w:cs="바탕 옛한글" w:hint="eastAsia"/>
+          <w:rFonts w:asciiTheme="minorHAnsi" w:eastAsiaTheme="minorHAnsi" w:cs="Batang Old Hangul"/>
+          <w:bCs/>
+          <w:szCs w:val="22"/>
+        </w:rPr>
+      </w:pPr>
+      <w:r>
+        <w:rPr>
+          <w:rFonts w:ascii="굴림체" w:eastAsia="굴림체" w:hAnsi="굴림체" w:cs="Batang Old Hangul" w:hint="eastAsia"/>
           <w:noProof/>
           <w:color w:val="FF0000"/>
         </w:rPr>
@@ -2561,14 +3249,14 @@
           <w:numId w:val="4"/>
         </w:numPr>
         <w:rPr>
-          <w:rFonts w:asciiTheme="minorHAnsi" w:eastAsiaTheme="minorHAnsi" w:cs="바탕 옛한글"/>
-          <w:bCs/>
-          <w:szCs w:val="22"/>
-        </w:rPr>
-      </w:pPr>
-      <w:r>
-        <w:rPr>
-          <w:rFonts w:ascii="굴림체" w:eastAsia="굴림체" w:hAnsi="굴림체" w:cs="바탕 옛한글" w:hint="eastAsia"/>
+          <w:rFonts w:asciiTheme="minorHAnsi" w:eastAsiaTheme="minorHAnsi" w:cs="Batang Old Hangul"/>
+          <w:bCs/>
+          <w:szCs w:val="22"/>
+        </w:rPr>
+      </w:pPr>
+      <w:r>
+        <w:rPr>
+          <w:rFonts w:ascii="굴림체" w:eastAsia="굴림체" w:hAnsi="굴림체" w:cs="Batang Old Hangul" w:hint="eastAsia"/>
           <w:noProof/>
           <w:color w:val="FF0000"/>
         </w:rPr>
@@ -2582,14 +3270,14 @@
           <w:numId w:val="4"/>
         </w:numPr>
         <w:rPr>
-          <w:rFonts w:asciiTheme="minorHAnsi" w:eastAsiaTheme="minorHAnsi" w:cs="바탕 옛한글"/>
-          <w:bCs/>
-          <w:szCs w:val="22"/>
-        </w:rPr>
-      </w:pPr>
-      <w:r>
-        <w:rPr>
-          <w:rFonts w:ascii="굴림체" w:eastAsia="굴림체" w:hAnsi="굴림체" w:cs="바탕 옛한글" w:hint="eastAsia"/>
+          <w:rFonts w:asciiTheme="minorHAnsi" w:eastAsiaTheme="minorHAnsi" w:cs="Batang Old Hangul"/>
+          <w:bCs/>
+          <w:szCs w:val="22"/>
+        </w:rPr>
+      </w:pPr>
+      <w:r>
+        <w:rPr>
+          <w:rFonts w:ascii="굴림체" w:eastAsia="굴림체" w:hAnsi="굴림체" w:cs="Batang Old Hangul" w:hint="eastAsia"/>
           <w:noProof/>
           <w:color w:val="FF0000"/>
         </w:rPr>
@@ -2603,14 +3291,14 @@
           <w:numId w:val="4"/>
         </w:numPr>
         <w:rPr>
-          <w:rFonts w:asciiTheme="minorHAnsi" w:eastAsiaTheme="minorHAnsi" w:cs="바탕 옛한글"/>
-          <w:bCs/>
-          <w:szCs w:val="22"/>
-        </w:rPr>
-      </w:pPr>
-      <w:r>
-        <w:rPr>
-          <w:rFonts w:ascii="굴림체" w:eastAsia="굴림체" w:hAnsi="굴림체" w:cs="바탕 옛한글"/>
+          <w:rFonts w:asciiTheme="minorHAnsi" w:eastAsiaTheme="minorHAnsi" w:cs="Batang Old Hangul"/>
+          <w:bCs/>
+          <w:szCs w:val="22"/>
+        </w:rPr>
+      </w:pPr>
+      <w:r>
+        <w:rPr>
+          <w:rFonts w:ascii="굴림체" w:eastAsia="굴림체" w:hAnsi="굴림체" w:cs="Batang Old Hangul"/>
           <w:noProof/>
           <w:color w:val="FF0000"/>
         </w:rPr>
@@ -2618,7 +3306,7 @@
       </w:r>
       <w:r>
         <w:rPr>
-          <w:rFonts w:ascii="굴림체" w:eastAsia="굴림체" w:hAnsi="굴림체" w:cs="바탕 옛한글" w:hint="eastAsia"/>
+          <w:rFonts w:ascii="굴림체" w:eastAsia="굴림체" w:hAnsi="굴림체" w:cs="Batang Old Hangul" w:hint="eastAsia"/>
           <w:noProof/>
           <w:color w:val="FF0000"/>
         </w:rPr>
@@ -2632,7 +3320,7 @@
           <w:numId w:val="4"/>
         </w:numPr>
         <w:rPr>
-          <w:rFonts w:asciiTheme="minorHAnsi" w:eastAsiaTheme="minorHAnsi" w:cs="바탕 옛한글"/>
+          <w:rFonts w:asciiTheme="minorHAnsi" w:eastAsiaTheme="minorHAnsi" w:cs="Batang Old Hangul"/>
           <w:bCs/>
           <w:color w:val="EE0000"/>
           <w:szCs w:val="22"/>
@@ -2640,7 +3328,7 @@
       </w:pPr>
       <w:r>
         <w:rPr>
-          <w:rFonts w:asciiTheme="minorHAnsi" w:eastAsiaTheme="minorHAnsi" w:cs="바탕 옛한글" w:hint="eastAsia"/>
+          <w:rFonts w:asciiTheme="minorHAnsi" w:eastAsiaTheme="minorHAnsi" w:cs="Batang Old Hangul" w:hint="eastAsia"/>
           <w:bCs/>
           <w:color w:val="EE0000"/>
           <w:szCs w:val="22"/>
@@ -2652,22 +3340,22 @@
       <w:pPr>
         <w:ind w:firstLineChars="50" w:firstLine="120"/>
         <w:rPr>
-          <w:rFonts w:cs="바탕 옛한글"/>
-          <w:b/>
-          <w:sz w:val="24"/>
-        </w:rPr>
-      </w:pPr>
-    </w:p>
-    <w:p>
-      <w:pPr>
-        <w:rPr>
-          <w:b/>
-          <w:sz w:val="24"/>
-        </w:rPr>
-      </w:pPr>
-      <w:r>
-        <w:rPr>
-          <w:rFonts w:cs="바탕 옛한글" w:hint="eastAsia"/>
+          <w:rFonts w:cs="Batang Old Hangul"/>
+          <w:b/>
+          <w:sz w:val="24"/>
+        </w:rPr>
+      </w:pPr>
+    </w:p>
+    <w:p>
+      <w:pPr>
+        <w:rPr>
+          <w:b/>
+          <w:sz w:val="24"/>
+        </w:rPr>
+      </w:pPr>
+      <w:r>
+        <w:rPr>
+          <w:rFonts w:cs="Batang Old Hangul" w:hint="eastAsia"/>
           <w:b/>
           <w:sz w:val="24"/>
         </w:rPr>
@@ -2681,14 +3369,14 @@
           <w:numId w:val="4"/>
         </w:numPr>
         <w:rPr>
-          <w:rFonts w:asciiTheme="minorHAnsi" w:eastAsiaTheme="minorHAnsi" w:cs="바탕 옛한글"/>
-          <w:bCs/>
-          <w:szCs w:val="22"/>
-        </w:rPr>
-      </w:pPr>
-      <w:r>
-        <w:rPr>
-          <w:rFonts w:asciiTheme="minorHAnsi" w:eastAsiaTheme="minorHAnsi" w:cs="바탕 옛한글" w:hint="eastAsia"/>
+          <w:rFonts w:asciiTheme="minorHAnsi" w:eastAsiaTheme="minorHAnsi" w:cs="Batang Old Hangul"/>
+          <w:bCs/>
+          <w:szCs w:val="22"/>
+        </w:rPr>
+      </w:pPr>
+      <w:r>
+        <w:rPr>
+          <w:rFonts w:asciiTheme="minorHAnsi" w:eastAsiaTheme="minorHAnsi" w:cs="Batang Old Hangul" w:hint="eastAsia"/>
           <w:bCs/>
           <w:szCs w:val="22"/>
         </w:rPr>
@@ -2702,14 +3390,14 @@
           <w:numId w:val="4"/>
         </w:numPr>
         <w:rPr>
-          <w:rFonts w:asciiTheme="minorHAnsi" w:eastAsiaTheme="minorHAnsi" w:cs="바탕 옛한글"/>
-          <w:bCs/>
-          <w:szCs w:val="22"/>
-        </w:rPr>
-      </w:pPr>
-      <w:r>
-        <w:rPr>
-          <w:rFonts w:asciiTheme="minorHAnsi" w:eastAsiaTheme="minorHAnsi" w:cs="바탕 옛한글" w:hint="eastAsia"/>
+          <w:rFonts w:asciiTheme="minorHAnsi" w:eastAsiaTheme="minorHAnsi" w:cs="Batang Old Hangul"/>
+          <w:bCs/>
+          <w:szCs w:val="22"/>
+        </w:rPr>
+      </w:pPr>
+      <w:r>
+        <w:rPr>
+          <w:rFonts w:asciiTheme="minorHAnsi" w:eastAsiaTheme="minorHAnsi" w:cs="Batang Old Hangul" w:hint="eastAsia"/>
           <w:bCs/>
           <w:szCs w:val="22"/>
         </w:rPr>
@@ -2740,17 +3428,26 @@
         </w:rPr>
         <w:t>“</w:t>
       </w:r>
+      <w:proofErr w:type="spellStart"/>
       <w:r>
         <w:rPr>
           <w:rFonts w:hint="eastAsia"/>
           <w:color w:val="FF0000"/>
         </w:rPr>
-        <w:t>입사후 3-6개월내 어떤 기여를 할 수 있을지</w:t>
-      </w:r>
-      <w:r>
-        <w:rPr>
+        <w:t>입사후</w:t>
+      </w:r>
+      <w:proofErr w:type="spellEnd"/>
+      <w:r>
+        <w:rPr>
+          <w:rFonts w:hint="eastAsia"/>
           <w:color w:val="FF0000"/>
         </w:rPr>
+        <w:t xml:space="preserve"> 3-6개월내 어떤 기여를 할 수 있을지</w:t>
+      </w:r>
+      <w:r>
+        <w:rPr>
+          <w:color w:val="FF0000"/>
+        </w:rPr>
         <w:t>”</w:t>
       </w:r>
       <w:r>
@@ -2758,22 +3455,14 @@
           <w:rFonts w:hint="eastAsia"/>
           <w:color w:val="FF0000"/>
         </w:rPr>
-        <w:t xml:space="preserve"> 요즘 중경</w:t>
-      </w:r>
-      <w:r>
-        <w:rPr>
-          <w:rFonts w:hint="eastAsia"/>
-          <w:color w:val="FF0000"/>
-        </w:rPr>
-        <w:lastRenderedPageBreak/>
-        <w:t>기업 이하의 기업에서는 당장 도움이 될 사람이 필요함</w:t>
+        <w:t xml:space="preserve"> 요즘 중경기업 이하의 기업에서는 당장 도움이 될 사람이 필요함</w:t>
       </w:r>
     </w:p>
     <w:p>
       <w:pPr>
         <w:ind w:firstLineChars="50" w:firstLine="110"/>
         <w:rPr>
-          <w:rFonts w:cs="바탕 옛한글"/>
+          <w:rFonts w:cs="Batang Old Hangul"/>
           <w:b/>
           <w:szCs w:val="20"/>
         </w:rPr>
@@ -2783,7 +3472,7 @@
       <w:pPr>
         <w:ind w:firstLineChars="50" w:firstLine="110"/>
         <w:rPr>
-          <w:rFonts w:cs="바탕 옛한글"/>
+          <w:rFonts w:cs="Batang Old Hangul"/>
           <w:b/>
           <w:szCs w:val="20"/>
         </w:rPr>
@@ -2894,14 +3583,31 @@
                                 <w:color w:val="FF0000"/>
                                 <w:u w:val="single"/>
                               </w:rPr>
-                              <w:t>제목은 고유명사, 상징숫자, 공격은유표현법</w:t>
+                              <w:t xml:space="preserve">제목은 고유명사, 상징숫자, </w:t>
+                            </w:r>
+                            <w:proofErr w:type="spellStart"/>
+                            <w:r>
+                              <w:rPr>
+                                <w:rFonts w:ascii="굴림체" w:eastAsia="굴림체" w:hAnsi="굴림체" w:hint="eastAsia"/>
+                                <w:color w:val="FF0000"/>
+                                <w:u w:val="single"/>
+                              </w:rPr>
+                              <w:t>공격은유표현법</w:t>
                             </w:r>
                             <w:r>
                               <w:rPr>
                                 <w:rFonts w:ascii="굴림체" w:eastAsia="굴림체" w:hAnsi="굴림체" w:hint="eastAsia"/>
                                 <w:color w:val="FF0000"/>
                               </w:rPr>
-                              <w:t>을 사용을 피</w:t>
+                              <w:t>을</w:t>
+                            </w:r>
+                            <w:proofErr w:type="spellEnd"/>
+                            <w:r>
+                              <w:rPr>
+                                <w:rFonts w:ascii="굴림체" w:eastAsia="굴림체" w:hAnsi="굴림체" w:hint="eastAsia"/>
+                                <w:color w:val="FF0000"/>
+                              </w:rPr>
+                              <w:t xml:space="preserve"> 사용을 피</w:t>
                             </w:r>
                             <w:r>
                               <w:rPr>
@@ -3039,7 +3745,7 @@
       <w:pPr>
         <w:ind w:firstLineChars="50" w:firstLine="110"/>
         <w:rPr>
-          <w:rFonts w:cs="바탕 옛한글"/>
+          <w:rFonts w:cs="Batang Old Hangul"/>
           <w:b/>
           <w:szCs w:val="20"/>
         </w:rPr>
@@ -3048,7 +3754,7 @@
     <w:p>
       <w:pPr>
         <w:rPr>
-          <w:rFonts w:cs="바탕 옛한글"/>
+          <w:rFonts w:cs="Batang Old Hangul"/>
           <w:b/>
           <w:szCs w:val="20"/>
         </w:rPr>
@@ -3067,6 +3773,7 @@
           <w:rFonts w:hAnsi="굴림" w:hint="eastAsia"/>
           <w:b/>
         </w:rPr>
+        <w:lastRenderedPageBreak/>
         <w:t>지원서 상의 모든 기재사항은 사실과 다름이 없음을 확인합니다.</w:t>
       </w:r>
     </w:p>
@@ -3079,6 +3786,7 @@
           <w:bCs/>
         </w:rPr>
       </w:pPr>
+      <w:proofErr w:type="gramStart"/>
       <w:r>
         <w:rPr>
           <w:rFonts w:hAnsi="굴림" w:cs="Arial" w:hint="eastAsia"/>
@@ -3086,6 +3794,7 @@
         </w:rPr>
         <w:t>작성일 :</w:t>
       </w:r>
+      <w:proofErr w:type="gramEnd"/>
       <w:r>
         <w:rPr>
           <w:rFonts w:hAnsi="굴림" w:cs="Arial" w:hint="eastAsia"/>
@@ -3194,7 +3903,7 @@
                     <pic:cNvPicPr/>
                   </pic:nvPicPr>
                   <pic:blipFill>
-                    <a:blip r:embed="rId15" cstate="print">
+                    <a:blip r:embed="rId14" cstate="print">
                       <a:extLst>
                         <a:ext uri="{28A0092B-C50C-407E-A947-70E740481C1C}">
                           <a14:useLocalDpi xmlns:a14="http://schemas.microsoft.com/office/drawing/2010/main" val="0"/>
@@ -3226,21 +3935,40 @@
           </wp:anchor>
         </w:drawing>
       </w:r>
+      <w:proofErr w:type="gramStart"/>
       <w:r>
         <w:rPr>
           <w:rFonts w:hAnsi="굴림" w:cs="Arial" w:hint="eastAsia"/>
           <w:b/>
           <w:bCs/>
         </w:rPr>
-        <w:t xml:space="preserve">작성자 : </w:t>
-      </w:r>
+        <w:t>작성자 :</w:t>
+      </w:r>
+      <w:proofErr w:type="gramEnd"/>
       <w:r>
         <w:rPr>
           <w:rFonts w:hAnsi="굴림" w:cs="Arial" w:hint="eastAsia"/>
           <w:b/>
           <w:bCs/>
         </w:rPr>
-        <w:t>홍 길 동 (</w:t>
+        <w:t xml:space="preserve"> </w:t>
+      </w:r>
+      <w:r>
+        <w:rPr>
+          <w:rFonts w:hAnsi="굴림" w:cs="Arial" w:hint="eastAsia"/>
+          <w:b/>
+          <w:bCs/>
+        </w:rPr>
+        <w:t xml:space="preserve">홍 길 동 </w:t>
+      </w:r>
+      <w:proofErr w:type="gramStart"/>
+      <w:r>
+        <w:rPr>
+          <w:rFonts w:hAnsi="굴림" w:cs="Arial" w:hint="eastAsia"/>
+          <w:b/>
+          <w:bCs/>
+        </w:rPr>
+        <w:t>(</w:t>
       </w:r>
       <w:r>
         <w:rPr>
@@ -3250,6 +3978,7 @@
         </w:rPr>
         <w:t xml:space="preserve">  </w:t>
       </w:r>
+      <w:proofErr w:type="gramEnd"/>
       <w:r>
         <w:rPr>
           <w:rFonts w:hAnsi="굴림" w:cs="Arial" w:hint="eastAsia"/>
@@ -3264,7 +3993,16 @@
           <w:b/>
           <w:bCs/>
         </w:rPr>
-        <w:t xml:space="preserve">   </w:t>
+        <w:t xml:space="preserve"> </w:t>
+      </w:r>
+      <w:proofErr w:type="gramStart"/>
+      <w:r>
+        <w:rPr>
+          <w:rFonts w:hAnsi="굴림" w:cs="Arial"/>
+          <w:b/>
+          <w:bCs/>
+        </w:rPr>
+        <w:t xml:space="preserve">  </w:t>
       </w:r>
       <w:r>
         <w:rPr>
@@ -3274,9 +4012,10 @@
         </w:rPr>
         <w:t>)</w:t>
       </w:r>
+      <w:proofErr w:type="gramEnd"/>
     </w:p>
     <w:sectPr>
-      <w:footerReference w:type="default" r:id="rId16"/>
+      <w:footerReference w:type="default" r:id="rId15"/>
       <w:pgSz w:w="11906" w:h="16838"/>
       <w:pgMar w:top="1701" w:right="1440" w:bottom="1440" w:left="1440" w:header="567" w:footer="57" w:gutter="0"/>
       <w:cols w:space="425"/>
@@ -4870,7 +5609,6 @@
   <w:style w:type="character" w:default="1" w:styleId="a0">
     <w:name w:val="Default Paragraph Font"/>
     <w:uiPriority w:val="1"/>
-    <w:semiHidden/>
     <w:unhideWhenUsed/>
   </w:style>
   <w:style w:type="table" w:default="1" w:styleId="a1">
@@ -5286,6 +6024,30 @@
     <w:uiPriority w:val="99"/>
     <w:rsid w:val="00DF41CB"/>
   </w:style>
+  <w:style w:type="character" w:styleId="af">
+    <w:name w:val="Unresolved Mention"/>
+    <w:basedOn w:val="a0"/>
+    <w:uiPriority w:val="99"/>
+    <w:semiHidden/>
+    <w:unhideWhenUsed/>
+    <w:rsid w:val="002F04DD"/>
+    <w:rPr>
+      <w:color w:val="605E5C"/>
+      <w:shd w:val="clear" w:color="auto" w:fill="E1DFDD"/>
+    </w:rPr>
+  </w:style>
+  <w:style w:type="character" w:styleId="af0">
+    <w:name w:val="FollowedHyperlink"/>
+    <w:basedOn w:val="a0"/>
+    <w:uiPriority w:val="99"/>
+    <w:semiHidden/>
+    <w:unhideWhenUsed/>
+    <w:rsid w:val="002F04DD"/>
+    <w:rPr>
+      <w:color w:val="954F72" w:themeColor="followedHyperlink"/>
+      <w:u w:val="single"/>
+    </w:rPr>
+  </w:style>
 </w:styles>
 </file>
 

--- a/job/입사지원서(bullet)-요즘스타일.docx
+++ b/job/입사지원서(bullet)-요즘스타일.docx
@@ -1,6 +1,6 @@
 
 <file path=word/document.xml><?xml version="1.0" encoding="utf-8"?>
-<w:document xmlns:wpc="http://schemas.microsoft.com/office/word/2010/wordprocessingCanvas" xmlns:cx="http://schemas.microsoft.com/office/drawing/2014/chartex" xmlns:cx1="http://schemas.microsoft.com/office/drawing/2015/9/8/chartex" xmlns:cx2="http://schemas.microsoft.com/office/drawing/2015/10/21/chartex" xmlns:cx3="http://schemas.microsoft.com/office/drawing/2016/5/9/chartex" xmlns:cx4="http://schemas.microsoft.com/office/drawing/2016/5/10/chartex" xmlns:cx5="http://schemas.microsoft.com/office/drawing/2016/5/11/chartex" xmlns:cx6="http://schemas.microsoft.com/office/drawing/2016/5/12/chartex" xmlns:cx7="http://schemas.microsoft.com/office/drawing/2016/5/13/chartex" xmlns:cx8="http://schemas.microsoft.com/office/drawing/2016/5/14/chartex" xmlns:mc="http://schemas.openxmlformats.org/markup-compatibility/2006" xmlns:aink="http://schemas.microsoft.com/office/drawing/2016/ink" xmlns:am3d="http://schemas.microsoft.com/office/drawing/2017/model3d" xmlns:o="urn:schemas-microsoft-com:office:office" xmlns:oel="http://schemas.microsoft.com/office/2019/extlst" xmlns:r="http://schemas.openxmlformats.org/officeDocument/2006/relationships" xmlns:m="http://schemas.openxmlformats.org/officeDocument/2006/math" xmlns:v="urn:schemas-microsoft-com:vml" xmlns:wp14="http://schemas.microsoft.com/office/word/2010/wordprocessingDrawing" xmlns:wp="http://schemas.openxmlformats.org/drawingml/2006/wordprocessingDrawing" xmlns:w10="urn:schemas-microsoft-com:office:word" xmlns:w="http://schemas.openxmlformats.org/wordprocessingml/2006/main" xmlns:w14="http://schemas.microsoft.com/office/word/2010/wordml" xmlns:w15="http://schemas.microsoft.com/office/word/2012/wordml" xmlns:w16cex="http://schemas.microsoft.com/office/word/2018/wordml/cex" xmlns:w16cid="http://schemas.microsoft.com/office/word/2016/wordml/cid" xmlns:w16="http://schemas.microsoft.com/office/word/2018/wordml" xmlns:w16du="http://schemas.microsoft.com/office/word/2023/wordml/word16du" xmlns:w16sdtdh="http://schemas.microsoft.com/office/word/2020/wordml/sdtdatahash" xmlns:w16sdtfl="http://schemas.microsoft.com/office/word/2024/wordml/sdtformatlock" xmlns:w16se="http://schemas.microsoft.com/office/word/2015/wordml/symex" xmlns:wpg="http://schemas.microsoft.com/office/word/2010/wordprocessingGroup" xmlns:wpi="http://schemas.microsoft.com/office/word/2010/wordprocessingInk" xmlns:wne="http://schemas.microsoft.com/office/word/2006/wordml" xmlns:wps="http://schemas.microsoft.com/office/word/2010/wordprocessingShape" mc:Ignorable="w14 w15 w16se w16cid w16 w16cex w16sdtdh w16sdtfl w16du wp14">
+<w:document xmlns:wpc="http://schemas.microsoft.com/office/word/2010/wordprocessingCanvas" xmlns:cx="http://schemas.microsoft.com/office/drawing/2014/chartex" xmlns:cx1="http://schemas.microsoft.com/office/drawing/2015/9/8/chartex" xmlns:cx2="http://schemas.microsoft.com/office/drawing/2015/10/21/chartex" xmlns:cx3="http://schemas.microsoft.com/office/drawing/2016/5/9/chartex" xmlns:cx4="http://schemas.microsoft.com/office/drawing/2016/5/10/chartex" xmlns:cx5="http://schemas.microsoft.com/office/drawing/2016/5/11/chartex" xmlns:cx6="http://schemas.microsoft.com/office/drawing/2016/5/12/chartex" xmlns:cx7="http://schemas.microsoft.com/office/drawing/2016/5/13/chartex" xmlns:cx8="http://schemas.microsoft.com/office/drawing/2016/5/14/chartex" xmlns:mc="http://schemas.openxmlformats.org/markup-compatibility/2006" xmlns:aink="http://schemas.microsoft.com/office/drawing/2016/ink" xmlns:am3d="http://schemas.microsoft.com/office/drawing/2017/model3d" xmlns:o="urn:schemas-microsoft-com:office:office" xmlns:r="http://schemas.openxmlformats.org/officeDocument/2006/relationships" xmlns:m="http://schemas.openxmlformats.org/officeDocument/2006/math" xmlns:v="urn:schemas-microsoft-com:vml" xmlns:wp14="http://schemas.microsoft.com/office/word/2010/wordprocessingDrawing" xmlns:wp="http://schemas.openxmlformats.org/drawingml/2006/wordprocessingDrawing" xmlns:w10="urn:schemas-microsoft-com:office:word" xmlns:w="http://schemas.openxmlformats.org/wordprocessingml/2006/main" xmlns:w14="http://schemas.microsoft.com/office/word/2010/wordml" xmlns:w15="http://schemas.microsoft.com/office/word/2012/wordml" xmlns:w16cid="http://schemas.microsoft.com/office/word/2016/wordml/cid" xmlns:w16se="http://schemas.microsoft.com/office/word/2015/wordml/symex" xmlns:wpg="http://schemas.microsoft.com/office/word/2010/wordprocessingGroup" xmlns:wpi="http://schemas.microsoft.com/office/word/2010/wordprocessingInk" xmlns:wne="http://schemas.microsoft.com/office/word/2006/wordml" xmlns:wps="http://schemas.microsoft.com/office/word/2010/wordprocessingShape" mc:Ignorable="w14 w15 w16se w16cid wp14">
   <w:body>
     <w:p>
       <w:pPr>
@@ -172,23 +172,7 @@
                   <w:sz w:val="21"/>
                   <w:szCs w:val="21"/>
                 </w:rPr>
-                <w:t>https://github.c</w:t>
-              </w:r>
-              <w:r>
-                <w:rPr>
-                  <w:rStyle w:val="aa"/>
-                  <w:sz w:val="21"/>
-                  <w:szCs w:val="21"/>
-                </w:rPr>
-                <w:t>o</w:t>
-              </w:r>
-              <w:r>
-                <w:rPr>
-                  <w:rStyle w:val="aa"/>
-                  <w:sz w:val="21"/>
-                  <w:szCs w:val="21"/>
-                </w:rPr>
-                <w:t>m/onizuka-38</w:t>
+                <w:t>https://github.com/onizuka-38</w:t>
               </w:r>
             </w:hyperlink>
           </w:p>
@@ -293,23 +277,7 @@
                 <w:sz w:val="21"/>
                 <w:szCs w:val="21"/>
               </w:rPr>
-              <w:t>bdh9938@</w:t>
-            </w:r>
-            <w:r>
-              <w:rPr>
-                <w:rFonts w:hint="eastAsia"/>
-                <w:sz w:val="21"/>
-                <w:szCs w:val="21"/>
-              </w:rPr>
-              <w:t>g</w:t>
-            </w:r>
-            <w:r>
-              <w:rPr>
-                <w:rFonts w:hint="eastAsia"/>
-                <w:sz w:val="21"/>
-                <w:szCs w:val="21"/>
-              </w:rPr>
-              <w:t>mail.com</w:t>
+              <w:t>bdh9938@gmail.com</w:t>
             </w:r>
             <w:r>
               <w:rPr>
@@ -392,7 +360,7 @@
       <w:pPr>
         <w:spacing w:after="0"/>
         <w:rPr>
-          <w:rFonts w:ascii="Segoe UI Emoji" w:hAnsi="Segoe UI Emoji" w:cs="Segoe UI Emoji" w:hint="eastAsia"/>
+          <w:rFonts w:ascii="Segoe UI Emoji" w:hAnsi="Segoe UI Emoji" w:cs="Segoe UI Emoji"/>
           <w:b/>
           <w:bCs/>
           <w:szCs w:val="22"/>
@@ -520,21 +488,23 @@
         </w:rPr>
         <w:t xml:space="preserve"> </w:t>
       </w:r>
+      <w:proofErr w:type="spellStart"/>
       <w:r>
         <w:rPr>
           <w:rFonts w:hint="eastAsia"/>
           <w:sz w:val="21"/>
           <w:szCs w:val="21"/>
         </w:rPr>
-        <w:t xml:space="preserve">의학공학과 </w:t>
-      </w:r>
+        <w:t>글로컬</w:t>
+      </w:r>
+      <w:proofErr w:type="spellEnd"/>
       <w:r>
         <w:rPr>
           <w:rFonts w:hint="eastAsia"/>
           <w:sz w:val="21"/>
           <w:szCs w:val="21"/>
         </w:rPr>
-        <w:t>졸업 (20</w:t>
+        <w:t xml:space="preserve"> </w:t>
       </w:r>
       <w:r>
         <w:rPr>
@@ -542,7 +512,7 @@
           <w:sz w:val="21"/>
           <w:szCs w:val="21"/>
         </w:rPr>
-        <w:t>18</w:t>
+        <w:t xml:space="preserve">의학공학과 </w:t>
       </w:r>
       <w:r>
         <w:rPr>
@@ -550,7 +520,7 @@
           <w:sz w:val="21"/>
           <w:szCs w:val="21"/>
         </w:rPr>
-        <w:t>.03 ~ 202</w:t>
+        <w:t>졸업 (20</w:t>
       </w:r>
       <w:r>
         <w:rPr>
@@ -558,7 +528,7 @@
           <w:sz w:val="21"/>
           <w:szCs w:val="21"/>
         </w:rPr>
-        <w:t>5</w:t>
+        <w:t>18</w:t>
       </w:r>
       <w:r>
         <w:rPr>
@@ -566,11 +536,27 @@
           <w:sz w:val="21"/>
           <w:szCs w:val="21"/>
         </w:rPr>
+        <w:t>.03 ~ 202</w:t>
+      </w:r>
+      <w:r>
+        <w:rPr>
+          <w:rFonts w:hint="eastAsia"/>
+          <w:sz w:val="21"/>
+          <w:szCs w:val="21"/>
+        </w:rPr>
+        <w:t>5</w:t>
+      </w:r>
+      <w:r>
+        <w:rPr>
+          <w:rFonts w:hint="eastAsia"/>
+          <w:sz w:val="21"/>
+          <w:szCs w:val="21"/>
+        </w:rPr>
         <w:t>.02)</w:t>
       </w:r>
       <w:r>
         <w:rPr>
-          <w:rFonts w:cs="Batang Old Hangul" w:hint="eastAsia"/>
+          <w:rFonts w:cs="바탕 옛한글" w:hint="eastAsia"/>
           <w:sz w:val="21"/>
           <w:szCs w:val="21"/>
         </w:rPr>
@@ -593,7 +579,7 @@
       </w:pPr>
       <w:r>
         <w:rPr>
-          <w:rFonts w:cs="Batang Old Hangul" w:hint="eastAsia"/>
+          <w:rFonts w:cs="바탕 옛한글" w:hint="eastAsia"/>
           <w:sz w:val="21"/>
           <w:szCs w:val="21"/>
         </w:rPr>
@@ -601,7 +587,7 @@
       </w:r>
       <w:r>
         <w:rPr>
-          <w:rFonts w:cs="Batang Old Hangul"/>
+          <w:rFonts w:cs="바탕 옛한글"/>
           <w:sz w:val="21"/>
           <w:szCs w:val="21"/>
         </w:rPr>
@@ -609,7 +595,7 @@
       </w:r>
       <w:r>
         <w:rPr>
-          <w:rFonts w:cs="Batang Old Hangul" w:hint="eastAsia"/>
+          <w:rFonts w:cs="바탕 옛한글" w:hint="eastAsia"/>
           <w:sz w:val="21"/>
           <w:szCs w:val="21"/>
         </w:rPr>
@@ -674,23 +660,7 @@
             <w:b/>
             <w:sz w:val="24"/>
           </w:rPr>
-          <w:t>https://github.com/onizuka-38</w:t>
-        </w:r>
-        <w:r>
-          <w:rPr>
-            <w:rStyle w:val="aa"/>
-            <w:b/>
-            <w:sz w:val="24"/>
-          </w:rPr>
-          <w:t>/</w:t>
-        </w:r>
-        <w:r>
-          <w:rPr>
-            <w:rStyle w:val="aa"/>
-            <w:b/>
-            <w:sz w:val="24"/>
-          </w:rPr>
-          <w:t>ai_x</w:t>
+          <w:t>https://github.com/onizuka-38/ai_x</w:t>
         </w:r>
       </w:hyperlink>
       <w:r>
@@ -732,7 +702,7 @@
           <w:numId w:val="4"/>
         </w:numPr>
         <w:rPr>
-          <w:rFonts w:cs="Batang Old Hangul"/>
+          <w:rFonts w:cs="바탕 옛한글"/>
           <w:b/>
           <w:sz w:val="21"/>
           <w:szCs w:val="21"/>
@@ -740,7 +710,7 @@
       </w:pPr>
       <w:r>
         <w:rPr>
-          <w:rFonts w:asciiTheme="majorHAnsi" w:eastAsiaTheme="majorHAnsi" w:hAnsiTheme="majorHAnsi" w:cs="Batang Old Hangul"/>
+          <w:rFonts w:asciiTheme="majorHAnsi" w:eastAsiaTheme="majorHAnsi" w:hAnsiTheme="majorHAnsi" w:cs="바탕 옛한글"/>
           <w:color w:val="000000"/>
           <w:sz w:val="21"/>
           <w:szCs w:val="21"/>
@@ -749,7 +719,7 @@
       </w:r>
       <w:r>
         <w:rPr>
-          <w:rFonts w:asciiTheme="majorHAnsi" w:eastAsiaTheme="majorHAnsi" w:hAnsiTheme="majorHAnsi" w:cs="Batang Old Hangul" w:hint="eastAsia"/>
+          <w:rFonts w:asciiTheme="majorHAnsi" w:eastAsiaTheme="majorHAnsi" w:hAnsiTheme="majorHAnsi" w:cs="바탕 옛한글" w:hint="eastAsia"/>
           <w:color w:val="000000"/>
           <w:sz w:val="21"/>
           <w:szCs w:val="21"/>
@@ -759,7 +729,7 @@
       <w:proofErr w:type="gramStart"/>
       <w:r>
         <w:rPr>
-          <w:rFonts w:asciiTheme="majorHAnsi" w:eastAsiaTheme="majorHAnsi" w:hAnsiTheme="majorHAnsi" w:cs="Batang Old Hangul" w:hint="eastAsia"/>
+          <w:rFonts w:asciiTheme="majorHAnsi" w:eastAsiaTheme="majorHAnsi" w:hAnsiTheme="majorHAnsi" w:cs="바탕 옛한글" w:hint="eastAsia"/>
           <w:color w:val="000000"/>
           <w:sz w:val="21"/>
           <w:szCs w:val="21"/>
@@ -769,7 +739,7 @@
       <w:proofErr w:type="gramEnd"/>
       <w:r>
         <w:rPr>
-          <w:rFonts w:asciiTheme="majorHAnsi" w:eastAsiaTheme="majorHAnsi" w:hAnsiTheme="majorHAnsi" w:cs="Batang Old Hangul" w:hint="eastAsia"/>
+          <w:rFonts w:asciiTheme="majorHAnsi" w:eastAsiaTheme="majorHAnsi" w:hAnsiTheme="majorHAnsi" w:cs="바탕 옛한글" w:hint="eastAsia"/>
           <w:color w:val="000000"/>
           <w:sz w:val="21"/>
           <w:szCs w:val="21"/>
@@ -778,7 +748,7 @@
       </w:r>
       <w:r>
         <w:rPr>
-          <w:rFonts w:cs="Batang Old Hangul" w:hint="eastAsia"/>
+          <w:rFonts w:cs="바탕 옛한글" w:hint="eastAsia"/>
           <w:sz w:val="21"/>
           <w:szCs w:val="21"/>
         </w:rPr>
@@ -792,7 +762,7 @@
           <w:numId w:val="4"/>
         </w:numPr>
         <w:rPr>
-          <w:rFonts w:cs="Batang Old Hangul"/>
+          <w:rFonts w:cs="바탕 옛한글"/>
           <w:b/>
           <w:sz w:val="21"/>
           <w:szCs w:val="21"/>
@@ -800,7 +770,7 @@
       </w:pPr>
       <w:r>
         <w:rPr>
-          <w:rFonts w:cs="Batang Old Hangul" w:hint="eastAsia"/>
+          <w:rFonts w:cs="바탕 옛한글" w:hint="eastAsia"/>
           <w:sz w:val="21"/>
           <w:szCs w:val="21"/>
         </w:rPr>
@@ -809,7 +779,7 @@
       <w:proofErr w:type="gramStart"/>
       <w:r>
         <w:rPr>
-          <w:rFonts w:cs="Batang Old Hangul" w:hint="eastAsia"/>
+          <w:rFonts w:cs="바탕 옛한글" w:hint="eastAsia"/>
           <w:sz w:val="21"/>
           <w:szCs w:val="21"/>
         </w:rPr>
@@ -818,7 +788,7 @@
       <w:proofErr w:type="gramEnd"/>
       <w:r>
         <w:rPr>
-          <w:rFonts w:cs="Batang Old Hangul" w:hint="eastAsia"/>
+          <w:rFonts w:cs="바탕 옛한글" w:hint="eastAsia"/>
           <w:sz w:val="21"/>
           <w:szCs w:val="21"/>
         </w:rPr>
@@ -827,7 +797,7 @@
       <w:proofErr w:type="spellStart"/>
       <w:r>
         <w:rPr>
-          <w:rFonts w:cs="Batang Old Hangul" w:hint="eastAsia"/>
+          <w:rFonts w:cs="바탕 옛한글" w:hint="eastAsia"/>
           <w:sz w:val="21"/>
           <w:szCs w:val="21"/>
         </w:rPr>
@@ -836,7 +806,7 @@
       <w:proofErr w:type="spellEnd"/>
       <w:r>
         <w:rPr>
-          <w:rFonts w:cs="Batang Old Hangul" w:hint="eastAsia"/>
+          <w:rFonts w:cs="바탕 옛한글" w:hint="eastAsia"/>
           <w:sz w:val="21"/>
           <w:szCs w:val="21"/>
         </w:rPr>
@@ -850,7 +820,7 @@
           <w:numId w:val="4"/>
         </w:numPr>
         <w:rPr>
-          <w:rFonts w:cs="Batang Old Hangul"/>
+          <w:rFonts w:cs="바탕 옛한글"/>
           <w:b/>
           <w:sz w:val="21"/>
           <w:szCs w:val="21"/>
@@ -858,7 +828,7 @@
       </w:pPr>
       <w:r>
         <w:rPr>
-          <w:rFonts w:cs="Batang Old Hangul" w:hint="eastAsia"/>
+          <w:rFonts w:cs="바탕 옛한글" w:hint="eastAsia"/>
           <w:sz w:val="21"/>
           <w:szCs w:val="21"/>
         </w:rPr>
@@ -867,7 +837,7 @@
       <w:proofErr w:type="gramStart"/>
       <w:r>
         <w:rPr>
-          <w:rFonts w:cs="Batang Old Hangul" w:hint="eastAsia"/>
+          <w:rFonts w:cs="바탕 옛한글" w:hint="eastAsia"/>
           <w:sz w:val="21"/>
           <w:szCs w:val="21"/>
         </w:rPr>
@@ -875,7 +845,7 @@
       </w:r>
       <w:r>
         <w:rPr>
-          <w:rFonts w:cs="Batang Old Hangul" w:hint="eastAsia"/>
+          <w:rFonts w:cs="바탕 옛한글" w:hint="eastAsia"/>
           <w:sz w:val="21"/>
           <w:szCs w:val="21"/>
         </w:rPr>
@@ -884,7 +854,7 @@
       <w:proofErr w:type="gramEnd"/>
       <w:r>
         <w:rPr>
-          <w:rFonts w:cs="Batang Old Hangul" w:hint="eastAsia"/>
+          <w:rFonts w:cs="바탕 옛한글" w:hint="eastAsia"/>
           <w:sz w:val="21"/>
           <w:szCs w:val="21"/>
         </w:rPr>
@@ -893,7 +863,7 @@
       <w:proofErr w:type="spellStart"/>
       <w:r>
         <w:rPr>
-          <w:rFonts w:cs="Batang Old Hangul" w:hint="eastAsia"/>
+          <w:rFonts w:cs="바탕 옛한글" w:hint="eastAsia"/>
           <w:sz w:val="21"/>
           <w:szCs w:val="21"/>
         </w:rPr>
@@ -902,7 +872,7 @@
       <w:proofErr w:type="spellEnd"/>
       <w:r>
         <w:rPr>
-          <w:rFonts w:cs="Batang Old Hangul" w:hint="eastAsia"/>
+          <w:rFonts w:cs="바탕 옛한글" w:hint="eastAsia"/>
           <w:sz w:val="21"/>
           <w:szCs w:val="21"/>
         </w:rPr>
@@ -916,7 +886,7 @@
           <w:numId w:val="4"/>
         </w:numPr>
         <w:rPr>
-          <w:rFonts w:cs="Batang Old Hangul"/>
+          <w:rFonts w:cs="바탕 옛한글"/>
           <w:b/>
           <w:sz w:val="21"/>
           <w:szCs w:val="21"/>
@@ -924,7 +894,7 @@
       </w:pPr>
       <w:r>
         <w:rPr>
-          <w:rFonts w:cs="Batang Old Hangul" w:hint="eastAsia"/>
+          <w:rFonts w:cs="바탕 옛한글" w:hint="eastAsia"/>
           <w:sz w:val="21"/>
           <w:szCs w:val="21"/>
         </w:rPr>
@@ -933,7 +903,7 @@
       <w:proofErr w:type="gramStart"/>
       <w:r>
         <w:rPr>
-          <w:rFonts w:cs="Batang Old Hangul" w:hint="eastAsia"/>
+          <w:rFonts w:cs="바탕 옛한글" w:hint="eastAsia"/>
           <w:sz w:val="21"/>
           <w:szCs w:val="21"/>
         </w:rPr>
@@ -942,7 +912,7 @@
       <w:proofErr w:type="gramEnd"/>
       <w:r>
         <w:rPr>
-          <w:rFonts w:cs="Batang Old Hangul" w:hint="eastAsia"/>
+          <w:rFonts w:cs="바탕 옛한글" w:hint="eastAsia"/>
           <w:sz w:val="21"/>
           <w:szCs w:val="21"/>
         </w:rPr>
@@ -950,7 +920,7 @@
       </w:r>
       <w:r>
         <w:rPr>
-          <w:rFonts w:cs="Batang Old Hangul"/>
+          <w:rFonts w:cs="바탕 옛한글"/>
           <w:sz w:val="21"/>
           <w:szCs w:val="21"/>
         </w:rPr>
@@ -958,7 +928,7 @@
       </w:r>
       <w:r>
         <w:rPr>
-          <w:rFonts w:cs="Batang Old Hangul" w:hint="eastAsia"/>
+          <w:rFonts w:cs="바탕 옛한글" w:hint="eastAsia"/>
           <w:sz w:val="21"/>
           <w:szCs w:val="21"/>
         </w:rPr>
@@ -972,7 +942,7 @@
           <w:numId w:val="4"/>
         </w:numPr>
         <w:rPr>
-          <w:rFonts w:cs="Batang Old Hangul"/>
+          <w:rFonts w:cs="바탕 옛한글"/>
           <w:b/>
           <w:sz w:val="21"/>
           <w:szCs w:val="21"/>
@@ -981,7 +951,7 @@
       <w:proofErr w:type="gramStart"/>
       <w:r>
         <w:rPr>
-          <w:rFonts w:cs="Batang Old Hangul" w:hint="eastAsia"/>
+          <w:rFonts w:cs="바탕 옛한글" w:hint="eastAsia"/>
           <w:sz w:val="21"/>
           <w:szCs w:val="21"/>
         </w:rPr>
@@ -990,7 +960,7 @@
       <w:proofErr w:type="gramEnd"/>
       <w:r>
         <w:rPr>
-          <w:rFonts w:cs="Batang Old Hangul" w:hint="eastAsia"/>
+          <w:rFonts w:cs="바탕 옛한글" w:hint="eastAsia"/>
           <w:sz w:val="21"/>
           <w:szCs w:val="21"/>
         </w:rPr>
@@ -1004,7 +974,7 @@
           <w:numId w:val="4"/>
         </w:numPr>
         <w:rPr>
-          <w:rFonts w:cs="Batang Old Hangul"/>
+          <w:rFonts w:cs="바탕 옛한글"/>
           <w:b/>
           <w:sz w:val="21"/>
           <w:szCs w:val="21"/>
@@ -1013,7 +983,7 @@
       <w:proofErr w:type="gramStart"/>
       <w:r>
         <w:rPr>
-          <w:rFonts w:cs="Batang Old Hangul" w:hint="eastAsia"/>
+          <w:rFonts w:cs="바탕 옛한글" w:hint="eastAsia"/>
           <w:sz w:val="21"/>
           <w:szCs w:val="21"/>
         </w:rPr>
@@ -1022,7 +992,7 @@
       <w:proofErr w:type="gramEnd"/>
       <w:r>
         <w:rPr>
-          <w:rFonts w:cs="Batang Old Hangul" w:hint="eastAsia"/>
+          <w:rFonts w:cs="바탕 옛한글" w:hint="eastAsia"/>
           <w:sz w:val="21"/>
           <w:szCs w:val="21"/>
         </w:rPr>
@@ -1031,7 +1001,7 @@
       <w:proofErr w:type="spellStart"/>
       <w:r>
         <w:rPr>
-          <w:rFonts w:cs="Batang Old Hangul" w:hint="eastAsia"/>
+          <w:rFonts w:cs="바탕 옛한글" w:hint="eastAsia"/>
           <w:sz w:val="21"/>
           <w:szCs w:val="21"/>
         </w:rPr>
@@ -1040,7 +1010,7 @@
       <w:proofErr w:type="spellEnd"/>
       <w:r>
         <w:rPr>
-          <w:rFonts w:cs="Batang Old Hangul" w:hint="eastAsia"/>
+          <w:rFonts w:cs="바탕 옛한글" w:hint="eastAsia"/>
           <w:sz w:val="21"/>
           <w:szCs w:val="21"/>
         </w:rPr>
@@ -1049,7 +1019,7 @@
       <w:proofErr w:type="spellStart"/>
       <w:r>
         <w:rPr>
-          <w:rFonts w:cs="Batang Old Hangul" w:hint="eastAsia"/>
+          <w:rFonts w:cs="바탕 옛한글" w:hint="eastAsia"/>
           <w:sz w:val="21"/>
           <w:szCs w:val="21"/>
         </w:rPr>
@@ -1058,7 +1028,7 @@
       <w:proofErr w:type="spellEnd"/>
       <w:r>
         <w:rPr>
-          <w:rFonts w:cs="Batang Old Hangul" w:hint="eastAsia"/>
+          <w:rFonts w:cs="바탕 옛한글" w:hint="eastAsia"/>
           <w:sz w:val="21"/>
           <w:szCs w:val="21"/>
         </w:rPr>
@@ -1067,7 +1037,7 @@
       <w:proofErr w:type="spellStart"/>
       <w:r>
         <w:rPr>
-          <w:rFonts w:cs="Batang Old Hangul" w:hint="eastAsia"/>
+          <w:rFonts w:cs="바탕 옛한글" w:hint="eastAsia"/>
           <w:sz w:val="21"/>
           <w:szCs w:val="21"/>
         </w:rPr>
@@ -1076,7 +1046,7 @@
       <w:proofErr w:type="spellEnd"/>
       <w:r>
         <w:rPr>
-          <w:rFonts w:cs="Batang Old Hangul" w:hint="eastAsia"/>
+          <w:rFonts w:cs="바탕 옛한글" w:hint="eastAsia"/>
           <w:sz w:val="21"/>
           <w:szCs w:val="21"/>
         </w:rPr>
@@ -1084,7 +1054,7 @@
       </w:r>
       <w:r>
         <w:rPr>
-          <w:rFonts w:cs="Batang Old Hangul" w:hint="eastAsia"/>
+          <w:rFonts w:cs="바탕 옛한글" w:hint="eastAsia"/>
           <w:sz w:val="21"/>
           <w:szCs w:val="21"/>
         </w:rPr>
@@ -1232,15 +1202,7 @@
         <w:t>2025.07.07 ~ 2025.07.25</w:t>
       </w:r>
       <w:r>
-        <w:t xml:space="preserve"> (3주</w:t>
-      </w:r>
-      <w:proofErr w:type="gramStart"/>
-      <w:r>
-        <w:t>) /</w:t>
-      </w:r>
-      <w:proofErr w:type="gramEnd"/>
-      <w:r>
-        <w:t xml:space="preserve"> 팀원 4명</w:t>
+        <w:t xml:space="preserve"> (3주) / 팀원 4명</w:t>
       </w:r>
     </w:p>
     <w:p>
@@ -1457,11 +1419,19 @@
           <w:numId w:val="2"/>
         </w:numPr>
       </w:pPr>
-      <w:r>
-        <w:rPr>
-          <w:rFonts w:hint="eastAsia"/>
-        </w:rPr>
-        <w:t xml:space="preserve">딥러닝 회귀모델이 </w:t>
+      <w:proofErr w:type="spellStart"/>
+      <w:r>
+        <w:rPr>
+          <w:rFonts w:hint="eastAsia"/>
+        </w:rPr>
+        <w:t>딥러닝</w:t>
+      </w:r>
+      <w:proofErr w:type="spellEnd"/>
+      <w:r>
+        <w:rPr>
+          <w:rFonts w:hint="eastAsia"/>
+        </w:rPr>
+        <w:t xml:space="preserve"> 회귀모델이 </w:t>
       </w:r>
       <w:proofErr w:type="spellStart"/>
       <w:r>
@@ -1562,11 +1532,19 @@
           <w:numId w:val="3"/>
         </w:numPr>
       </w:pPr>
-      <w:r>
-        <w:rPr>
-          <w:rFonts w:hint="eastAsia"/>
-        </w:rPr>
-        <w:t xml:space="preserve">딥러닝, </w:t>
+      <w:proofErr w:type="spellStart"/>
+      <w:r>
+        <w:rPr>
+          <w:rFonts w:hint="eastAsia"/>
+        </w:rPr>
+        <w:t>딥러닝</w:t>
+      </w:r>
+      <w:proofErr w:type="spellEnd"/>
+      <w:r>
+        <w:rPr>
+          <w:rFonts w:hint="eastAsia"/>
+        </w:rPr>
+        <w:t xml:space="preserve">, </w:t>
       </w:r>
       <w:proofErr w:type="spellStart"/>
       <w:r>
@@ -1638,19 +1616,7 @@
           <w:rPr>
             <w:rStyle w:val="aa"/>
           </w:rPr>
-          <w:t>https://github.com/tangerineTa</w:t>
-        </w:r>
-        <w:r>
-          <w:rPr>
-            <w:rStyle w:val="aa"/>
-          </w:rPr>
-          <w:t>s</w:t>
-        </w:r>
-        <w:r>
-          <w:rPr>
-            <w:rStyle w:val="aa"/>
-          </w:rPr>
-          <w:t>te/JikFarm</w:t>
+          <w:t>https://github.com/tangerineTaste/JikFarm</w:t>
         </w:r>
       </w:hyperlink>
     </w:p>
@@ -1736,128 +1702,479 @@
           <w:rPr>
             <w:rStyle w:val="aa"/>
           </w:rPr>
-          <w:t>https://jikfarm.pythonanywhere</w:t>
+          <w:t>https://jikfarm.pythonanywhere.com/</w:t>
+        </w:r>
+      </w:hyperlink>
+    </w:p>
+    <w:p>
+      <w:pPr>
+        <w:rPr>
+          <w:rFonts w:ascii="Segoe UI Emoji" w:hAnsi="Segoe UI Emoji" w:cs="Segoe UI Emoji"/>
+          <w:b/>
+          <w:bCs/>
+        </w:rPr>
+      </w:pPr>
+      <w:r>
+        <w:rPr>
+          <w:rFonts w:ascii="Segoe UI Emoji" w:hAnsi="Segoe UI Emoji" w:cs="Segoe UI Emoji"/>
+          <w:b/>
+          <w:bCs/>
+        </w:rPr>
+        <w:pict>
+          <v:rect id="_x0000_i1028" style="width:0;height:1.5pt" o:hralign="center" o:hrstd="t" o:hr="t" fillcolor="#a0a0a0" stroked="f"/>
+        </w:pict>
+      </w:r>
+    </w:p>
+    <w:p>
+      <w:pPr>
+        <w:rPr>
+          <w:b/>
+          <w:bCs/>
+          <w:sz w:val="24"/>
+        </w:rPr>
+      </w:pPr>
+      <w:r>
+        <w:rPr>
+          <w:rFonts w:hint="eastAsia"/>
+          <w:b/>
+          <w:sz w:val="24"/>
+        </w:rPr>
+        <w:t xml:space="preserve">▶ </w:t>
+      </w:r>
+      <w:r>
+        <w:rPr>
+          <w:b/>
+          <w:bCs/>
+          <w:sz w:val="24"/>
+        </w:rPr>
+        <w:t xml:space="preserve">Project </w:t>
+      </w:r>
+      <w:proofErr w:type="gramStart"/>
+      <w:r>
+        <w:rPr>
+          <w:rFonts w:hint="eastAsia"/>
+          <w:b/>
+          <w:bCs/>
+          <w:sz w:val="24"/>
+        </w:rPr>
+        <w:t>2</w:t>
+      </w:r>
+      <w:r>
+        <w:rPr>
+          <w:b/>
+          <w:bCs/>
+          <w:sz w:val="24"/>
+        </w:rPr>
+        <w:t xml:space="preserve"> :</w:t>
+      </w:r>
+      <w:proofErr w:type="gramEnd"/>
+      <w:r>
+        <w:rPr>
+          <w:b/>
+          <w:bCs/>
+          <w:sz w:val="24"/>
+        </w:rPr>
+        <w:t xml:space="preserve"> </w:t>
+      </w:r>
+      <w:r>
+        <w:rPr>
+          <w:b/>
+        </w:rPr>
+        <w:t>Chill Tuna</w:t>
+      </w:r>
+      <w:r>
+        <w:t xml:space="preserve"> </w:t>
+      </w:r>
+      <w:r>
+        <w:t>(</w:t>
+      </w:r>
+      <w:r>
+        <w:t>LLM 기반 페르소나 시장조사·판매 예측 시뮬레이터</w:t>
+      </w:r>
+      <w:r>
+        <w:rPr>
+          <w:rFonts w:hint="eastAsia"/>
+        </w:rPr>
+        <w:t>)</w:t>
+      </w:r>
+      <w:r>
+        <w:t xml:space="preserve"> (Dongwon x KAIST AI Challenge)</w:t>
+      </w:r>
+    </w:p>
+    <w:p>
+      <w:pPr>
+        <w:numPr>
+          <w:ilvl w:val="0"/>
+          <w:numId w:val="1"/>
+        </w:numPr>
+        <w:rPr>
+          <w:rFonts w:ascii="Segoe UI Emoji" w:hAnsi="Segoe UI Emoji" w:cs="Segoe UI Emoji"/>
+          <w:bCs/>
+        </w:rPr>
+      </w:pPr>
+      <w:proofErr w:type="gramStart"/>
+      <w:r>
+        <w:rPr>
+          <w:rFonts w:ascii="Segoe UI Emoji" w:hAnsi="Segoe UI Emoji" w:cs="Segoe UI Emoji" w:hint="eastAsia"/>
+          <w:bCs/>
+        </w:rPr>
+        <w:t>기간</w:t>
+      </w:r>
+      <w:r>
+        <w:rPr>
+          <w:rFonts w:ascii="Segoe UI Emoji" w:hAnsi="Segoe UI Emoji" w:cs="Segoe UI Emoji"/>
+          <w:bCs/>
+        </w:rPr>
+        <w:t xml:space="preserve"> :</w:t>
+      </w:r>
+      <w:proofErr w:type="gramEnd"/>
+      <w:r>
+        <w:rPr>
+          <w:rFonts w:ascii="Segoe UI Emoji" w:hAnsi="Segoe UI Emoji" w:cs="Segoe UI Emoji"/>
+          <w:bCs/>
+        </w:rPr>
+        <w:t xml:space="preserve"> </w:t>
+      </w:r>
+      <w:r>
+        <w:t>2025.07.</w:t>
+      </w:r>
+      <w:r>
+        <w:t>28</w:t>
+      </w:r>
+      <w:r>
+        <w:t xml:space="preserve"> ~ 2025.</w:t>
+      </w:r>
+      <w:r>
+        <w:t>08.28</w:t>
+      </w:r>
+      <w:r>
+        <w:t xml:space="preserve"> (</w:t>
+      </w:r>
+      <w:r>
+        <w:t>4</w:t>
+      </w:r>
+      <w:r>
+        <w:t>주) / 팀원 4명</w:t>
+      </w:r>
+    </w:p>
+    <w:p>
+      <w:pPr>
+        <w:rPr>
+          <w:rFonts w:ascii="Segoe UI Emoji" w:hAnsi="Segoe UI Emoji" w:cs="Segoe UI Emoji"/>
+          <w:b/>
+          <w:bCs/>
+        </w:rPr>
+      </w:pPr>
+      <w:r>
+        <w:rPr>
+          <w:rFonts w:ascii="Segoe UI Emoji" w:hAnsi="Segoe UI Emoji" w:cs="Segoe UI Emoji"/>
+          <w:b/>
+          <w:bCs/>
+        </w:rPr>
+        <w:pict>
+          <v:rect id="_x0000_i1029" style="width:0;height:1.5pt" o:hralign="center" o:hrstd="t" o:hr="t" fillcolor="#a0a0a0" stroked="f"/>
+        </w:pict>
+      </w:r>
+    </w:p>
+    <w:p>
+      <w:pPr>
+        <w:rPr>
+          <w:color w:val="EE0000"/>
+        </w:rPr>
+      </w:pPr>
+      <w:r>
+        <w:rPr>
+          <w:b/>
+          <w:bCs/>
+        </w:rPr>
+        <w:t>개인 기여 (40%)</w:t>
+      </w:r>
+    </w:p>
+    <w:p>
+      <w:pPr>
+        <w:numPr>
+          <w:ilvl w:val="0"/>
+          <w:numId w:val="2"/>
+        </w:numPr>
+      </w:pPr>
+      <w:r>
+        <w:t>소비자태도조사·제품·</w:t>
+      </w:r>
+      <w:proofErr w:type="spellStart"/>
+      <w:r>
+        <w:t>검색트렌드</w:t>
+      </w:r>
+      <w:proofErr w:type="spellEnd"/>
+      <w:r>
+        <w:t>·시장규모 데이터 수집·정제 및 JSON 스키마화</w:t>
+      </w:r>
+    </w:p>
+    <w:p>
+      <w:pPr>
+        <w:numPr>
+          <w:ilvl w:val="0"/>
+          <w:numId w:val="2"/>
+        </w:numPr>
+      </w:pPr>
+      <w:r>
+        <w:t>K-Means(+실루엣)로 마이크로 세그먼트 도출(k=4), 페르소나 생성·시각화</w:t>
+      </w:r>
+    </w:p>
+    <w:p>
+      <w:pPr>
+        <w:numPr>
+          <w:ilvl w:val="0"/>
+          <w:numId w:val="2"/>
+        </w:numPr>
+      </w:pPr>
+      <w:r>
+        <w:t>RPLA(역할 부여) 프롬프트 엔지니어링 및 LLM 교차검증(GPT-4o-mini·eXaone·Qwen 등)</w:t>
+      </w:r>
+    </w:p>
+    <w:p>
+      <w:pPr>
+        <w:numPr>
+          <w:ilvl w:val="0"/>
+          <w:numId w:val="2"/>
+        </w:numPr>
+      </w:pPr>
+      <w:r>
+        <w:t>외생변수</w:t>
+      </w:r>
+      <w:r>
+        <w:t xml:space="preserve"> </w:t>
+      </w:r>
+      <w:r>
+        <w:t>설계·적용, 가격/수량 가드·히스토리 정제 파이프라인 구현</w:t>
+      </w:r>
+    </w:p>
+    <w:p>
+      <w:r>
+        <w:rPr>
+          <w:b/>
+          <w:bCs/>
+        </w:rPr>
+        <w:lastRenderedPageBreak/>
+        <w:t>성과</w:t>
+      </w:r>
+    </w:p>
+    <w:p>
+      <w:pPr>
+        <w:numPr>
+          <w:ilvl w:val="0"/>
+          <w:numId w:val="2"/>
+        </w:numPr>
+      </w:pPr>
+      <w:r>
+        <w:t>예선 Score</w:t>
+      </w:r>
+      <w:r>
+        <w:rPr>
+          <w:rStyle w:val="af1"/>
+        </w:rPr>
+        <w:t xml:space="preserve"> 1</w:t>
+      </w:r>
+      <w:r>
+        <w:rPr>
+          <w:rStyle w:val="af1"/>
+          <w:rFonts w:hint="eastAsia"/>
+        </w:rPr>
+        <w:t>위</w:t>
+      </w:r>
+    </w:p>
+    <w:p>
+      <w:pPr>
+        <w:numPr>
+          <w:ilvl w:val="0"/>
+          <w:numId w:val="2"/>
+        </w:numPr>
+      </w:pPr>
+      <w:r>
+        <w:rPr>
+          <w:rFonts w:hint="eastAsia"/>
+        </w:rPr>
+        <w:t>신</w:t>
+      </w:r>
+      <w:r>
+        <w:t>제품</w:t>
+      </w:r>
+      <w:r>
+        <w:rPr>
+          <w:rFonts w:hint="eastAsia"/>
+        </w:rPr>
+        <w:t xml:space="preserve"> 특징에 따른</w:t>
+      </w:r>
+      <w:r>
+        <w:t xml:space="preserve"> 월별 판매량 예측 자동화 파이프라인 구축.</w:t>
+      </w:r>
+    </w:p>
+    <w:p>
+      <w:pPr>
+        <w:numPr>
+          <w:ilvl w:val="0"/>
+          <w:numId w:val="2"/>
+        </w:numPr>
+      </w:pPr>
+      <w:r>
+        <w:rPr>
+          <w:rFonts w:hint="eastAsia"/>
+        </w:rPr>
+        <w:t>D</w:t>
+      </w:r>
+      <w:r>
+        <w:t>jango</w:t>
+      </w:r>
+      <w:r>
+        <w:rPr>
+          <w:rFonts w:hint="eastAsia"/>
+        </w:rPr>
+        <w:t xml:space="preserve">를 이용한 웹 </w:t>
+      </w:r>
+      <w:proofErr w:type="spellStart"/>
+      <w:r>
+        <w:rPr>
+          <w:rFonts w:hint="eastAsia"/>
+        </w:rPr>
+        <w:t>챗봇</w:t>
+      </w:r>
+      <w:proofErr w:type="spellEnd"/>
+      <w:r>
+        <w:rPr>
+          <w:rFonts w:hint="eastAsia"/>
+        </w:rPr>
+        <w:t xml:space="preserve"> 구현</w:t>
+      </w:r>
+      <w:r>
+        <w:rPr>
+          <w:rFonts w:hint="eastAsia"/>
+        </w:rPr>
+        <w:t>,</w:t>
+      </w:r>
+      <w:r>
+        <w:t xml:space="preserve"> </w:t>
+      </w:r>
+      <w:r>
+        <w:rPr>
+          <w:rFonts w:hint="eastAsia"/>
+        </w:rPr>
+        <w:t>A</w:t>
+      </w:r>
+      <w:r>
+        <w:t>WS</w:t>
+      </w:r>
+      <w:r>
+        <w:rPr>
+          <w:rFonts w:hint="eastAsia"/>
+        </w:rPr>
+        <w:t>를 통한 배포</w:t>
+      </w:r>
+    </w:p>
+    <w:p>
+      <w:r>
+        <w:rPr>
+          <w:b/>
+          <w:bCs/>
+        </w:rPr>
+        <w:t>참고 링크</w:t>
+      </w:r>
+    </w:p>
+    <w:p>
+      <w:pPr>
+        <w:numPr>
+          <w:ilvl w:val="0"/>
+          <w:numId w:val="4"/>
+        </w:numPr>
+      </w:pPr>
+      <w:proofErr w:type="spellStart"/>
+      <w:r>
+        <w:t>Github</w:t>
+      </w:r>
+      <w:proofErr w:type="spellEnd"/>
+      <w:r>
+        <w:t xml:space="preserve">: </w:t>
+      </w:r>
+      <w:hyperlink r:id="rId14" w:history="1">
+        <w:r>
+          <w:rPr>
+            <w:rStyle w:val="aa"/>
+          </w:rPr>
+          <w:t>https://github.com/cwa</w:t>
         </w:r>
         <w:r>
           <w:rPr>
             <w:rStyle w:val="aa"/>
           </w:rPr>
-          <w:t>.</w:t>
+          <w:t>l</w:t>
         </w:r>
         <w:r>
           <w:rPr>
             <w:rStyle w:val="aa"/>
           </w:rPr>
-          <w:t>com/</w:t>
+          <w:t>8202/Chill_Tuna</w:t>
         </w:r>
       </w:hyperlink>
     </w:p>
     <w:p>
       <w:pPr>
-        <w:rPr>
-          <w:rFonts w:ascii="Segoe UI Emoji" w:hAnsi="Segoe UI Emoji" w:cs="Segoe UI Emoji"/>
-          <w:b/>
-          <w:bCs/>
-        </w:rPr>
-      </w:pPr>
-      <w:r>
-        <w:rPr>
-          <w:rFonts w:ascii="Segoe UI Emoji" w:hAnsi="Segoe UI Emoji" w:cs="Segoe UI Emoji"/>
-          <w:b/>
-          <w:bCs/>
-        </w:rPr>
-        <w:pict>
-          <v:rect id="_x0000_i1028" style="width:0;height:1.5pt" o:hralign="center" o:hrstd="t" o:hr="t" fillcolor="#a0a0a0" stroked="f"/>
-        </w:pict>
-      </w:r>
-    </w:p>
-    <w:p>
-      <w:pPr>
-        <w:rPr>
-          <w:b/>
-          <w:bCs/>
-          <w:sz w:val="24"/>
-        </w:rPr>
-      </w:pPr>
-      <w:r>
-        <w:rPr>
-          <w:rFonts w:hint="eastAsia"/>
-          <w:b/>
-          <w:sz w:val="24"/>
-        </w:rPr>
-        <w:t xml:space="preserve">▶ </w:t>
-      </w:r>
-      <w:r>
-        <w:rPr>
-          <w:b/>
-          <w:bCs/>
-          <w:sz w:val="24"/>
-        </w:rPr>
-        <w:t xml:space="preserve">Project </w:t>
+        <w:numPr>
+          <w:ilvl w:val="0"/>
+          <w:numId w:val="4"/>
+        </w:numPr>
+      </w:pPr>
+      <w:r>
+        <w:rPr>
+          <w:rFonts w:hint="eastAsia"/>
+        </w:rPr>
+        <w:t xml:space="preserve">프로젝트 발표 </w:t>
       </w:r>
       <w:proofErr w:type="gramStart"/>
       <w:r>
         <w:rPr>
           <w:rFonts w:hint="eastAsia"/>
-          <w:b/>
-          <w:bCs/>
-          <w:sz w:val="24"/>
-        </w:rPr>
-        <w:t>2</w:t>
-      </w:r>
-      <w:r>
-        <w:rPr>
-          <w:b/>
-          <w:bCs/>
-          <w:sz w:val="24"/>
-        </w:rPr>
-        <w:t xml:space="preserve"> :</w:t>
+        </w:rPr>
+        <w:t>영상 :</w:t>
       </w:r>
       <w:proofErr w:type="gramEnd"/>
       <w:r>
         <w:rPr>
-          <w:b/>
-          <w:bCs/>
-          <w:sz w:val="24"/>
+          <w:rFonts w:hint="eastAsia"/>
         </w:rPr>
         <w:t xml:space="preserve"> </w:t>
       </w:r>
-      <w:r>
-        <w:rPr>
-          <w:rFonts w:hint="eastAsia"/>
-          <w:b/>
-          <w:bCs/>
-          <w:sz w:val="24"/>
-        </w:rPr>
-        <w:t>Chill-Tuna</w:t>
-      </w:r>
-      <w:r>
-        <w:rPr>
-          <w:rFonts w:hint="eastAsia"/>
-          <w:b/>
-          <w:bCs/>
-          <w:sz w:val="24"/>
-        </w:rPr>
-        <w:t>(</w:t>
-      </w:r>
-      <w:r>
-        <w:rPr>
-          <w:rFonts w:hint="eastAsia"/>
-          <w:b/>
-          <w:bCs/>
-          <w:sz w:val="24"/>
-        </w:rPr>
-        <w:t>페르소나를 통한 신제품 판매 예측 시뮬레이션</w:t>
-      </w:r>
-      <w:r>
-        <w:rPr>
-          <w:rFonts w:hint="eastAsia"/>
-          <w:b/>
-          <w:bCs/>
-          <w:sz w:val="24"/>
-        </w:rPr>
-        <w:t>)</w:t>
-      </w:r>
+      <w:hyperlink r:id="rId15" w:history="1">
+        <w:r>
+          <w:rPr>
+            <w:rStyle w:val="aa"/>
+            <w:rFonts w:hint="eastAsia"/>
+          </w:rPr>
+          <w:t>http://youtu.be/YYY</w:t>
+        </w:r>
+      </w:hyperlink>
+      <w:r>
+        <w:rPr>
+          <w:rFonts w:hint="eastAsia"/>
+        </w:rPr>
+        <w:t xml:space="preserve"> </w:t>
+      </w:r>
+    </w:p>
+    <w:p>
+      <w:pPr>
+        <w:numPr>
+          <w:ilvl w:val="0"/>
+          <w:numId w:val="4"/>
+        </w:numPr>
+      </w:pPr>
+      <w:r>
+        <w:t xml:space="preserve">시연 영상: </w:t>
+      </w:r>
+      <w:hyperlink r:id="rId16" w:tgtFrame="_new" w:history="1">
+        <w:r>
+          <w:rPr>
+            <w:rStyle w:val="aa"/>
+          </w:rPr>
+          <w:t>https://youtu.be/XXX</w:t>
+        </w:r>
+      </w:hyperlink>
     </w:p>
     <w:p>
       <w:pPr>
@@ -1866,78 +2183,84 @@
           <w:numId w:val="1"/>
         </w:numPr>
         <w:rPr>
+          <w:rFonts w:ascii="Segoe UI Emoji" w:hAnsi="Segoe UI Emoji" w:cs="Segoe UI Emoji" w:hint="eastAsia"/>
+          <w:b/>
+          <w:bCs/>
+        </w:rPr>
+      </w:pPr>
+      <w:r>
+        <w:t xml:space="preserve">배포 URL: </w:t>
+      </w:r>
+      <w:r>
+        <w:t>https://chilltuna.pythonanywhere.com/</w:t>
+      </w:r>
+    </w:p>
+    <w:p>
+      <w:pPr>
+        <w:rPr>
           <w:rFonts w:ascii="Segoe UI Emoji" w:hAnsi="Segoe UI Emoji" w:cs="Segoe UI Emoji"/>
           <w:b/>
           <w:bCs/>
         </w:rPr>
       </w:pPr>
-    </w:p>
-    <w:p>
-      <w:pPr>
+      <w:r>
         <w:rPr>
           <w:rFonts w:ascii="Segoe UI Emoji" w:hAnsi="Segoe UI Emoji" w:cs="Segoe UI Emoji"/>
           <w:b/>
           <w:bCs/>
         </w:rPr>
-      </w:pPr>
-      <w:r>
-        <w:rPr>
-          <w:rFonts w:ascii="Segoe UI Emoji" w:hAnsi="Segoe UI Emoji" w:cs="Segoe UI Emoji"/>
-          <w:b/>
-          <w:bCs/>
-        </w:rPr>
         <w:pict>
-          <v:rect id="_x0000_i1029" style="width:0;height:1.5pt" o:hralign="center" o:hrstd="t" o:hr="t" fillcolor="#a0a0a0" stroked="f"/>
+          <v:rect id="_x0000_i1030" style="width:0;height:1.5pt" o:hralign="center" o:hrstd="t" o:hr="t" fillcolor="#a0a0a0" stroked="f"/>
         </w:pict>
       </w:r>
     </w:p>
     <w:p>
       <w:pPr>
         <w:rPr>
+          <w:rFonts w:asciiTheme="majorHAnsi" w:eastAsiaTheme="majorHAnsi" w:hAnsiTheme="majorHAnsi"/>
           <w:b/>
           <w:sz w:val="24"/>
         </w:rPr>
       </w:pPr>
-    </w:p>
-    <w:p>
-      <w:pPr>
-        <w:rPr>
+      <w:r>
+        <w:rPr>
+          <w:rFonts w:hint="eastAsia"/>
           <w:b/>
           <w:sz w:val="24"/>
         </w:rPr>
-      </w:pPr>
-    </w:p>
-    <w:p>
-      <w:pPr>
-        <w:rPr>
+        <w:t>▶</w:t>
+      </w:r>
+      <w:r>
+        <w:rPr>
+          <w:rFonts w:asciiTheme="majorHAnsi" w:eastAsiaTheme="majorHAnsi" w:hAnsiTheme="majorHAnsi" w:hint="eastAsia"/>
           <w:b/>
           <w:sz w:val="24"/>
         </w:rPr>
-      </w:pPr>
-      <w:r>
-        <w:rPr>
-          <w:rFonts w:hint="eastAsia"/>
+        <w:t>경력</w:t>
+      </w:r>
+      <w:r>
+        <w:rPr>
+          <w:rFonts w:asciiTheme="majorHAnsi" w:eastAsiaTheme="majorHAnsi" w:hAnsiTheme="majorHAnsi" w:hint="eastAsia"/>
           <w:b/>
           <w:sz w:val="24"/>
         </w:rPr>
-        <w:t>▶ 자격 사항</w:t>
-      </w:r>
-      <w:r>
-        <w:rPr>
-          <w:rFonts w:ascii="굴림체" w:eastAsia="굴림체" w:hAnsi="굴림체" w:cs="Batang Old Hangul" w:hint="eastAsia"/>
-          <w:b/>
-          <w:color w:val="0000FF"/>
+        <w:t>(비I</w:t>
+      </w:r>
+      <w:r>
+        <w:rPr>
+          <w:rFonts w:asciiTheme="majorHAnsi" w:eastAsiaTheme="majorHAnsi" w:hAnsiTheme="majorHAnsi"/>
+          <w:b/>
           <w:sz w:val="24"/>
         </w:rPr>
+        <w:t>T)</w:t>
+      </w:r>
+      <w:r>
+        <w:rPr>
+          <w:rFonts w:asciiTheme="majorHAnsi" w:eastAsiaTheme="majorHAnsi" w:hAnsiTheme="majorHAnsi" w:hint="eastAsia"/>
+          <w:b/>
+          <w:sz w:val="24"/>
+        </w:rPr>
         <w:t xml:space="preserve"> </w:t>
-      </w:r>
-      <w:r>
-        <w:rPr>
-          <w:rFonts w:ascii="굴림체" w:eastAsia="굴림체" w:hAnsi="굴림체" w:cs="Batang Old Hangul" w:hint="eastAsia"/>
-          <w:color w:val="FF0000"/>
-          <w:sz w:val="24"/>
-        </w:rPr>
-        <w:t>(해당 사항이 없을 경우 삭제)</w:t>
       </w:r>
     </w:p>
     <w:p>
@@ -1947,222 +2270,86 @@
           <w:numId w:val="4"/>
         </w:numPr>
         <w:rPr>
-          <w:rFonts w:cs="Batang Old Hangul"/>
-          <w:b/>
-          <w:szCs w:val="22"/>
-        </w:rPr>
-      </w:pPr>
-      <w:r>
-        <w:rPr>
-          <w:rFonts w:cs="Batang Old Hangul"/>
-          <w:b/>
-          <w:szCs w:val="22"/>
-        </w:rPr>
-        <w:t>정보처리</w:t>
-      </w:r>
-      <w:r>
-        <w:rPr>
-          <w:rFonts w:cs="Batang Old Hangul" w:hint="eastAsia"/>
-          <w:b/>
-          <w:szCs w:val="22"/>
-        </w:rPr>
-        <w:t>기사</w:t>
-      </w:r>
-      <w:r>
-        <w:rPr>
-          <w:rFonts w:cs="Batang Old Hangul" w:hint="eastAsia"/>
-          <w:bCs/>
-          <w:szCs w:val="22"/>
-        </w:rPr>
-        <w:t xml:space="preserve"> (20</w:t>
-      </w:r>
-      <w:r>
-        <w:rPr>
-          <w:rFonts w:cs="Batang Old Hangul" w:hint="eastAsia"/>
-          <w:bCs/>
-          <w:szCs w:val="22"/>
-        </w:rPr>
-        <w:t xml:space="preserve">22.08, </w:t>
-      </w:r>
-      <w:r>
-        <w:rPr>
-          <w:rFonts w:cs="Batang Old Hangul"/>
-          <w:bCs/>
-          <w:szCs w:val="22"/>
-        </w:rPr>
-        <w:t>한국</w:t>
-      </w:r>
-      <w:r>
-        <w:rPr>
-          <w:rFonts w:cs="Batang Old Hangul" w:hint="eastAsia"/>
-          <w:bCs/>
-          <w:szCs w:val="22"/>
-        </w:rPr>
-        <w:t>산업인력공단)</w:t>
-      </w:r>
-    </w:p>
-    <w:p>
-      <w:pPr>
-        <w:rPr>
-          <w:rFonts w:ascii="Segoe UI Emoji" w:hAnsi="Segoe UI Emoji" w:cs="Segoe UI Emoji"/>
-          <w:b/>
-          <w:bCs/>
-        </w:rPr>
-      </w:pPr>
-      <w:r>
-        <w:rPr>
-          <w:rFonts w:ascii="Segoe UI Emoji" w:hAnsi="Segoe UI Emoji" w:cs="Segoe UI Emoji"/>
-          <w:b/>
-          <w:bCs/>
-        </w:rPr>
-        <w:pict>
-          <v:rect id="_x0000_i1030" style="width:0;height:1.5pt" o:hralign="center" o:hrstd="t" o:hr="t" fillcolor="#a0a0a0" stroked="f"/>
-        </w:pict>
-      </w:r>
-    </w:p>
-    <w:p>
-      <w:pPr>
-        <w:rPr>
-          <w:rFonts w:asciiTheme="majorHAnsi" w:eastAsiaTheme="majorHAnsi" w:hAnsiTheme="majorHAnsi"/>
-          <w:b/>
-          <w:sz w:val="24"/>
-        </w:rPr>
-      </w:pPr>
-      <w:r>
-        <w:rPr>
-          <w:rFonts w:hint="eastAsia"/>
-          <w:b/>
-          <w:sz w:val="24"/>
-        </w:rPr>
-        <w:t>▶</w:t>
-      </w:r>
-      <w:r>
-        <w:rPr>
-          <w:rFonts w:asciiTheme="majorHAnsi" w:eastAsiaTheme="majorHAnsi" w:hAnsiTheme="majorHAnsi" w:hint="eastAsia"/>
-          <w:b/>
-          <w:sz w:val="24"/>
-        </w:rPr>
-        <w:t>경력</w:t>
-      </w:r>
-      <w:r>
-        <w:rPr>
-          <w:rFonts w:asciiTheme="majorHAnsi" w:eastAsiaTheme="majorHAnsi" w:hAnsiTheme="majorHAnsi" w:hint="eastAsia"/>
-          <w:b/>
-          <w:sz w:val="24"/>
-        </w:rPr>
-        <w:t>(비I</w:t>
-      </w:r>
-      <w:r>
-        <w:rPr>
-          <w:rFonts w:asciiTheme="majorHAnsi" w:eastAsiaTheme="majorHAnsi" w:hAnsiTheme="majorHAnsi"/>
-          <w:b/>
-          <w:sz w:val="24"/>
-        </w:rPr>
-        <w:t>T)</w:t>
-      </w:r>
-      <w:r>
-        <w:rPr>
-          <w:rFonts w:asciiTheme="majorHAnsi" w:eastAsiaTheme="majorHAnsi" w:hAnsiTheme="majorHAnsi" w:hint="eastAsia"/>
-          <w:b/>
-          <w:sz w:val="24"/>
+          <w:rFonts w:asciiTheme="majorHAnsi" w:eastAsiaTheme="majorHAnsi" w:hAnsiTheme="majorHAnsi" w:cs="바탕 옛한글"/>
+          <w:bCs/>
+          <w:szCs w:val="22"/>
+        </w:rPr>
+      </w:pPr>
+      <w:r>
+        <w:rPr>
+          <w:rFonts w:asciiTheme="majorHAnsi" w:eastAsiaTheme="majorHAnsi" w:hAnsiTheme="majorHAnsi" w:cs="바탕 옛한글" w:hint="eastAsia"/>
+          <w:color w:val="000000"/>
+          <w:szCs w:val="22"/>
+        </w:rPr>
+        <w:t xml:space="preserve">2019.01 ~ </w:t>
+      </w:r>
+      <w:proofErr w:type="gramStart"/>
+      <w:r>
+        <w:rPr>
+          <w:rFonts w:asciiTheme="majorHAnsi" w:eastAsiaTheme="majorHAnsi" w:hAnsiTheme="majorHAnsi" w:cs="바탕 옛한글" w:hint="eastAsia"/>
+          <w:color w:val="000000"/>
+          <w:szCs w:val="22"/>
+        </w:rPr>
+        <w:t>2025.02 /</w:t>
+      </w:r>
+      <w:proofErr w:type="gramEnd"/>
+      <w:r>
+        <w:rPr>
+          <w:rFonts w:asciiTheme="majorHAnsi" w:eastAsiaTheme="majorHAnsi" w:hAnsiTheme="majorHAnsi" w:cs="바탕 옛한글" w:hint="eastAsia"/>
+          <w:color w:val="000000"/>
+          <w:szCs w:val="22"/>
+        </w:rPr>
+        <w:t xml:space="preserve"> 회사명</w:t>
+      </w:r>
+      <w:r>
+        <w:rPr>
+          <w:rFonts w:asciiTheme="majorHAnsi" w:eastAsiaTheme="majorHAnsi" w:hAnsiTheme="majorHAnsi" w:cs="바탕 옛한글"/>
+          <w:color w:val="000000"/>
+          <w:szCs w:val="22"/>
+        </w:rPr>
+        <w:t>㈜</w:t>
+      </w:r>
+      <w:r>
+        <w:rPr>
+          <w:rFonts w:asciiTheme="majorHAnsi" w:eastAsiaTheme="majorHAnsi" w:hAnsiTheme="majorHAnsi" w:cs="바탕 옛한글" w:hint="eastAsia"/>
+          <w:color w:val="000000"/>
+          <w:szCs w:val="22"/>
+        </w:rPr>
+        <w:t xml:space="preserve"> :</w:t>
+      </w:r>
+      <w:r>
+        <w:rPr>
+          <w:rFonts w:asciiTheme="majorHAnsi" w:eastAsiaTheme="majorHAnsi" w:hAnsiTheme="majorHAnsi" w:cs="바탕 옛한글"/>
+          <w:color w:val="000000"/>
+          <w:szCs w:val="22"/>
         </w:rPr>
         <w:t xml:space="preserve"> </w:t>
       </w:r>
       <w:r>
         <w:rPr>
-          <w:rFonts w:ascii="굴림체" w:eastAsia="굴림체" w:hAnsi="굴림체" w:cs="Batang Old Hangul" w:hint="eastAsia"/>
-          <w:color w:val="FF0000"/>
-          <w:sz w:val="24"/>
-        </w:rPr>
-        <w:t>(</w:t>
-      </w:r>
-      <w:r>
-        <w:rPr>
-          <w:rFonts w:ascii="굴림체" w:eastAsia="굴림체" w:hAnsi="굴림체" w:cs="Batang Old Hangul" w:hint="eastAsia"/>
-          <w:color w:val="FF0000"/>
-          <w:sz w:val="24"/>
-        </w:rPr>
-        <w:t xml:space="preserve">IT </w:t>
-      </w:r>
-      <w:proofErr w:type="spellStart"/>
-      <w:r>
-        <w:rPr>
-          <w:rFonts w:ascii="굴림체" w:eastAsia="굴림체" w:hAnsi="굴림체" w:cs="Batang Old Hangul" w:hint="eastAsia"/>
-          <w:color w:val="FF0000"/>
-          <w:sz w:val="24"/>
-        </w:rPr>
-        <w:t>관련일이였을</w:t>
-      </w:r>
-      <w:proofErr w:type="spellEnd"/>
-      <w:r>
-        <w:rPr>
-          <w:rFonts w:ascii="굴림체" w:eastAsia="굴림체" w:hAnsi="굴림체" w:cs="Batang Old Hangul" w:hint="eastAsia"/>
-          <w:color w:val="FF0000"/>
-          <w:sz w:val="24"/>
-        </w:rPr>
-        <w:t xml:space="preserve"> 경우 본인 업무로 인한 기여부분 추가</w:t>
-      </w:r>
-      <w:r>
-        <w:rPr>
-          <w:rFonts w:ascii="굴림체" w:eastAsia="굴림체" w:hAnsi="굴림체" w:cs="Batang Old Hangul" w:hint="eastAsia"/>
-          <w:color w:val="FF0000"/>
-          <w:sz w:val="24"/>
-        </w:rPr>
-        <w:t>. 비IT경력은 기간과 회사명만</w:t>
-      </w:r>
-      <w:r>
-        <w:rPr>
-          <w:rFonts w:ascii="굴림체" w:eastAsia="굴림체" w:hAnsi="굴림체" w:cs="Batang Old Hangul" w:hint="eastAsia"/>
-          <w:color w:val="FF0000"/>
-          <w:sz w:val="24"/>
-        </w:rPr>
-        <w:t xml:space="preserve">. 신입AI 개발자 </w:t>
-      </w:r>
-      <w:proofErr w:type="spellStart"/>
-      <w:r>
-        <w:rPr>
-          <w:rFonts w:ascii="굴림체" w:eastAsia="굴림체" w:hAnsi="굴림체" w:cs="Batang Old Hangul" w:hint="eastAsia"/>
-          <w:color w:val="FF0000"/>
-          <w:sz w:val="24"/>
-        </w:rPr>
-        <w:t>지원시</w:t>
-      </w:r>
-      <w:proofErr w:type="spellEnd"/>
-      <w:r>
-        <w:rPr>
-          <w:rFonts w:ascii="굴림체" w:eastAsia="굴림체" w:hAnsi="굴림체" w:cs="Batang Old Hangul" w:hint="eastAsia"/>
-          <w:color w:val="FF0000"/>
-          <w:sz w:val="24"/>
-        </w:rPr>
-        <w:t xml:space="preserve"> 사회경험이 있다는 것만 </w:t>
-      </w:r>
-      <w:proofErr w:type="spellStart"/>
-      <w:proofErr w:type="gramStart"/>
-      <w:r>
-        <w:rPr>
-          <w:rFonts w:ascii="굴림체" w:eastAsia="굴림체" w:hAnsi="굴림체" w:cs="Batang Old Hangul" w:hint="eastAsia"/>
-          <w:color w:val="FF0000"/>
-          <w:sz w:val="24"/>
-        </w:rPr>
-        <w:t>보여주는게</w:t>
-      </w:r>
-      <w:proofErr w:type="spellEnd"/>
-      <w:proofErr w:type="gramEnd"/>
-      <w:r>
-        <w:rPr>
-          <w:rFonts w:ascii="굴림체" w:eastAsia="굴림체" w:hAnsi="굴림체" w:cs="Batang Old Hangul" w:hint="eastAsia"/>
-          <w:color w:val="FF0000"/>
-          <w:sz w:val="24"/>
-        </w:rPr>
-        <w:t xml:space="preserve"> 목적</w:t>
-      </w:r>
-      <w:r>
-        <w:rPr>
-          <w:rFonts w:ascii="굴림체" w:eastAsia="굴림체" w:hAnsi="굴림체" w:cs="Batang Old Hangul" w:hint="eastAsia"/>
-          <w:color w:val="FF0000"/>
-          <w:sz w:val="24"/>
-        </w:rPr>
-        <w:t>)</w:t>
+          <w:rFonts w:asciiTheme="majorHAnsi" w:eastAsiaTheme="majorHAnsi" w:hAnsiTheme="majorHAnsi" w:cs="바탕 옛한글" w:hint="eastAsia"/>
+          <w:color w:val="000000"/>
+          <w:szCs w:val="22"/>
+        </w:rPr>
+        <w:t>정확한 자재구입</w:t>
+      </w:r>
+      <w:r>
+        <w:t>·</w:t>
+      </w:r>
+      <w:r>
+        <w:rPr>
+          <w:rFonts w:hint="eastAsia"/>
+        </w:rPr>
+        <w:t>관리로 신뢰 확보,</w:t>
+      </w:r>
+      <w:r>
+        <w:t xml:space="preserve"> </w:t>
+      </w:r>
+      <w:r>
+        <w:rPr>
+          <w:rFonts w:hint="eastAsia"/>
+        </w:rPr>
+        <w:t>부서 내 협업 경험</w:t>
       </w:r>
     </w:p>
     <w:p>
@@ -2172,59 +2359,63 @@
           <w:numId w:val="4"/>
         </w:numPr>
         <w:rPr>
-          <w:rFonts w:asciiTheme="majorHAnsi" w:eastAsiaTheme="majorHAnsi" w:hAnsiTheme="majorHAnsi" w:cs="Batang Old Hangul"/>
-          <w:bCs/>
-          <w:szCs w:val="22"/>
-        </w:rPr>
-      </w:pPr>
-      <w:r>
-        <w:rPr>
-          <w:rFonts w:asciiTheme="majorHAnsi" w:eastAsiaTheme="majorHAnsi" w:hAnsiTheme="majorHAnsi" w:cs="Batang Old Hangul" w:hint="eastAsia"/>
+          <w:rFonts w:asciiTheme="majorHAnsi" w:eastAsiaTheme="majorHAnsi" w:hAnsiTheme="majorHAnsi" w:cs="바탕 옛한글"/>
+          <w:szCs w:val="22"/>
+        </w:rPr>
+      </w:pPr>
+      <w:r>
+        <w:rPr>
+          <w:rFonts w:asciiTheme="majorHAnsi" w:eastAsiaTheme="majorHAnsi" w:hAnsiTheme="majorHAnsi" w:cs="바탕 옛한글" w:hint="eastAsia"/>
           <w:color w:val="000000"/>
           <w:szCs w:val="22"/>
         </w:rPr>
-        <w:lastRenderedPageBreak/>
-        <w:t xml:space="preserve">2019.01 ~ </w:t>
+        <w:t xml:space="preserve">2018.01 ~ </w:t>
       </w:r>
       <w:proofErr w:type="gramStart"/>
       <w:r>
         <w:rPr>
-          <w:rFonts w:asciiTheme="majorHAnsi" w:eastAsiaTheme="majorHAnsi" w:hAnsiTheme="majorHAnsi" w:cs="Batang Old Hangul" w:hint="eastAsia"/>
+          <w:rFonts w:asciiTheme="majorHAnsi" w:eastAsiaTheme="majorHAnsi" w:hAnsiTheme="majorHAnsi" w:cs="바탕 옛한글" w:hint="eastAsia"/>
           <w:color w:val="000000"/>
           <w:szCs w:val="22"/>
         </w:rPr>
-        <w:t>2025.02 /</w:t>
+        <w:t>2018.12 /</w:t>
       </w:r>
       <w:proofErr w:type="gramEnd"/>
       <w:r>
         <w:rPr>
-          <w:rFonts w:asciiTheme="majorHAnsi" w:eastAsiaTheme="majorHAnsi" w:hAnsiTheme="majorHAnsi" w:cs="Batang Old Hangul" w:hint="eastAsia"/>
+          <w:rFonts w:asciiTheme="majorHAnsi" w:eastAsiaTheme="majorHAnsi" w:hAnsiTheme="majorHAnsi" w:cs="바탕 옛한글" w:hint="eastAsia"/>
           <w:color w:val="000000"/>
           <w:szCs w:val="22"/>
         </w:rPr>
-        <w:t xml:space="preserve"> 회사명</w:t>
-      </w:r>
-      <w:proofErr w:type="gramStart"/>
-      <w:r>
-        <w:rPr>
-          <w:rFonts w:asciiTheme="majorHAnsi" w:eastAsiaTheme="majorHAnsi" w:hAnsiTheme="majorHAnsi" w:cs="Batang Old Hangul"/>
+        <w:t xml:space="preserve"> </w:t>
+      </w:r>
+      <w:r>
+        <w:rPr>
+          <w:rFonts w:asciiTheme="majorHAnsi" w:eastAsiaTheme="majorHAnsi" w:hAnsiTheme="majorHAnsi" w:cs="바탕 옛한글" w:hint="eastAsia"/>
           <w:color w:val="000000"/>
           <w:szCs w:val="22"/>
         </w:rPr>
+        <w:t>회사명</w:t>
+      </w:r>
+      <w:r>
+        <w:rPr>
+          <w:rFonts w:asciiTheme="majorHAnsi" w:eastAsiaTheme="majorHAnsi" w:hAnsiTheme="majorHAnsi" w:cs="바탕 옛한글"/>
+          <w:color w:val="000000"/>
+          <w:szCs w:val="22"/>
+        </w:rPr>
         <w:t>㈜</w:t>
       </w:r>
       <w:r>
         <w:rPr>
-          <w:rFonts w:asciiTheme="majorHAnsi" w:eastAsiaTheme="majorHAnsi" w:hAnsiTheme="majorHAnsi" w:cs="Batang Old Hangul" w:hint="eastAsia"/>
+          <w:rFonts w:asciiTheme="majorHAnsi" w:eastAsiaTheme="majorHAnsi" w:hAnsiTheme="majorHAnsi" w:cs="바탕 옛한글" w:hint="eastAsia"/>
           <w:color w:val="000000"/>
           <w:szCs w:val="22"/>
         </w:rPr>
         <w:t xml:space="preserve"> :</w:t>
       </w:r>
-      <w:proofErr w:type="gramEnd"/>
-      <w:r>
-        <w:rPr>
-          <w:rFonts w:asciiTheme="majorHAnsi" w:eastAsiaTheme="majorHAnsi" w:hAnsiTheme="majorHAnsi" w:cs="Batang Old Hangul"/>
+      <w:r>
+        <w:rPr>
+          <w:rFonts w:asciiTheme="majorHAnsi" w:eastAsiaTheme="majorHAnsi" w:hAnsiTheme="majorHAnsi" w:cs="바탕 옛한글"/>
           <w:color w:val="000000"/>
           <w:szCs w:val="22"/>
         </w:rPr>
@@ -2232,29 +2423,101 @@
       </w:r>
       <w:r>
         <w:rPr>
-          <w:rFonts w:asciiTheme="majorHAnsi" w:eastAsiaTheme="majorHAnsi" w:hAnsiTheme="majorHAnsi" w:cs="Batang Old Hangul" w:hint="eastAsia"/>
+          <w:rFonts w:asciiTheme="majorHAnsi" w:eastAsiaTheme="majorHAnsi" w:hAnsiTheme="majorHAnsi" w:cs="바탕 옛한글" w:hint="eastAsia"/>
           <w:color w:val="000000"/>
           <w:szCs w:val="22"/>
         </w:rPr>
-        <w:t>정확한 자재구입</w:t>
-      </w:r>
-      <w:r>
-        <w:t>·</w:t>
-      </w:r>
-      <w:r>
-        <w:rPr>
-          <w:rFonts w:hint="eastAsia"/>
-        </w:rPr>
-        <w:t>관리로 신뢰 확보,</w:t>
-      </w:r>
-      <w:r>
+        <w:t>계약직</w:t>
+      </w:r>
+      <w:r>
+        <w:rPr>
+          <w:rFonts w:asciiTheme="majorHAnsi" w:eastAsiaTheme="majorHAnsi" w:hAnsiTheme="majorHAnsi" w:cs="바탕 옛한글" w:hint="eastAsia"/>
+          <w:color w:val="000000"/>
+          <w:szCs w:val="22"/>
+        </w:rPr>
+        <w:t xml:space="preserve"> 근무 중 </w:t>
+      </w:r>
+      <w:r>
+        <w:rPr>
+          <w:rFonts w:asciiTheme="majorHAnsi" w:eastAsiaTheme="majorHAnsi" w:hAnsiTheme="majorHAnsi" w:cs="바탕 옛한글" w:hint="eastAsia"/>
+          <w:color w:val="000000"/>
+          <w:szCs w:val="22"/>
+        </w:rPr>
+        <w:t>4060</w:t>
+      </w:r>
+      <w:r>
+        <w:rPr>
+          <w:rFonts w:asciiTheme="majorHAnsi" w:eastAsiaTheme="majorHAnsi" w:hAnsiTheme="majorHAnsi" w:cs="바탕 옛한글"/>
+          <w:color w:val="000000"/>
+          <w:szCs w:val="22"/>
+        </w:rPr>
         <w:t xml:space="preserve"> </w:t>
       </w:r>
       <w:r>
         <w:rPr>
-          <w:rFonts w:hint="eastAsia"/>
-        </w:rPr>
-        <w:t>부서 내 협업 경험</w:t>
+          <w:rFonts w:asciiTheme="majorHAnsi" w:eastAsiaTheme="majorHAnsi" w:hAnsiTheme="majorHAnsi" w:cs="바탕 옛한글" w:hint="eastAsia"/>
+          <w:color w:val="000000"/>
+          <w:szCs w:val="22"/>
+        </w:rPr>
+        <w:t>여성브랜드 런칭 프로젝트</w:t>
+      </w:r>
+      <w:r>
+        <w:rPr>
+          <w:rFonts w:asciiTheme="majorHAnsi" w:eastAsiaTheme="majorHAnsi" w:hAnsiTheme="majorHAnsi" w:cs="바탕 옛한글" w:hint="eastAsia"/>
+          <w:color w:val="000000"/>
+          <w:szCs w:val="22"/>
+        </w:rPr>
+        <w:t>(상해)</w:t>
+      </w:r>
+      <w:r>
+        <w:rPr>
+          <w:rFonts w:asciiTheme="majorHAnsi" w:eastAsiaTheme="majorHAnsi" w:hAnsiTheme="majorHAnsi" w:cs="바탕 옛한글" w:hint="eastAsia"/>
+          <w:color w:val="000000"/>
+          <w:szCs w:val="22"/>
+        </w:rPr>
+        <w:t xml:space="preserve"> </w:t>
+      </w:r>
+      <w:r>
+        <w:rPr>
+          <w:rFonts w:asciiTheme="majorHAnsi" w:eastAsiaTheme="majorHAnsi" w:hAnsiTheme="majorHAnsi" w:cs="바탕 옛한글" w:hint="eastAsia"/>
+          <w:color w:val="000000"/>
+          <w:szCs w:val="22"/>
+        </w:rPr>
+        <w:t>참여</w:t>
+      </w:r>
+    </w:p>
+    <w:p>
+      <w:pPr>
+        <w:rPr>
+          <w:rFonts w:asciiTheme="majorHAnsi" w:eastAsiaTheme="majorHAnsi" w:hAnsiTheme="majorHAnsi" w:cs="바탕 옛한글"/>
+          <w:szCs w:val="22"/>
+        </w:rPr>
+      </w:pPr>
+      <w:r>
+        <w:rPr>
+          <w:rFonts w:ascii="Segoe UI Emoji" w:hAnsi="Segoe UI Emoji" w:cs="Segoe UI Emoji"/>
+          <w:b/>
+          <w:bCs/>
+        </w:rPr>
+        <w:pict>
+          <v:rect id="_x0000_i1031" style="width:0;height:1.5pt" o:hralign="center" o:hrstd="t" o:hr="t" fillcolor="#a0a0a0" stroked="f"/>
+        </w:pict>
+      </w:r>
+    </w:p>
+    <w:p>
+      <w:pPr>
+        <w:rPr>
+          <w:b/>
+          <w:sz w:val="24"/>
+        </w:rPr>
+      </w:pPr>
+      <w:r>
+        <w:rPr>
+          <w:rFonts w:hint="eastAsia"/>
+          <w:b/>
+          <w:sz w:val="24"/>
+        </w:rPr>
+        <w:t>▶수상</w:t>
       </w:r>
     </w:p>
     <w:p>
@@ -2264,140 +2527,54 @@
           <w:numId w:val="4"/>
         </w:numPr>
         <w:rPr>
-          <w:rFonts w:asciiTheme="majorHAnsi" w:eastAsiaTheme="majorHAnsi" w:hAnsiTheme="majorHAnsi" w:cs="Batang Old Hangul"/>
-          <w:szCs w:val="22"/>
-        </w:rPr>
-      </w:pPr>
-      <w:r>
-        <w:rPr>
-          <w:rFonts w:asciiTheme="majorHAnsi" w:eastAsiaTheme="majorHAnsi" w:hAnsiTheme="majorHAnsi" w:cs="Batang Old Hangul" w:hint="eastAsia"/>
-          <w:color w:val="000000"/>
-          <w:szCs w:val="22"/>
-        </w:rPr>
-        <w:t xml:space="preserve">2018.01 ~ </w:t>
-      </w:r>
+          <w:rFonts w:cs="바탕 옛한글"/>
+          <w:b/>
+          <w:szCs w:val="22"/>
+        </w:rPr>
+      </w:pPr>
       <w:proofErr w:type="gramStart"/>
       <w:r>
         <w:rPr>
-          <w:rFonts w:asciiTheme="majorHAnsi" w:eastAsiaTheme="majorHAnsi" w:hAnsiTheme="majorHAnsi" w:cs="Batang Old Hangul" w:hint="eastAsia"/>
-          <w:color w:val="000000"/>
-          <w:szCs w:val="22"/>
-        </w:rPr>
-        <w:t>2018.12 /</w:t>
+          <w:rFonts w:cs="바탕 옛한글" w:hint="eastAsia"/>
+          <w:bCs/>
+          <w:szCs w:val="22"/>
+        </w:rPr>
+        <w:t>2022.09 :</w:t>
       </w:r>
       <w:proofErr w:type="gramEnd"/>
       <w:r>
         <w:rPr>
-          <w:rFonts w:asciiTheme="majorHAnsi" w:eastAsiaTheme="majorHAnsi" w:hAnsiTheme="majorHAnsi" w:cs="Batang Old Hangul" w:hint="eastAsia"/>
-          <w:color w:val="000000"/>
+          <w:rFonts w:cs="바탕 옛한글" w:hint="eastAsia"/>
+          <w:bCs/>
           <w:szCs w:val="22"/>
         </w:rPr>
         <w:t xml:space="preserve"> </w:t>
       </w:r>
       <w:r>
         <w:rPr>
-          <w:rFonts w:asciiTheme="majorHAnsi" w:eastAsiaTheme="majorHAnsi" w:hAnsiTheme="majorHAnsi" w:cs="Batang Old Hangul" w:hint="eastAsia"/>
-          <w:color w:val="000000"/>
-          <w:szCs w:val="22"/>
-        </w:rPr>
-        <w:t>회사명</w:t>
-      </w:r>
-      <w:proofErr w:type="gramStart"/>
-      <w:r>
-        <w:rPr>
-          <w:rFonts w:asciiTheme="majorHAnsi" w:eastAsiaTheme="majorHAnsi" w:hAnsiTheme="majorHAnsi" w:cs="Batang Old Hangul"/>
-          <w:color w:val="000000"/>
-          <w:szCs w:val="22"/>
-        </w:rPr>
-        <w:t>㈜</w:t>
-      </w:r>
-      <w:r>
-        <w:rPr>
-          <w:rFonts w:asciiTheme="majorHAnsi" w:eastAsiaTheme="majorHAnsi" w:hAnsiTheme="majorHAnsi" w:cs="Batang Old Hangul" w:hint="eastAsia"/>
-          <w:color w:val="000000"/>
-          <w:szCs w:val="22"/>
-        </w:rPr>
-        <w:t xml:space="preserve"> :</w:t>
-      </w:r>
-      <w:proofErr w:type="gramEnd"/>
-      <w:r>
-        <w:rPr>
-          <w:rFonts w:asciiTheme="majorHAnsi" w:eastAsiaTheme="majorHAnsi" w:hAnsiTheme="majorHAnsi" w:cs="Batang Old Hangul"/>
-          <w:color w:val="000000"/>
-          <w:szCs w:val="22"/>
-        </w:rPr>
-        <w:t xml:space="preserve"> </w:t>
-      </w:r>
-      <w:r>
-        <w:rPr>
-          <w:rFonts w:asciiTheme="majorHAnsi" w:eastAsiaTheme="majorHAnsi" w:hAnsiTheme="majorHAnsi" w:cs="Batang Old Hangul" w:hint="eastAsia"/>
-          <w:color w:val="000000"/>
-          <w:szCs w:val="22"/>
-        </w:rPr>
-        <w:t>계약직</w:t>
-      </w:r>
-      <w:r>
-        <w:rPr>
-          <w:rFonts w:asciiTheme="majorHAnsi" w:eastAsiaTheme="majorHAnsi" w:hAnsiTheme="majorHAnsi" w:cs="Batang Old Hangul" w:hint="eastAsia"/>
-          <w:color w:val="000000"/>
-          <w:szCs w:val="22"/>
-        </w:rPr>
-        <w:t xml:space="preserve"> 근무 중 </w:t>
-      </w:r>
-      <w:r>
-        <w:rPr>
-          <w:rFonts w:asciiTheme="majorHAnsi" w:eastAsiaTheme="majorHAnsi" w:hAnsiTheme="majorHAnsi" w:cs="Batang Old Hangul" w:hint="eastAsia"/>
-          <w:color w:val="000000"/>
-          <w:szCs w:val="22"/>
-        </w:rPr>
-        <w:t>4060</w:t>
-      </w:r>
-      <w:r>
-        <w:rPr>
-          <w:rFonts w:asciiTheme="majorHAnsi" w:eastAsiaTheme="majorHAnsi" w:hAnsiTheme="majorHAnsi" w:cs="Batang Old Hangul"/>
-          <w:color w:val="000000"/>
-          <w:szCs w:val="22"/>
-        </w:rPr>
-        <w:t xml:space="preserve"> </w:t>
-      </w:r>
-      <w:r>
-        <w:rPr>
-          <w:rFonts w:asciiTheme="majorHAnsi" w:eastAsiaTheme="majorHAnsi" w:hAnsiTheme="majorHAnsi" w:cs="Batang Old Hangul" w:hint="eastAsia"/>
-          <w:color w:val="000000"/>
-          <w:szCs w:val="22"/>
-        </w:rPr>
-        <w:t>여성브랜드 런칭 프로젝트</w:t>
-      </w:r>
-      <w:r>
-        <w:rPr>
-          <w:rFonts w:asciiTheme="majorHAnsi" w:eastAsiaTheme="majorHAnsi" w:hAnsiTheme="majorHAnsi" w:cs="Batang Old Hangul" w:hint="eastAsia"/>
-          <w:color w:val="000000"/>
-          <w:szCs w:val="22"/>
-        </w:rPr>
-        <w:t>(상해)</w:t>
-      </w:r>
-      <w:r>
-        <w:rPr>
-          <w:rFonts w:asciiTheme="majorHAnsi" w:eastAsiaTheme="majorHAnsi" w:hAnsiTheme="majorHAnsi" w:cs="Batang Old Hangul" w:hint="eastAsia"/>
-          <w:color w:val="000000"/>
-          <w:szCs w:val="22"/>
-        </w:rPr>
-        <w:t xml:space="preserve"> </w:t>
-      </w:r>
-      <w:r>
-        <w:rPr>
-          <w:rFonts w:asciiTheme="majorHAnsi" w:eastAsiaTheme="majorHAnsi" w:hAnsiTheme="majorHAnsi" w:cs="Batang Old Hangul" w:hint="eastAsia"/>
-          <w:color w:val="000000"/>
-          <w:szCs w:val="22"/>
-        </w:rPr>
-        <w:t>참여</w:t>
-      </w:r>
-    </w:p>
-    <w:p>
-      <w:pPr>
-        <w:rPr>
-          <w:rFonts w:asciiTheme="majorHAnsi" w:eastAsiaTheme="majorHAnsi" w:hAnsiTheme="majorHAnsi" w:cs="Batang Old Hangul"/>
-          <w:szCs w:val="22"/>
+          <w:rFonts w:cs="바탕 옛한글"/>
+          <w:bCs/>
+          <w:szCs w:val="22"/>
+        </w:rPr>
+        <w:t>경북</w:t>
+      </w:r>
+      <w:r>
+        <w:rPr>
+          <w:rFonts w:cs="바탕 옛한글" w:hint="eastAsia"/>
+          <w:bCs/>
+          <w:szCs w:val="22"/>
+        </w:rPr>
+        <w:t xml:space="preserve"> PRIDE 상품 마케팅 경진대회 대상(경상북도청)</w:t>
+      </w:r>
+      <w:bookmarkStart w:id="0" w:name="_GoBack"/>
+      <w:bookmarkEnd w:id="0"/>
+    </w:p>
+    <w:p>
+      <w:pPr>
+        <w:rPr>
+          <w:rFonts w:asciiTheme="majorHAnsi" w:eastAsiaTheme="majorHAnsi" w:hAnsiTheme="majorHAnsi"/>
+          <w:b/>
+          <w:sz w:val="24"/>
         </w:rPr>
       </w:pPr>
       <w:r>
@@ -2407,7 +2584,7 @@
           <w:bCs/>
         </w:rPr>
         <w:pict>
-          <v:rect id="_x0000_i1031" style="width:0;height:1.5pt" o:hralign="center" o:hrstd="t" o:hr="t" fillcolor="#a0a0a0" stroked="f"/>
+          <v:rect id="_x0000_i1041" style="width:0;height:1.5pt" o:hralign="center" o:hrstd="t" o:hr="t" fillcolor="#a0a0a0" stroked="f"/>
         </w:pict>
       </w:r>
     </w:p>
@@ -2424,7 +2601,15 @@
           <w:b/>
           <w:sz w:val="24"/>
         </w:rPr>
-        <w:t>▶수상</w:t>
+        <w:t>▶</w:t>
+      </w:r>
+      <w:r>
+        <w:rPr>
+          <w:rFonts w:hint="eastAsia"/>
+          <w:b/>
+          <w:sz w:val="24"/>
+        </w:rPr>
+        <w:t>대외활동</w:t>
       </w:r>
     </w:p>
     <w:p>
@@ -2434,44 +2619,42 @@
           <w:numId w:val="4"/>
         </w:numPr>
         <w:rPr>
-          <w:rFonts w:cs="Batang Old Hangul"/>
-          <w:b/>
-          <w:szCs w:val="22"/>
-        </w:rPr>
-      </w:pPr>
-      <w:proofErr w:type="gramStart"/>
-      <w:r>
-        <w:rPr>
-          <w:rFonts w:cs="Batang Old Hangul" w:hint="eastAsia"/>
-          <w:bCs/>
-          <w:szCs w:val="22"/>
-        </w:rPr>
-        <w:t>2022.09 :</w:t>
-      </w:r>
-      <w:proofErr w:type="gramEnd"/>
-      <w:r>
-        <w:rPr>
-          <w:rFonts w:cs="Batang Old Hangul" w:hint="eastAsia"/>
-          <w:bCs/>
-          <w:szCs w:val="22"/>
-        </w:rPr>
-        <w:t xml:space="preserve"> </w:t>
-      </w:r>
-      <w:r>
-        <w:rPr>
-          <w:rFonts w:cs="Batang Old Hangul"/>
-          <w:bCs/>
-          <w:szCs w:val="22"/>
-        </w:rPr>
-        <w:t>경북</w:t>
-      </w:r>
-      <w:r>
-        <w:rPr>
-          <w:rFonts w:cs="Batang Old Hangul" w:hint="eastAsia"/>
-          <w:bCs/>
-          <w:szCs w:val="22"/>
-        </w:rPr>
-        <w:t xml:space="preserve"> PRIDE 상품 마케팅 경진대회 대상(경상북도청)</w:t>
+          <w:rFonts w:asciiTheme="majorHAnsi" w:eastAsiaTheme="majorHAnsi" w:hAnsiTheme="majorHAnsi"/>
+          <w:b/>
+          <w:sz w:val="24"/>
+        </w:rPr>
+      </w:pPr>
+      <w:r>
+        <w:rPr>
+          <w:rFonts w:cs="바탕 옛한글" w:hint="eastAsia"/>
+          <w:bCs/>
+          <w:szCs w:val="22"/>
+        </w:rPr>
+        <w:t xml:space="preserve">2025 동원 x 카이스트 AI Competition </w:t>
+      </w:r>
+      <w:r>
+        <w:rPr>
+          <w:rFonts w:cs="바탕 옛한글" w:hint="eastAsia"/>
+          <w:bCs/>
+          <w:szCs w:val="22"/>
+        </w:rPr>
+        <w:t xml:space="preserve">예선 </w:t>
+      </w:r>
+      <w:r>
+        <w:rPr>
+          <w:rFonts w:cs="바탕 옛한글"/>
+          <w:bCs/>
+          <w:szCs w:val="22"/>
+        </w:rPr>
+        <w:t>1</w:t>
+      </w:r>
+      <w:r>
+        <w:rPr>
+          <w:rFonts w:cs="바탕 옛한글" w:hint="eastAsia"/>
+          <w:bCs/>
+          <w:szCs w:val="22"/>
+        </w:rPr>
+        <w:t>위</w:t>
       </w:r>
     </w:p>
     <w:p>
@@ -2481,23 +2664,6 @@
           <w:numId w:val="4"/>
         </w:numPr>
         <w:rPr>
-          <w:rFonts w:cs="Batang Old Hangul"/>
-          <w:b/>
-          <w:szCs w:val="22"/>
-        </w:rPr>
-      </w:pPr>
-      <w:r>
-        <w:rPr>
-          <w:rFonts w:cs="Batang Old Hangul" w:hint="eastAsia"/>
-          <w:bCs/>
-          <w:szCs w:val="22"/>
-        </w:rPr>
-        <w:t>성적우수 장학금 2회(XX대학교)</w:t>
-      </w:r>
-    </w:p>
-    <w:p>
-      <w:pPr>
-        <w:rPr>
           <w:rFonts w:asciiTheme="majorHAnsi" w:eastAsiaTheme="majorHAnsi" w:hAnsiTheme="majorHAnsi"/>
           <w:b/>
           <w:sz w:val="24"/>
@@ -2505,37 +2671,77 @@
       </w:pPr>
       <w:r>
         <w:rPr>
-          <w:rFonts w:ascii="Segoe UI Emoji" w:hAnsi="Segoe UI Emoji" w:cs="Segoe UI Emoji"/>
-          <w:b/>
-          <w:bCs/>
-        </w:rPr>
-        <w:pict>
-          <v:rect id="_x0000_i1032" style="width:0;height:1.5pt" o:hralign="center" o:hrstd="t" o:hr="t" fillcolor="#a0a0a0" stroked="f"/>
-        </w:pict>
-      </w:r>
-    </w:p>
-    <w:p>
-      <w:pPr>
-        <w:rPr>
-          <w:b/>
-          <w:sz w:val="24"/>
-        </w:rPr>
-      </w:pPr>
-      <w:r>
-        <w:rPr>
-          <w:rFonts w:hint="eastAsia"/>
-          <w:b/>
-          <w:sz w:val="24"/>
-        </w:rPr>
-        <w:t>▶</w:t>
-      </w:r>
-      <w:r>
-        <w:rPr>
-          <w:rFonts w:hint="eastAsia"/>
-          <w:b/>
-          <w:sz w:val="24"/>
-        </w:rPr>
-        <w:t>대외활동</w:t>
+          <w:rFonts w:cs="바탕 옛한글" w:hint="eastAsia"/>
+          <w:bCs/>
+          <w:szCs w:val="22"/>
+        </w:rPr>
+        <w:t xml:space="preserve">2025 K-디지털 </w:t>
+      </w:r>
+      <w:proofErr w:type="spellStart"/>
+      <w:r>
+        <w:rPr>
+          <w:rFonts w:cs="바탕 옛한글" w:hint="eastAsia"/>
+          <w:bCs/>
+          <w:szCs w:val="22"/>
+        </w:rPr>
+        <w:t>해커</w:t>
+      </w:r>
+      <w:r>
+        <w:rPr>
+          <w:rFonts w:cs="바탕 옛한글" w:hint="eastAsia"/>
+          <w:bCs/>
+          <w:szCs w:val="22"/>
+        </w:rPr>
+        <w:t>톤</w:t>
+      </w:r>
+      <w:proofErr w:type="spellEnd"/>
+      <w:r>
+        <w:rPr>
+          <w:rFonts w:cs="바탕 옛한글" w:hint="eastAsia"/>
+          <w:bCs/>
+          <w:szCs w:val="22"/>
+        </w:rPr>
+        <w:t xml:space="preserve"> </w:t>
+      </w:r>
+      <w:r>
+        <w:rPr>
+          <w:rFonts w:cs="바탕 옛한글" w:hint="eastAsia"/>
+          <w:bCs/>
+          <w:szCs w:val="22"/>
+        </w:rPr>
+        <w:t>참가</w:t>
+      </w:r>
+      <w:r>
+        <w:rPr>
+          <w:rFonts w:cs="바탕 옛한글"/>
+          <w:bCs/>
+          <w:szCs w:val="22"/>
+        </w:rPr>
+        <w:t xml:space="preserve"> (</w:t>
+      </w:r>
+      <w:r>
+        <w:rPr>
+          <w:rFonts w:cs="바탕 옛한글" w:hint="eastAsia"/>
+          <w:bCs/>
+          <w:szCs w:val="22"/>
+        </w:rPr>
+        <w:t>수상</w:t>
+      </w:r>
+      <w:r>
+        <w:rPr>
+          <w:rFonts w:cs="바탕 옛한글"/>
+          <w:bCs/>
+          <w:szCs w:val="22"/>
+        </w:rPr>
+        <w:t>X)</w:t>
+      </w:r>
+      <w:r>
+        <w:rPr>
+          <w:rFonts w:cs="바탕 옛한글" w:hint="eastAsia"/>
+          <w:bCs/>
+          <w:szCs w:val="22"/>
+        </w:rPr>
+        <w:t xml:space="preserve"> </w:t>
       </w:r>
     </w:p>
     <w:p>
@@ -2545,18 +2751,117 @@
           <w:numId w:val="4"/>
         </w:numPr>
         <w:rPr>
+          <w:rFonts w:asciiTheme="majorHAnsi" w:eastAsiaTheme="majorHAnsi" w:hAnsiTheme="majorHAnsi" w:hint="eastAsia"/>
+          <w:sz w:val="24"/>
+        </w:rPr>
+      </w:pPr>
+      <w:r>
+        <w:rPr>
           <w:rFonts w:asciiTheme="majorHAnsi" w:eastAsiaTheme="majorHAnsi" w:hAnsiTheme="majorHAnsi"/>
-          <w:b/>
           <w:sz w:val="24"/>
         </w:rPr>
-      </w:pPr>
-      <w:r>
-        <w:rPr>
-          <w:rFonts w:cs="Batang Old Hangul" w:hint="eastAsia"/>
-          <w:bCs/>
-          <w:szCs w:val="22"/>
-        </w:rPr>
-        <w:t>2025 동원 x 카이스트 AI Competition 참여 (2025.08)</w:t>
+        <w:t xml:space="preserve">&lt;K intelligence </w:t>
+      </w:r>
+      <w:proofErr w:type="spellStart"/>
+      <w:r>
+        <w:rPr>
+          <w:rFonts w:asciiTheme="majorHAnsi" w:eastAsiaTheme="majorHAnsi" w:hAnsiTheme="majorHAnsi"/>
+          <w:sz w:val="24"/>
+        </w:rPr>
+        <w:t>해커톤</w:t>
+      </w:r>
+      <w:proofErr w:type="spellEnd"/>
+      <w:r>
+        <w:rPr>
+          <w:rFonts w:asciiTheme="majorHAnsi" w:eastAsiaTheme="majorHAnsi" w:hAnsiTheme="majorHAnsi"/>
+          <w:sz w:val="24"/>
+        </w:rPr>
+        <w:t xml:space="preserve"> 2025&gt;</w:t>
+      </w:r>
+      <w:r>
+        <w:rPr>
+          <w:rFonts w:asciiTheme="majorHAnsi" w:eastAsiaTheme="majorHAnsi" w:hAnsiTheme="majorHAnsi"/>
+          <w:sz w:val="24"/>
+        </w:rPr>
+        <w:t xml:space="preserve"> </w:t>
+      </w:r>
+      <w:r>
+        <w:rPr>
+          <w:rFonts w:asciiTheme="majorHAnsi" w:eastAsiaTheme="majorHAnsi" w:hAnsiTheme="majorHAnsi" w:hint="eastAsia"/>
+          <w:sz w:val="24"/>
+        </w:rPr>
+        <w:t xml:space="preserve">참가 </w:t>
+      </w:r>
+      <w:r>
+        <w:rPr>
+          <w:rFonts w:asciiTheme="majorHAnsi" w:eastAsiaTheme="majorHAnsi" w:hAnsiTheme="majorHAnsi"/>
+          <w:sz w:val="24"/>
+        </w:rPr>
+        <w:t>(</w:t>
+      </w:r>
+      <w:r>
+        <w:rPr>
+          <w:rFonts w:asciiTheme="majorHAnsi" w:eastAsiaTheme="majorHAnsi" w:hAnsiTheme="majorHAnsi" w:hint="eastAsia"/>
+          <w:sz w:val="24"/>
+        </w:rPr>
+        <w:t>수상X</w:t>
+      </w:r>
+      <w:r>
+        <w:rPr>
+          <w:rFonts w:asciiTheme="majorHAnsi" w:eastAsiaTheme="majorHAnsi" w:hAnsiTheme="majorHAnsi"/>
+          <w:sz w:val="24"/>
+        </w:rPr>
+        <w:t>)</w:t>
+      </w:r>
+    </w:p>
+    <w:p>
+      <w:pPr>
+        <w:rPr>
+          <w:b/>
+          <w:sz w:val="24"/>
+        </w:rPr>
+      </w:pPr>
+      <w:r>
+        <w:rPr>
+          <w:rFonts w:ascii="Segoe UI Emoji" w:hAnsi="Segoe UI Emoji" w:cs="Segoe UI Emoji"/>
+          <w:b/>
+          <w:bCs/>
+        </w:rPr>
+        <w:pict>
+          <v:rect id="_x0000_i1033" style="width:0;height:1.5pt" o:hralign="center" o:hrstd="t" o:hr="t" fillcolor="#a0a0a0" stroked="f"/>
+        </w:pict>
+      </w:r>
+    </w:p>
+    <w:p>
+      <w:pPr>
+        <w:rPr>
+          <w:b/>
+          <w:sz w:val="24"/>
+        </w:rPr>
+      </w:pPr>
+    </w:p>
+    <w:p>
+      <w:pPr>
+        <w:rPr>
+          <w:b/>
+          <w:sz w:val="24"/>
+        </w:rPr>
+      </w:pPr>
+      <w:r>
+        <w:rPr>
+          <w:rFonts w:hint="eastAsia"/>
+          <w:b/>
+          <w:sz w:val="24"/>
+        </w:rPr>
+        <w:t>▶</w:t>
+      </w:r>
+      <w:r>
+        <w:rPr>
+          <w:rFonts w:hint="eastAsia"/>
+          <w:b/>
+          <w:sz w:val="24"/>
+        </w:rPr>
+        <w:t xml:space="preserve"> 어학</w:t>
       </w:r>
     </w:p>
     <w:p>
@@ -2566,78 +2871,29 @@
           <w:numId w:val="4"/>
         </w:numPr>
         <w:rPr>
-          <w:rFonts w:asciiTheme="majorHAnsi" w:eastAsiaTheme="majorHAnsi" w:hAnsiTheme="majorHAnsi"/>
-          <w:b/>
-          <w:sz w:val="24"/>
-        </w:rPr>
-      </w:pPr>
-      <w:r>
-        <w:rPr>
-          <w:rFonts w:cs="Batang Old Hangul" w:hint="eastAsia"/>
-          <w:bCs/>
-          <w:szCs w:val="22"/>
-        </w:rPr>
-        <w:t xml:space="preserve">2025 K-디지털 </w:t>
-      </w:r>
-      <w:proofErr w:type="spellStart"/>
-      <w:r>
-        <w:rPr>
-          <w:rFonts w:cs="Batang Old Hangul" w:hint="eastAsia"/>
-          <w:bCs/>
-          <w:szCs w:val="22"/>
-        </w:rPr>
-        <w:t>해커통</w:t>
-      </w:r>
-      <w:proofErr w:type="spellEnd"/>
-      <w:r>
-        <w:rPr>
-          <w:rFonts w:cs="Batang Old Hangul" w:hint="eastAsia"/>
-          <w:bCs/>
-          <w:szCs w:val="22"/>
-        </w:rPr>
-        <w:t xml:space="preserve"> 예선 </w:t>
-      </w:r>
-    </w:p>
-    <w:p>
-      <w:pPr>
-        <w:rPr>
-          <w:b/>
-          <w:sz w:val="24"/>
-        </w:rPr>
-      </w:pPr>
-      <w:r>
-        <w:rPr>
-          <w:rFonts w:ascii="Segoe UI Emoji" w:hAnsi="Segoe UI Emoji" w:cs="Segoe UI Emoji"/>
-          <w:b/>
-          <w:bCs/>
-        </w:rPr>
-        <w:pict>
-          <v:rect id="_x0000_i1033" style="width:0;height:1.5pt" o:hralign="center" o:hrstd="t" o:hr="t" fillcolor="#a0a0a0" stroked="f"/>
-        </w:pict>
-      </w:r>
-    </w:p>
-    <w:p>
-      <w:pPr>
-        <w:rPr>
-          <w:b/>
-          <w:sz w:val="24"/>
-        </w:rPr>
-      </w:pPr>
-      <w:r>
-        <w:rPr>
-          <w:rFonts w:hint="eastAsia"/>
-          <w:b/>
-          <w:sz w:val="24"/>
-        </w:rPr>
-        <w:t>▶</w:t>
-      </w:r>
-      <w:r>
-        <w:rPr>
-          <w:rFonts w:hint="eastAsia"/>
-          <w:b/>
-          <w:sz w:val="24"/>
-        </w:rPr>
-        <w:t xml:space="preserve"> 어학</w:t>
+          <w:rFonts w:cs="바탕 옛한글"/>
+          <w:b/>
+          <w:szCs w:val="22"/>
+        </w:rPr>
+      </w:pPr>
+      <w:proofErr w:type="gramStart"/>
+      <w:r>
+        <w:rPr>
+          <w:rFonts w:cs="바탕 옛한글" w:hint="eastAsia"/>
+          <w:bCs/>
+          <w:szCs w:val="22"/>
+        </w:rPr>
+        <w:lastRenderedPageBreak/>
+        <w:t>TOEIC :</w:t>
+      </w:r>
+      <w:proofErr w:type="gramEnd"/>
+      <w:r>
+        <w:rPr>
+          <w:rFonts w:cs="바탕 옛한글" w:hint="eastAsia"/>
+          <w:bCs/>
+          <w:szCs w:val="22"/>
+        </w:rPr>
+        <w:t xml:space="preserve"> xxx점</w:t>
       </w:r>
     </w:p>
     <w:p>
@@ -2647,28 +2903,131 @@
           <w:numId w:val="4"/>
         </w:numPr>
         <w:rPr>
-          <w:rFonts w:cs="Batang Old Hangul"/>
-          <w:b/>
-          <w:szCs w:val="22"/>
-        </w:rPr>
-      </w:pPr>
+          <w:rFonts w:cs="바탕 옛한글"/>
+          <w:bCs/>
+          <w:szCs w:val="22"/>
+        </w:rPr>
+      </w:pPr>
+      <w:proofErr w:type="spellStart"/>
       <w:proofErr w:type="gramStart"/>
       <w:r>
         <w:rPr>
-          <w:rFonts w:cs="Batang Old Hangul" w:hint="eastAsia"/>
-          <w:bCs/>
-          <w:szCs w:val="22"/>
-        </w:rPr>
-        <w:t>TOEIC :</w:t>
+          <w:rFonts w:cs="바탕 옛한글" w:hint="eastAsia"/>
+          <w:bCs/>
+          <w:szCs w:val="22"/>
+        </w:rPr>
+        <w:t>OPIc</w:t>
+      </w:r>
+      <w:proofErr w:type="spellEnd"/>
+      <w:r>
+        <w:rPr>
+          <w:rFonts w:cs="바탕 옛한글" w:hint="eastAsia"/>
+          <w:bCs/>
+          <w:szCs w:val="22"/>
+        </w:rPr>
+        <w:t xml:space="preserve"> :</w:t>
       </w:r>
       <w:proofErr w:type="gramEnd"/>
       <w:r>
         <w:rPr>
-          <w:rFonts w:cs="Batang Old Hangul" w:hint="eastAsia"/>
-          <w:bCs/>
-          <w:szCs w:val="22"/>
-        </w:rPr>
-        <w:t xml:space="preserve"> xxx점</w:t>
+          <w:rFonts w:cs="바탕 옛한글" w:hint="eastAsia"/>
+          <w:bCs/>
+          <w:szCs w:val="22"/>
+        </w:rPr>
+        <w:t xml:space="preserve"> IH(Intermediate High)</w:t>
+      </w:r>
+    </w:p>
+    <w:p>
+      <w:pPr>
+        <w:rPr>
+          <w:b/>
+          <w:sz w:val="30"/>
+          <w:szCs w:val="30"/>
+        </w:rPr>
+      </w:pPr>
+      <w:r>
+        <w:rPr>
+          <w:rFonts w:ascii="Segoe UI Emoji" w:hAnsi="Segoe UI Emoji" w:cs="Segoe UI Emoji"/>
+          <w:b/>
+          <w:bCs/>
+        </w:rPr>
+        <w:pict>
+          <v:rect id="_x0000_i1034" style="width:0;height:1.5pt" o:hralign="center" o:hrstd="t" o:hr="t" fillcolor="#a0a0a0" stroked="f"/>
+        </w:pict>
+      </w:r>
+    </w:p>
+    <w:p>
+      <w:pPr>
+        <w:rPr>
+          <w:rFonts w:cs="바탕 옛한글"/>
+          <w:b/>
+          <w:sz w:val="24"/>
+        </w:rPr>
+      </w:pPr>
+      <w:r>
+        <w:rPr>
+          <w:rFonts w:hint="eastAsia"/>
+          <w:b/>
+          <w:sz w:val="24"/>
+        </w:rPr>
+        <w:t xml:space="preserve">▶ </w:t>
+      </w:r>
+      <w:r>
+        <w:rPr>
+          <w:b/>
+          <w:sz w:val="24"/>
+        </w:rPr>
+        <w:t>자기</w:t>
+      </w:r>
+      <w:r>
+        <w:rPr>
+          <w:rFonts w:hint="eastAsia"/>
+          <w:b/>
+          <w:sz w:val="24"/>
+        </w:rPr>
+        <w:t xml:space="preserve"> </w:t>
+      </w:r>
+      <w:proofErr w:type="gramStart"/>
+      <w:r>
+        <w:rPr>
+          <w:rFonts w:hint="eastAsia"/>
+          <w:b/>
+          <w:sz w:val="24"/>
+        </w:rPr>
+        <w:t>소개서  [</w:t>
+      </w:r>
+      <w:proofErr w:type="gramEnd"/>
+      <w:r>
+        <w:rPr>
+          <w:rFonts w:hint="eastAsia"/>
+          <w:b/>
+          <w:sz w:val="24"/>
+        </w:rPr>
+        <w:t xml:space="preserve">지원분야: XXX </w:t>
+      </w:r>
+      <w:r>
+        <w:rPr>
+          <w:rFonts w:cs="바탕 옛한글" w:hint="eastAsia"/>
+          <w:b/>
+          <w:sz w:val="24"/>
+        </w:rPr>
+        <w:t>/ 신입]</w:t>
+      </w:r>
+    </w:p>
+    <w:p>
+      <w:pPr>
+        <w:rPr>
+          <w:b/>
+          <w:sz w:val="24"/>
+        </w:rPr>
+      </w:pPr>
+      <w:r>
+        <w:rPr>
+          <w:rFonts w:cs="바탕 옛한글" w:hint="eastAsia"/>
+          <w:b/>
+          <w:sz w:val="24"/>
+        </w:rPr>
+        <w:t>지원동기</w:t>
       </w:r>
     </w:p>
     <w:p>
@@ -2678,167 +3037,18 @@
           <w:numId w:val="4"/>
         </w:numPr>
         <w:rPr>
-          <w:rFonts w:cs="Batang Old Hangul"/>
-          <w:bCs/>
-          <w:szCs w:val="22"/>
-        </w:rPr>
-      </w:pPr>
-      <w:proofErr w:type="spellStart"/>
-      <w:proofErr w:type="gramStart"/>
-      <w:r>
-        <w:rPr>
-          <w:rFonts w:cs="Batang Old Hangul" w:hint="eastAsia"/>
-          <w:bCs/>
-          <w:szCs w:val="22"/>
-        </w:rPr>
-        <w:t>OPIc</w:t>
-      </w:r>
-      <w:proofErr w:type="spellEnd"/>
-      <w:r>
-        <w:rPr>
-          <w:rFonts w:cs="Batang Old Hangul" w:hint="eastAsia"/>
-          <w:bCs/>
-          <w:szCs w:val="22"/>
-        </w:rPr>
-        <w:t xml:space="preserve"> :</w:t>
-      </w:r>
-      <w:proofErr w:type="gramEnd"/>
-      <w:r>
-        <w:rPr>
-          <w:rFonts w:cs="Batang Old Hangul" w:hint="eastAsia"/>
-          <w:bCs/>
-          <w:szCs w:val="22"/>
-        </w:rPr>
-        <w:t xml:space="preserve"> </w:t>
-      </w:r>
-      <w:proofErr w:type="gramStart"/>
-      <w:r>
-        <w:rPr>
-          <w:rFonts w:cs="Batang Old Hangul" w:hint="eastAsia"/>
-          <w:bCs/>
-          <w:szCs w:val="22"/>
-        </w:rPr>
-        <w:t>IH(</w:t>
-      </w:r>
-      <w:proofErr w:type="gramEnd"/>
-      <w:r>
-        <w:rPr>
-          <w:rFonts w:cs="Batang Old Hangul" w:hint="eastAsia"/>
-          <w:bCs/>
-          <w:szCs w:val="22"/>
-        </w:rPr>
-        <w:t>Intermediate High)</w:t>
-      </w:r>
-    </w:p>
-    <w:p>
-      <w:pPr>
-        <w:rPr>
-          <w:b/>
-          <w:sz w:val="30"/>
-          <w:szCs w:val="30"/>
-        </w:rPr>
-      </w:pPr>
-      <w:r>
-        <w:rPr>
-          <w:rFonts w:ascii="Segoe UI Emoji" w:hAnsi="Segoe UI Emoji" w:cs="Segoe UI Emoji"/>
-          <w:b/>
-          <w:bCs/>
-        </w:rPr>
-        <w:pict>
-          <v:rect id="_x0000_i1034" style="width:0;height:1.5pt" o:hralign="center" o:hrstd="t" o:hr="t" fillcolor="#a0a0a0" stroked="f"/>
-        </w:pict>
-      </w:r>
-    </w:p>
-    <w:p>
-      <w:pPr>
-        <w:rPr>
-          <w:rFonts w:cs="Batang Old Hangul"/>
-          <w:b/>
-          <w:sz w:val="24"/>
-        </w:rPr>
-      </w:pPr>
-      <w:r>
-        <w:rPr>
-          <w:rFonts w:hint="eastAsia"/>
-          <w:b/>
-          <w:sz w:val="24"/>
-        </w:rPr>
-        <w:t xml:space="preserve">▶ </w:t>
-      </w:r>
-      <w:r>
-        <w:rPr>
-          <w:b/>
-          <w:sz w:val="24"/>
-        </w:rPr>
-        <w:t>자기</w:t>
-      </w:r>
-      <w:r>
-        <w:rPr>
-          <w:rFonts w:hint="eastAsia"/>
-          <w:b/>
-          <w:sz w:val="24"/>
-        </w:rPr>
-        <w:t xml:space="preserve"> </w:t>
-      </w:r>
-      <w:proofErr w:type="gramStart"/>
-      <w:r>
-        <w:rPr>
-          <w:rFonts w:hint="eastAsia"/>
-          <w:b/>
-          <w:sz w:val="24"/>
-        </w:rPr>
-        <w:t>소개서  [</w:t>
-      </w:r>
-      <w:proofErr w:type="gramEnd"/>
-      <w:r>
-        <w:rPr>
-          <w:rFonts w:hint="eastAsia"/>
-          <w:b/>
-          <w:sz w:val="24"/>
-        </w:rPr>
-        <w:t xml:space="preserve">지원분야: </w:t>
-      </w:r>
-      <w:proofErr w:type="gramStart"/>
-      <w:r>
-        <w:rPr>
-          <w:rFonts w:hint="eastAsia"/>
-          <w:b/>
-          <w:sz w:val="24"/>
-        </w:rPr>
-        <w:t xml:space="preserve">XXX </w:t>
-      </w:r>
-      <w:r>
-        <w:rPr>
-          <w:rFonts w:cs="Batang Old Hangul" w:hint="eastAsia"/>
-          <w:b/>
-          <w:sz w:val="24"/>
-        </w:rPr>
-        <w:t>/</w:t>
-      </w:r>
-      <w:proofErr w:type="gramEnd"/>
-      <w:r>
-        <w:rPr>
-          <w:rFonts w:cs="Batang Old Hangul" w:hint="eastAsia"/>
-          <w:b/>
-          <w:sz w:val="24"/>
-        </w:rPr>
-        <w:t xml:space="preserve"> 신입]</w:t>
-      </w:r>
-    </w:p>
-    <w:p>
-      <w:pPr>
-        <w:rPr>
-          <w:b/>
-          <w:sz w:val="24"/>
-        </w:rPr>
-      </w:pPr>
-      <w:r>
-        <w:rPr>
-          <w:rFonts w:cs="Batang Old Hangul" w:hint="eastAsia"/>
-          <w:b/>
-          <w:sz w:val="24"/>
-        </w:rPr>
-        <w:t>지원동기</w:t>
+          <w:rFonts w:asciiTheme="minorHAnsi" w:eastAsiaTheme="minorHAnsi" w:cs="바탕 옛한글"/>
+          <w:b/>
+          <w:szCs w:val="22"/>
+        </w:rPr>
+      </w:pPr>
+      <w:r>
+        <w:rPr>
+          <w:rFonts w:asciiTheme="minorHAnsi" w:eastAsiaTheme="minorHAnsi" w:cs="바탕 옛한글" w:hint="eastAsia"/>
+          <w:bCs/>
+          <w:szCs w:val="22"/>
+        </w:rPr>
+        <w:t>AI 기반 서비스 구현 경험을 현업에 적용하고 싶어 지원합니다</w:t>
       </w:r>
     </w:p>
     <w:p>
@@ -2848,35 +3058,14 @@
           <w:numId w:val="4"/>
         </w:numPr>
         <w:rPr>
-          <w:rFonts w:asciiTheme="minorHAnsi" w:eastAsiaTheme="minorHAnsi" w:cs="Batang Old Hangul"/>
-          <w:b/>
-          <w:szCs w:val="22"/>
-        </w:rPr>
-      </w:pPr>
-      <w:r>
-        <w:rPr>
-          <w:rFonts w:asciiTheme="minorHAnsi" w:eastAsiaTheme="minorHAnsi" w:cs="Batang Old Hangul" w:hint="eastAsia"/>
-          <w:bCs/>
-          <w:szCs w:val="22"/>
-        </w:rPr>
-        <w:t>AI 기반 서비스 구현 경험을 현업에 적용하고 싶어 지원합니다</w:t>
-      </w:r>
-    </w:p>
-    <w:p>
-      <w:pPr>
-        <w:numPr>
-          <w:ilvl w:val="0"/>
-          <w:numId w:val="4"/>
-        </w:numPr>
-        <w:rPr>
-          <w:rFonts w:asciiTheme="minorHAnsi" w:eastAsiaTheme="minorHAnsi" w:cs="Batang Old Hangul"/>
-          <w:bCs/>
-          <w:szCs w:val="22"/>
-        </w:rPr>
-      </w:pPr>
-      <w:r>
-        <w:rPr>
-          <w:rFonts w:asciiTheme="minorHAnsi" w:eastAsiaTheme="minorHAnsi" w:cs="Batang Old Hangul" w:hint="eastAsia"/>
+          <w:rFonts w:asciiTheme="minorHAnsi" w:eastAsiaTheme="minorHAnsi" w:cs="바탕 옛한글"/>
+          <w:bCs/>
+          <w:szCs w:val="22"/>
+        </w:rPr>
+      </w:pPr>
+      <w:r>
+        <w:rPr>
+          <w:rFonts w:asciiTheme="minorHAnsi" w:eastAsiaTheme="minorHAnsi" w:cs="바탕 옛한글" w:hint="eastAsia"/>
           <w:bCs/>
           <w:szCs w:val="22"/>
         </w:rPr>
@@ -2891,7 +3080,7 @@
           <w:numId w:val="4"/>
         </w:numPr>
         <w:rPr>
-          <w:rFonts w:asciiTheme="minorHAnsi" w:eastAsiaTheme="minorHAnsi" w:cs="Batang Old Hangul"/>
+          <w:rFonts w:asciiTheme="minorHAnsi" w:eastAsiaTheme="minorHAnsi" w:cs="바탕 옛한글"/>
           <w:szCs w:val="20"/>
         </w:rPr>
       </w:pPr>
@@ -2965,19 +3154,93 @@
     </w:p>
     <w:p>
       <w:pPr>
-        <w:rPr>
+        <w:pStyle w:val="a6"/>
+        <w:rPr>
+          <w:rFonts w:asciiTheme="minorHAnsi" w:eastAsiaTheme="minorHAnsi" w:cs="바탕 옛한글" w:hint="eastAsia"/>
+          <w:szCs w:val="20"/>
+        </w:rPr>
+      </w:pPr>
+    </w:p>
+    <w:p>
+      <w:pPr>
+        <w:rPr>
+          <w:rFonts w:cs="바탕 옛한글"/>
+          <w:b/>
+          <w:sz w:val="32"/>
+          <w:szCs w:val="32"/>
+        </w:rPr>
+      </w:pPr>
+      <w:r>
+        <w:rPr>
+          <w:rFonts w:cs="바탕 옛한글" w:hint="eastAsia"/>
+          <w:b/>
+          <w:sz w:val="32"/>
+          <w:szCs w:val="32"/>
+        </w:rPr>
+        <w:t>직무 관련 경험 및 경력</w:t>
+      </w:r>
+    </w:p>
+    <w:p>
+      <w:pPr>
+        <w:rPr>
+          <w:rFonts w:hint="eastAsia"/>
           <w:b/>
           <w:sz w:val="24"/>
         </w:rPr>
       </w:pPr>
-      <w:r>
-        <w:rPr>
-          <w:rFonts w:cs="Batang Old Hangul" w:hint="eastAsia"/>
-          <w:b/>
-          <w:sz w:val="24"/>
-        </w:rPr>
-        <w:lastRenderedPageBreak/>
-        <w:t>직무 관련 경험 및 경력</w:t>
+    </w:p>
+    <w:p>
+      <w:pPr>
+        <w:rPr>
+          <w:rFonts w:asciiTheme="minorHAnsi" w:eastAsiaTheme="minorHAnsi" w:cs="바탕 옛한글"/>
+          <w:bCs/>
+          <w:szCs w:val="22"/>
+        </w:rPr>
+      </w:pPr>
+      <w:r>
+        <w:rPr>
+          <w:rFonts w:asciiTheme="minorHAnsi" w:eastAsiaTheme="minorHAnsi" w:cs="바탕 옛한글"/>
+          <w:bCs/>
+          <w:szCs w:val="22"/>
+        </w:rPr>
+        <w:t>1</w:t>
+      </w:r>
+      <w:r>
+        <w:rPr>
+          <w:rFonts w:asciiTheme="minorHAnsi" w:eastAsiaTheme="minorHAnsi" w:cs="바탕 옛한글"/>
+          <w:bCs/>
+          <w:szCs w:val="22"/>
+        </w:rPr>
+        <w:t xml:space="preserve">) </w:t>
+      </w:r>
+      <w:r>
+        <w:rPr>
+          <w:rFonts w:asciiTheme="minorHAnsi" w:eastAsiaTheme="minorHAnsi" w:cs="바탕 옛한글"/>
+          <w:b/>
+          <w:bCs/>
+          <w:szCs w:val="22"/>
+        </w:rPr>
+        <w:t>시계열 예측 스택 설계(</w:t>
+      </w:r>
+      <w:proofErr w:type="spellStart"/>
+      <w:r>
+        <w:rPr>
+          <w:rFonts w:asciiTheme="minorHAnsi" w:eastAsiaTheme="minorHAnsi" w:cs="바탕 옛한글"/>
+          <w:b/>
+          <w:bCs/>
+          <w:szCs w:val="22"/>
+        </w:rPr>
+        <w:t>LSTM+Prophet</w:t>
+      </w:r>
+      <w:proofErr w:type="spellEnd"/>
+      <w:r>
+        <w:rPr>
+          <w:rFonts w:asciiTheme="minorHAnsi" w:eastAsiaTheme="minorHAnsi" w:cs="바탕 옛한글"/>
+          <w:b/>
+          <w:bCs/>
+          <w:szCs w:val="22"/>
+        </w:rPr>
+        <w:t>) 및 성능 개선</w:t>
       </w:r>
     </w:p>
     <w:p>
@@ -2987,11 +3250,105 @@
           <w:numId w:val="4"/>
         </w:numPr>
         <w:rPr>
-          <w:rFonts w:asciiTheme="minorHAnsi" w:eastAsiaTheme="minorHAnsi" w:cs="Batang Old Hangul"/>
-          <w:bCs/>
-          <w:szCs w:val="22"/>
-        </w:rPr>
-      </w:pPr>
+          <w:rFonts w:asciiTheme="minorHAnsi" w:eastAsiaTheme="minorHAnsi" w:cs="바탕 옛한글"/>
+          <w:bCs/>
+          <w:szCs w:val="22"/>
+        </w:rPr>
+      </w:pPr>
+      <w:r>
+        <w:rPr>
+          <w:rFonts w:asciiTheme="minorHAnsi" w:eastAsiaTheme="minorHAnsi" w:cs="바탕 옛한글"/>
+          <w:bCs/>
+          <w:szCs w:val="22"/>
+        </w:rPr>
+        <w:t>S(</w:t>
+      </w:r>
+      <w:proofErr w:type="spellStart"/>
+      <w:r>
+        <w:rPr>
+          <w:rFonts w:asciiTheme="minorHAnsi" w:eastAsiaTheme="minorHAnsi" w:cs="바탕 옛한글"/>
+          <w:bCs/>
+          <w:szCs w:val="22"/>
+        </w:rPr>
+        <w:t>ituation</w:t>
+      </w:r>
+      <w:proofErr w:type="spellEnd"/>
+      <w:r>
+        <w:rPr>
+          <w:rFonts w:asciiTheme="minorHAnsi" w:eastAsiaTheme="minorHAnsi" w:cs="바탕 옛한글"/>
+          <w:bCs/>
+          <w:szCs w:val="22"/>
+        </w:rPr>
+        <w:t>): 트리 기반 모델(</w:t>
+      </w:r>
+      <w:proofErr w:type="spellStart"/>
+      <w:r>
+        <w:rPr>
+          <w:rFonts w:asciiTheme="minorHAnsi" w:eastAsiaTheme="minorHAnsi" w:cs="바탕 옛한글"/>
+          <w:bCs/>
+          <w:szCs w:val="22"/>
+        </w:rPr>
+        <w:t>XGBoost</w:t>
+      </w:r>
+      <w:proofErr w:type="spellEnd"/>
+      <w:r>
+        <w:rPr>
+          <w:rFonts w:asciiTheme="minorHAnsi" w:eastAsiaTheme="minorHAnsi" w:cs="바탕 옛한글"/>
+          <w:bCs/>
+          <w:szCs w:val="22"/>
+        </w:rPr>
+        <w:t>/</w:t>
+      </w:r>
+      <w:proofErr w:type="spellStart"/>
+      <w:r>
+        <w:rPr>
+          <w:rFonts w:asciiTheme="minorHAnsi" w:eastAsiaTheme="minorHAnsi" w:cs="바탕 옛한글"/>
+          <w:bCs/>
+          <w:szCs w:val="22"/>
+        </w:rPr>
+        <w:t>LightGBM</w:t>
+      </w:r>
+      <w:proofErr w:type="spellEnd"/>
+      <w:r>
+        <w:rPr>
+          <w:rFonts w:asciiTheme="minorHAnsi" w:eastAsiaTheme="minorHAnsi" w:cs="바탕 옛한글"/>
+          <w:bCs/>
+          <w:szCs w:val="22"/>
+        </w:rPr>
+        <w:t xml:space="preserve">/RF)은 시계열 흐름 반영이 약해 변동성 큰 가격 예측에서 한계가 있었고, 일반 교차검증은 </w:t>
+      </w:r>
+      <w:r>
+        <w:rPr>
+          <w:rFonts w:asciiTheme="minorHAnsi" w:eastAsiaTheme="minorHAnsi" w:cs="바탕 옛한글" w:hint="eastAsia"/>
+          <w:bCs/>
+          <w:szCs w:val="22"/>
+        </w:rPr>
+        <w:t>D</w:t>
+      </w:r>
+      <w:r>
+        <w:rPr>
+          <w:rFonts w:asciiTheme="minorHAnsi" w:eastAsiaTheme="minorHAnsi" w:cs="바탕 옛한글"/>
+          <w:bCs/>
+          <w:szCs w:val="22"/>
+        </w:rPr>
+        <w:t>ata Leakage</w:t>
+      </w:r>
+      <w:r>
+        <w:rPr>
+          <w:rFonts w:asciiTheme="minorHAnsi" w:eastAsiaTheme="minorHAnsi" w:cs="바탕 옛한글" w:hint="eastAsia"/>
+          <w:bCs/>
+          <w:szCs w:val="22"/>
+        </w:rPr>
+        <w:t xml:space="preserve">의 위험이 </w:t>
+      </w:r>
+      <w:r>
+        <w:rPr>
+          <w:rFonts w:asciiTheme="minorHAnsi" w:eastAsiaTheme="minorHAnsi" w:cs="바탕 옛한글"/>
+          <w:bCs/>
+          <w:szCs w:val="22"/>
+        </w:rPr>
+        <w:t>존재</w:t>
+      </w:r>
     </w:p>
     <w:p>
       <w:pPr>
@@ -3000,18 +3357,54 @@
           <w:numId w:val="4"/>
         </w:numPr>
         <w:rPr>
-          <w:rFonts w:asciiTheme="minorHAnsi" w:eastAsiaTheme="minorHAnsi" w:cs="Batang Old Hangul"/>
-          <w:bCs/>
-          <w:szCs w:val="22"/>
-        </w:rPr>
-      </w:pPr>
-      <w:r>
-        <w:rPr>
-          <w:rFonts w:asciiTheme="minorHAnsi" w:eastAsiaTheme="minorHAnsi" w:cs="Batang Old Hangul" w:hint="eastAsia"/>
-          <w:bCs/>
-          <w:szCs w:val="22"/>
-        </w:rPr>
-        <w:t xml:space="preserve">  </w:t>
+          <w:rFonts w:asciiTheme="minorHAnsi" w:eastAsiaTheme="minorHAnsi" w:cs="바탕 옛한글"/>
+          <w:bCs/>
+          <w:szCs w:val="22"/>
+        </w:rPr>
+      </w:pPr>
+      <w:r>
+        <w:rPr>
+          <w:rFonts w:asciiTheme="minorHAnsi" w:eastAsiaTheme="minorHAnsi" w:cs="바탕 옛한글"/>
+          <w:bCs/>
+          <w:szCs w:val="22"/>
+        </w:rPr>
+        <w:t xml:space="preserve">T(ask): 시계열 특화 피처와 검증 체계를 표준화하고, </w:t>
+      </w:r>
+      <w:proofErr w:type="spellStart"/>
+      <w:r>
+        <w:rPr>
+          <w:rFonts w:asciiTheme="minorHAnsi" w:eastAsiaTheme="minorHAnsi" w:cs="바탕 옛한글"/>
+          <w:bCs/>
+          <w:szCs w:val="22"/>
+        </w:rPr>
+        <w:t>딥러닝</w:t>
+      </w:r>
+      <w:proofErr w:type="spellEnd"/>
+      <w:r>
+        <w:rPr>
+          <w:rFonts w:asciiTheme="minorHAnsi" w:eastAsiaTheme="minorHAnsi" w:cs="바탕 옛한글"/>
+          <w:bCs/>
+          <w:szCs w:val="22"/>
+        </w:rPr>
+        <w:t xml:space="preserve">·전통모델을 비교해 실운영에 적합한 </w:t>
+      </w:r>
+      <w:proofErr w:type="spellStart"/>
+      <w:r>
+        <w:rPr>
+          <w:rFonts w:asciiTheme="minorHAnsi" w:eastAsiaTheme="minorHAnsi" w:cs="바탕 옛한글"/>
+          <w:bCs/>
+          <w:szCs w:val="22"/>
+        </w:rPr>
+        <w:t>고정밀</w:t>
+      </w:r>
+      <w:proofErr w:type="spellEnd"/>
+      <w:r>
+        <w:rPr>
+          <w:rFonts w:asciiTheme="minorHAnsi" w:eastAsiaTheme="minorHAnsi" w:cs="바탕 옛한글"/>
+          <w:bCs/>
+          <w:szCs w:val="22"/>
+        </w:rPr>
+        <w:t xml:space="preserve"> 모델을 선정</w:t>
       </w:r>
     </w:p>
     <w:p>
@@ -3021,50 +3414,1030 @@
           <w:numId w:val="4"/>
         </w:numPr>
         <w:rPr>
-          <w:rFonts w:asciiTheme="minorHAnsi" w:eastAsiaTheme="minorHAnsi" w:cs="Batang Old Hangul"/>
-          <w:bCs/>
-          <w:szCs w:val="22"/>
-        </w:rPr>
-      </w:pPr>
-      <w:r>
-        <w:rPr>
-          <w:rFonts w:asciiTheme="minorHAnsi" w:eastAsiaTheme="minorHAnsi" w:cs="Batang Old Hangul" w:hint="eastAsia"/>
-          <w:noProof/>
-          <w:color w:val="FF0000"/>
-        </w:rPr>
-        <w:t xml:space="preserve">IT 직무 수행능력 역량을 파악하기 위해 IT관련 직무경험(프로젝트+인턴+졸업작품+대학생활)을 수행중심(성과도출)의 스토리텔링식으로 2~3개 소재를 선택하여 IT 개발자나 운영자로 자신의 강점이 보이도록 작성함. 예를 들어 프로젝트 참여 경험을 기술한다면 프로젝트를 </w:t>
-      </w:r>
-      <w:r>
-        <w:rPr>
-          <w:rFonts w:asciiTheme="minorHAnsi" w:eastAsiaTheme="minorHAnsi" w:cs="Batang Old Hangul"/>
-          <w:noProof/>
-          <w:color w:val="FF0000"/>
-        </w:rPr>
-        <w:t>“</w:t>
-      </w:r>
-      <w:r>
-        <w:rPr>
-          <w:rFonts w:asciiTheme="minorHAnsi" w:eastAsiaTheme="minorHAnsi" w:cs="Batang Old Hangul" w:hint="eastAsia"/>
-          <w:noProof/>
-          <w:color w:val="FF0000"/>
-        </w:rPr>
-        <w:t>문제-&gt;해결-&gt;성과</w:t>
-      </w:r>
-      <w:r>
-        <w:rPr>
-          <w:rFonts w:asciiTheme="minorHAnsi" w:eastAsiaTheme="minorHAnsi" w:cs="Batang Old Hangul"/>
-          <w:noProof/>
-          <w:color w:val="FF0000"/>
-        </w:rPr>
-        <w:t>”</w:t>
-      </w:r>
-      <w:r>
-        <w:rPr>
-          <w:rFonts w:asciiTheme="minorHAnsi" w:eastAsiaTheme="minorHAnsi" w:cs="Batang Old Hangul" w:hint="eastAsia"/>
-          <w:noProof/>
-          <w:color w:val="FF0000"/>
-        </w:rPr>
-        <w:t>로 정리</w:t>
+          <w:rFonts w:asciiTheme="minorHAnsi" w:eastAsiaTheme="minorHAnsi" w:cs="바탕 옛한글"/>
+          <w:bCs/>
+          <w:szCs w:val="22"/>
+        </w:rPr>
+      </w:pPr>
+      <w:r>
+        <w:rPr>
+          <w:rFonts w:asciiTheme="minorHAnsi" w:eastAsiaTheme="minorHAnsi" w:cs="바탕 옛한글"/>
+          <w:bCs/>
+          <w:szCs w:val="22"/>
+        </w:rPr>
+        <w:t>A(</w:t>
+      </w:r>
+      <w:proofErr w:type="spellStart"/>
+      <w:r>
+        <w:rPr>
+          <w:rFonts w:asciiTheme="minorHAnsi" w:eastAsiaTheme="minorHAnsi" w:cs="바탕 옛한글"/>
+          <w:bCs/>
+          <w:szCs w:val="22"/>
+        </w:rPr>
+        <w:t>ction</w:t>
+      </w:r>
+      <w:proofErr w:type="spellEnd"/>
+      <w:r>
+        <w:rPr>
+          <w:rFonts w:asciiTheme="minorHAnsi" w:eastAsiaTheme="minorHAnsi" w:cs="바탕 옛한글"/>
+          <w:bCs/>
+          <w:szCs w:val="22"/>
+        </w:rPr>
+        <w:t>):</w:t>
+      </w:r>
+      <w:r>
+        <w:rPr>
+          <w:rFonts w:asciiTheme="minorHAnsi" w:eastAsiaTheme="minorHAnsi" w:cs="바탕 옛한글"/>
+          <w:bCs/>
+          <w:szCs w:val="22"/>
+        </w:rPr>
+        <w:t xml:space="preserve"> </w:t>
+      </w:r>
+    </w:p>
+    <w:p>
+      <w:pPr>
+        <w:numPr>
+          <w:ilvl w:val="0"/>
+          <w:numId w:val="8"/>
+        </w:numPr>
+        <w:rPr>
+          <w:rFonts w:asciiTheme="minorHAnsi" w:eastAsiaTheme="minorHAnsi" w:cs="바탕 옛한글"/>
+          <w:bCs/>
+          <w:szCs w:val="22"/>
+        </w:rPr>
+      </w:pPr>
+      <w:r>
+        <w:rPr>
+          <w:rFonts w:asciiTheme="minorHAnsi" w:eastAsiaTheme="minorHAnsi" w:cs="바탕 옛한글" w:hint="eastAsia"/>
+          <w:bCs/>
+          <w:szCs w:val="22"/>
+        </w:rPr>
+        <w:t>피처</w:t>
+      </w:r>
+      <w:r>
+        <w:rPr>
+          <w:rFonts w:asciiTheme="minorHAnsi" w:eastAsiaTheme="minorHAnsi" w:cs="바탕 옛한글"/>
+          <w:bCs/>
+          <w:szCs w:val="22"/>
+        </w:rPr>
+        <w:t xml:space="preserve"> 표준화: 주기(sin/cos), 전년</w:t>
+      </w:r>
+      <w:r>
+        <w:rPr>
+          <w:rFonts w:asciiTheme="minorHAnsi" w:eastAsiaTheme="minorHAnsi" w:cs="바탕 옛한글" w:hint="eastAsia"/>
+          <w:bCs/>
+          <w:szCs w:val="22"/>
+        </w:rPr>
+        <w:t xml:space="preserve"> </w:t>
+      </w:r>
+      <w:r>
+        <w:rPr>
+          <w:rFonts w:asciiTheme="minorHAnsi" w:eastAsiaTheme="minorHAnsi" w:cs="바탕 옛한글"/>
+          <w:bCs/>
+          <w:szCs w:val="22"/>
+        </w:rPr>
+        <w:t>동주, 거래량 변화율, holiday/grow score, 범주 인코딩</w:t>
+      </w:r>
+      <w:r>
+        <w:rPr>
+          <w:rFonts w:asciiTheme="minorHAnsi" w:eastAsiaTheme="minorHAnsi" w:cs="바탕 옛한글" w:hint="eastAsia"/>
+          <w:bCs/>
+          <w:szCs w:val="22"/>
+        </w:rPr>
+        <w:t>,</w:t>
+      </w:r>
+      <w:r>
+        <w:rPr>
+          <w:rFonts w:asciiTheme="minorHAnsi" w:eastAsiaTheme="minorHAnsi" w:cs="바탕 옛한글"/>
+          <w:bCs/>
+          <w:szCs w:val="22"/>
+        </w:rPr>
+        <w:t xml:space="preserve"> Lag </w:t>
+      </w:r>
+      <w:r>
+        <w:rPr>
+          <w:rFonts w:asciiTheme="minorHAnsi" w:eastAsiaTheme="minorHAnsi" w:cs="바탕 옛한글" w:hint="eastAsia"/>
+          <w:bCs/>
+          <w:szCs w:val="22"/>
+        </w:rPr>
+        <w:t>변수</w:t>
+      </w:r>
+      <w:r>
+        <w:rPr>
+          <w:rFonts w:asciiTheme="minorHAnsi" w:eastAsiaTheme="minorHAnsi" w:cs="바탕 옛한글"/>
+          <w:bCs/>
+          <w:szCs w:val="22"/>
+        </w:rPr>
+        <w:t xml:space="preserve"> </w:t>
+      </w:r>
+      <w:r>
+        <w:rPr>
+          <w:rFonts w:asciiTheme="minorHAnsi" w:eastAsiaTheme="minorHAnsi" w:cs="바탕 옛한글" w:hint="eastAsia"/>
+          <w:bCs/>
+          <w:szCs w:val="22"/>
+        </w:rPr>
+        <w:t>설정</w:t>
+      </w:r>
+      <w:r>
+        <w:rPr>
+          <w:rFonts w:asciiTheme="minorHAnsi" w:eastAsiaTheme="minorHAnsi" w:cs="바탕 옛한글"/>
+          <w:bCs/>
+          <w:szCs w:val="22"/>
+        </w:rPr>
+        <w:t xml:space="preserve"> 등 공통 스키마 정립</w:t>
+      </w:r>
+    </w:p>
+    <w:p>
+      <w:pPr>
+        <w:numPr>
+          <w:ilvl w:val="0"/>
+          <w:numId w:val="8"/>
+        </w:numPr>
+        <w:rPr>
+          <w:rFonts w:asciiTheme="minorHAnsi" w:eastAsiaTheme="minorHAnsi" w:cs="바탕 옛한글"/>
+          <w:bCs/>
+          <w:szCs w:val="22"/>
+        </w:rPr>
+      </w:pPr>
+      <w:r>
+        <w:rPr>
+          <w:rFonts w:asciiTheme="minorHAnsi" w:eastAsiaTheme="minorHAnsi" w:cs="바탕 옛한글" w:hint="eastAsia"/>
+          <w:bCs/>
+          <w:szCs w:val="22"/>
+        </w:rPr>
+        <w:t>검증</w:t>
+      </w:r>
+      <w:r>
+        <w:rPr>
+          <w:rFonts w:asciiTheme="minorHAnsi" w:eastAsiaTheme="minorHAnsi" w:cs="바탕 옛한글"/>
+          <w:bCs/>
+          <w:szCs w:val="22"/>
+        </w:rPr>
+        <w:t xml:space="preserve">/튜닝: </w:t>
+      </w:r>
+      <w:proofErr w:type="spellStart"/>
+      <w:r>
+        <w:rPr>
+          <w:rFonts w:asciiTheme="minorHAnsi" w:eastAsiaTheme="minorHAnsi" w:cs="바탕 옛한글"/>
+          <w:bCs/>
+          <w:szCs w:val="22"/>
+        </w:rPr>
+        <w:t>TimeSeriesSplit</w:t>
+      </w:r>
+      <w:proofErr w:type="spellEnd"/>
+      <w:r>
+        <w:rPr>
+          <w:rFonts w:asciiTheme="minorHAnsi" w:eastAsiaTheme="minorHAnsi" w:cs="바탕 옛한글"/>
+          <w:bCs/>
+          <w:szCs w:val="22"/>
+        </w:rPr>
+        <w:t xml:space="preserve"> 기반 </w:t>
+      </w:r>
+      <w:proofErr w:type="spellStart"/>
+      <w:r>
+        <w:rPr>
+          <w:rFonts w:asciiTheme="minorHAnsi" w:eastAsiaTheme="minorHAnsi" w:cs="바탕 옛한글"/>
+          <w:bCs/>
+          <w:szCs w:val="22"/>
+        </w:rPr>
+        <w:t>RandomizedSearchCV</w:t>
+      </w:r>
+      <w:proofErr w:type="spellEnd"/>
+      <w:r>
+        <w:rPr>
+          <w:rFonts w:asciiTheme="minorHAnsi" w:eastAsiaTheme="minorHAnsi" w:cs="바탕 옛한글"/>
+          <w:bCs/>
+          <w:szCs w:val="22"/>
+        </w:rPr>
+        <w:t xml:space="preserve">(트리), </w:t>
+      </w:r>
+      <w:proofErr w:type="spellStart"/>
+      <w:r>
+        <w:rPr>
+          <w:rFonts w:asciiTheme="minorHAnsi" w:eastAsiaTheme="minorHAnsi" w:cs="바탕 옛한글"/>
+          <w:bCs/>
+          <w:szCs w:val="22"/>
+        </w:rPr>
+        <w:t>Optuna</w:t>
+      </w:r>
+      <w:proofErr w:type="spellEnd"/>
+      <w:r>
+        <w:rPr>
+          <w:rFonts w:asciiTheme="minorHAnsi" w:eastAsiaTheme="minorHAnsi" w:cs="바탕 옛한글"/>
+          <w:bCs/>
+          <w:szCs w:val="22"/>
+        </w:rPr>
+        <w:t>(</w:t>
+      </w:r>
+      <w:proofErr w:type="spellStart"/>
+      <w:r>
+        <w:rPr>
+          <w:rFonts w:asciiTheme="minorHAnsi" w:eastAsiaTheme="minorHAnsi" w:cs="바탕 옛한글"/>
+          <w:bCs/>
+          <w:szCs w:val="22"/>
+        </w:rPr>
+        <w:t>딥러닝</w:t>
+      </w:r>
+      <w:proofErr w:type="spellEnd"/>
+      <w:r>
+        <w:rPr>
+          <w:rFonts w:asciiTheme="minorHAnsi" w:eastAsiaTheme="minorHAnsi" w:cs="바탕 옛한글"/>
+          <w:bCs/>
+          <w:szCs w:val="22"/>
+        </w:rPr>
+        <w:t xml:space="preserve">) 적용으로 탐색 효율화 및 </w:t>
+      </w:r>
+      <w:r>
+        <w:rPr>
+          <w:rFonts w:asciiTheme="minorHAnsi" w:eastAsiaTheme="minorHAnsi" w:cs="바탕 옛한글" w:hint="eastAsia"/>
+          <w:bCs/>
+          <w:szCs w:val="22"/>
+        </w:rPr>
+        <w:t>D</w:t>
+      </w:r>
+      <w:r>
+        <w:rPr>
+          <w:rFonts w:asciiTheme="minorHAnsi" w:eastAsiaTheme="minorHAnsi" w:cs="바탕 옛한글"/>
+          <w:bCs/>
+          <w:szCs w:val="22"/>
+        </w:rPr>
+        <w:t>ata Leakage</w:t>
+      </w:r>
+      <w:r>
+        <w:rPr>
+          <w:rFonts w:asciiTheme="minorHAnsi" w:eastAsiaTheme="minorHAnsi" w:cs="바탕 옛한글"/>
+          <w:bCs/>
+          <w:szCs w:val="22"/>
+        </w:rPr>
+        <w:t xml:space="preserve"> 방지</w:t>
+      </w:r>
+    </w:p>
+    <w:p>
+      <w:pPr>
+        <w:numPr>
+          <w:ilvl w:val="0"/>
+          <w:numId w:val="8"/>
+        </w:numPr>
+        <w:rPr>
+          <w:rFonts w:asciiTheme="minorHAnsi" w:eastAsiaTheme="minorHAnsi" w:cs="바탕 옛한글"/>
+          <w:bCs/>
+          <w:szCs w:val="22"/>
+        </w:rPr>
+      </w:pPr>
+      <w:r>
+        <w:rPr>
+          <w:rFonts w:asciiTheme="minorHAnsi" w:eastAsiaTheme="minorHAnsi" w:cs="바탕 옛한글" w:hint="eastAsia"/>
+          <w:bCs/>
+          <w:szCs w:val="22"/>
+        </w:rPr>
+        <w:t>모델링</w:t>
+      </w:r>
+      <w:r>
+        <w:rPr>
+          <w:rFonts w:asciiTheme="minorHAnsi" w:eastAsiaTheme="minorHAnsi" w:cs="바탕 옛한글"/>
+          <w:bCs/>
+          <w:szCs w:val="22"/>
+        </w:rPr>
+        <w:t xml:space="preserve">: Prophet로 계절·추세를 1차 예측 후 </w:t>
+      </w:r>
+      <w:proofErr w:type="spellStart"/>
+      <w:r>
+        <w:rPr>
+          <w:rFonts w:asciiTheme="minorHAnsi" w:eastAsiaTheme="minorHAnsi" w:cs="바탕 옛한글"/>
+          <w:bCs/>
+          <w:szCs w:val="22"/>
+        </w:rPr>
+        <w:t>잔차를</w:t>
+      </w:r>
+      <w:proofErr w:type="spellEnd"/>
+      <w:r>
+        <w:rPr>
+          <w:rFonts w:asciiTheme="minorHAnsi" w:eastAsiaTheme="minorHAnsi" w:cs="바탕 옛한글"/>
+          <w:bCs/>
+          <w:szCs w:val="22"/>
+        </w:rPr>
+        <w:t xml:space="preserve"> LSTM 입력 피처에 반영하</w:t>
+      </w:r>
+      <w:r>
+        <w:rPr>
+          <w:rFonts w:asciiTheme="minorHAnsi" w:eastAsiaTheme="minorHAnsi" w:cs="바탕 옛한글"/>
+          <w:bCs/>
+          <w:szCs w:val="22"/>
+        </w:rPr>
+        <w:lastRenderedPageBreak/>
+        <w:t>는 하이브리드 구조로 변동성 학습 강화</w:t>
+      </w:r>
+    </w:p>
+    <w:p>
+      <w:pPr>
+        <w:numPr>
+          <w:ilvl w:val="0"/>
+          <w:numId w:val="4"/>
+        </w:numPr>
+        <w:rPr>
+          <w:rFonts w:asciiTheme="minorHAnsi" w:eastAsiaTheme="minorHAnsi" w:cs="바탕 옛한글"/>
+          <w:bCs/>
+          <w:szCs w:val="22"/>
+        </w:rPr>
+      </w:pPr>
+      <w:r>
+        <w:rPr>
+          <w:rFonts w:asciiTheme="minorHAnsi" w:eastAsiaTheme="minorHAnsi" w:cs="바탕 옛한글"/>
+          <w:bCs/>
+          <w:szCs w:val="22"/>
+        </w:rPr>
+        <w:t>R(</w:t>
+      </w:r>
+      <w:proofErr w:type="spellStart"/>
+      <w:r>
+        <w:rPr>
+          <w:rFonts w:asciiTheme="minorHAnsi" w:eastAsiaTheme="minorHAnsi" w:cs="바탕 옛한글"/>
+          <w:bCs/>
+          <w:szCs w:val="22"/>
+        </w:rPr>
+        <w:t>esult</w:t>
+      </w:r>
+      <w:proofErr w:type="spellEnd"/>
+      <w:r>
+        <w:rPr>
+          <w:rFonts w:asciiTheme="minorHAnsi" w:eastAsiaTheme="minorHAnsi" w:cs="바탕 옛한글"/>
+          <w:bCs/>
+          <w:szCs w:val="22"/>
+        </w:rPr>
+        <w:t>): 최종 선정 모델(</w:t>
+      </w:r>
+      <w:proofErr w:type="spellStart"/>
+      <w:r>
+        <w:rPr>
+          <w:rFonts w:asciiTheme="minorHAnsi" w:eastAsiaTheme="minorHAnsi" w:cs="바탕 옛한글"/>
+          <w:bCs/>
+          <w:szCs w:val="22"/>
+        </w:rPr>
+        <w:t>LSTM+Prophet</w:t>
+      </w:r>
+      <w:proofErr w:type="spellEnd"/>
+      <w:r>
+        <w:rPr>
+          <w:rFonts w:asciiTheme="minorHAnsi" w:eastAsiaTheme="minorHAnsi" w:cs="바탕 옛한글"/>
+          <w:bCs/>
+          <w:szCs w:val="22"/>
+        </w:rPr>
+        <w:t>)이 NMAE 10.14</w:t>
+      </w:r>
+      <w:proofErr w:type="gramStart"/>
+      <w:r>
+        <w:rPr>
+          <w:rFonts w:asciiTheme="minorHAnsi" w:eastAsiaTheme="minorHAnsi" w:cs="바탕 옛한글"/>
+          <w:bCs/>
+          <w:szCs w:val="22"/>
+        </w:rPr>
+        <w:t>% /</w:t>
+      </w:r>
+      <w:proofErr w:type="gramEnd"/>
+      <w:r>
+        <w:rPr>
+          <w:rFonts w:asciiTheme="minorHAnsi" w:eastAsiaTheme="minorHAnsi" w:cs="바탕 옛한글"/>
+          <w:bCs/>
+          <w:szCs w:val="22"/>
+        </w:rPr>
+        <w:t xml:space="preserve"> R² 0.8364를 달성하여 트리 기반 대비 큰 개선을 보였고(</w:t>
+      </w:r>
+      <w:proofErr w:type="spellStart"/>
+      <w:r>
+        <w:rPr>
+          <w:rFonts w:asciiTheme="minorHAnsi" w:eastAsiaTheme="minorHAnsi" w:cs="바탕 옛한글"/>
+          <w:bCs/>
+          <w:szCs w:val="22"/>
+        </w:rPr>
+        <w:t>XGBoost</w:t>
+      </w:r>
+      <w:proofErr w:type="spellEnd"/>
+      <w:r>
+        <w:rPr>
+          <w:rFonts w:asciiTheme="minorHAnsi" w:eastAsiaTheme="minorHAnsi" w:cs="바탕 옛한글"/>
+          <w:bCs/>
+          <w:szCs w:val="22"/>
+        </w:rPr>
+        <w:t xml:space="preserve"> NMAE 25.79%, </w:t>
+      </w:r>
+      <w:proofErr w:type="spellStart"/>
+      <w:r>
+        <w:rPr>
+          <w:rFonts w:asciiTheme="minorHAnsi" w:eastAsiaTheme="minorHAnsi" w:cs="바탕 옛한글"/>
+          <w:bCs/>
+          <w:szCs w:val="22"/>
+        </w:rPr>
+        <w:t>LightGBM</w:t>
+      </w:r>
+      <w:proofErr w:type="spellEnd"/>
+      <w:r>
+        <w:rPr>
+          <w:rFonts w:asciiTheme="minorHAnsi" w:eastAsiaTheme="minorHAnsi" w:cs="바탕 옛한글"/>
+          <w:bCs/>
+          <w:szCs w:val="22"/>
+        </w:rPr>
+        <w:t xml:space="preserve"> 26.5%, RF 28.5%). 품목별 모델 비교·선정 기준(NMAE, R²)도 명확히 </w:t>
+      </w:r>
+      <w:r>
+        <w:rPr>
+          <w:rFonts w:asciiTheme="minorHAnsi" w:eastAsiaTheme="minorHAnsi" w:cs="바탕 옛한글" w:hint="eastAsia"/>
+          <w:bCs/>
+          <w:szCs w:val="22"/>
+        </w:rPr>
+        <w:t>수립</w:t>
+      </w:r>
+    </w:p>
+    <w:p>
+      <w:pPr>
+        <w:ind w:left="720"/>
+        <w:rPr>
+          <w:rFonts w:asciiTheme="minorHAnsi" w:eastAsiaTheme="minorHAnsi" w:cs="바탕 옛한글" w:hint="eastAsia"/>
+          <w:bCs/>
+          <w:szCs w:val="22"/>
+        </w:rPr>
+      </w:pPr>
+    </w:p>
+    <w:p>
+      <w:pPr>
+        <w:rPr>
+          <w:rFonts w:asciiTheme="minorHAnsi" w:eastAsiaTheme="minorHAnsi" w:cs="바탕 옛한글"/>
+          <w:bCs/>
+          <w:szCs w:val="22"/>
+        </w:rPr>
+      </w:pPr>
+      <w:proofErr w:type="gramStart"/>
+      <w:r>
+        <w:t>2 )</w:t>
+      </w:r>
+      <w:proofErr w:type="gramEnd"/>
+      <w:r>
+        <w:t xml:space="preserve"> </w:t>
+      </w:r>
+      <w:r>
+        <w:rPr>
+          <w:b/>
+        </w:rPr>
+        <w:t>LLM 기반 시장예측 시뮬레이터</w:t>
+      </w:r>
+      <w:r>
+        <w:rPr>
+          <w:rFonts w:hint="eastAsia"/>
+          <w:b/>
+        </w:rPr>
+        <w:t xml:space="preserve"> </w:t>
+      </w:r>
+      <w:proofErr w:type="spellStart"/>
+      <w:r>
+        <w:rPr>
+          <w:rFonts w:hint="eastAsia"/>
+          <w:b/>
+        </w:rPr>
+        <w:t>챗봇</w:t>
+      </w:r>
+      <w:r>
+        <w:rPr>
+          <w:b/>
+        </w:rPr>
+        <w:t>의</w:t>
+      </w:r>
+      <w:proofErr w:type="spellEnd"/>
+      <w:r>
+        <w:rPr>
+          <w:b/>
+        </w:rPr>
+        <w:t xml:space="preserve"> “현실성·일관성” 확보</w:t>
+      </w:r>
+    </w:p>
+    <w:p>
+      <w:pPr>
+        <w:numPr>
+          <w:ilvl w:val="0"/>
+          <w:numId w:val="4"/>
+        </w:numPr>
+        <w:rPr>
+          <w:rFonts w:asciiTheme="minorHAnsi" w:eastAsiaTheme="minorHAnsi" w:cs="바탕 옛한글"/>
+          <w:bCs/>
+          <w:szCs w:val="22"/>
+        </w:rPr>
+      </w:pPr>
+      <w:r>
+        <w:rPr>
+          <w:rFonts w:asciiTheme="minorHAnsi" w:eastAsiaTheme="minorHAnsi" w:cs="바탕 옛한글"/>
+          <w:bCs/>
+          <w:szCs w:val="22"/>
+        </w:rPr>
+        <w:t>S(</w:t>
+      </w:r>
+      <w:proofErr w:type="spellStart"/>
+      <w:r>
+        <w:rPr>
+          <w:rFonts w:asciiTheme="minorHAnsi" w:eastAsiaTheme="minorHAnsi" w:cs="바탕 옛한글"/>
+          <w:bCs/>
+          <w:szCs w:val="22"/>
+        </w:rPr>
+        <w:t>ituation</w:t>
+      </w:r>
+      <w:proofErr w:type="spellEnd"/>
+      <w:r>
+        <w:rPr>
+          <w:rFonts w:asciiTheme="minorHAnsi" w:eastAsiaTheme="minorHAnsi" w:cs="바탕 옛한글"/>
+          <w:bCs/>
+          <w:szCs w:val="22"/>
+        </w:rPr>
+        <w:t xml:space="preserve">): 페르소나 대화형 시뮬레이터에서 가끔 비현실적 응답(예: “우유 500,000원”에도 구매 권장)이나 </w:t>
+      </w:r>
+      <w:r>
+        <w:rPr>
+          <w:rFonts w:asciiTheme="minorHAnsi" w:eastAsiaTheme="minorHAnsi" w:cs="바탕 옛한글" w:hint="eastAsia"/>
+          <w:bCs/>
+          <w:szCs w:val="22"/>
+        </w:rPr>
+        <w:t>주제와 벗어난</w:t>
+      </w:r>
+      <w:r>
+        <w:rPr>
+          <w:rFonts w:asciiTheme="minorHAnsi" w:eastAsiaTheme="minorHAnsi" w:cs="바탕 옛한글"/>
+          <w:bCs/>
+          <w:szCs w:val="22"/>
+        </w:rPr>
+        <w:t xml:space="preserve"> 질문 이후 </w:t>
+      </w:r>
+      <w:r>
+        <w:rPr>
+          <w:rFonts w:asciiTheme="minorHAnsi" w:eastAsiaTheme="minorHAnsi" w:cs="바탕 옛한글" w:hint="eastAsia"/>
+          <w:bCs/>
+          <w:szCs w:val="22"/>
+        </w:rPr>
+        <w:t xml:space="preserve">반복 거절 현상이 </w:t>
+      </w:r>
+      <w:r>
+        <w:rPr>
+          <w:rFonts w:asciiTheme="minorHAnsi" w:eastAsiaTheme="minorHAnsi" w:cs="바탕 옛한글"/>
+          <w:bCs/>
+          <w:szCs w:val="22"/>
+        </w:rPr>
+        <w:t>발생해 예측 JSON 스키마가 깨지고 후속 계산(월별 판매량 생성)이 실패하는 문제가 반복</w:t>
+      </w:r>
+    </w:p>
+    <w:p>
+      <w:pPr>
+        <w:numPr>
+          <w:ilvl w:val="0"/>
+          <w:numId w:val="4"/>
+        </w:numPr>
+        <w:rPr>
+          <w:rFonts w:asciiTheme="minorHAnsi" w:eastAsiaTheme="minorHAnsi" w:cs="바탕 옛한글"/>
+          <w:bCs/>
+          <w:szCs w:val="22"/>
+        </w:rPr>
+      </w:pPr>
+      <w:r>
+        <w:rPr>
+          <w:rFonts w:asciiTheme="minorHAnsi" w:eastAsiaTheme="minorHAnsi" w:cs="바탕 옛한글"/>
+          <w:bCs/>
+          <w:szCs w:val="22"/>
+        </w:rPr>
+        <w:t>T(ask): 대화 품질을 떨어뜨리지 않으면서도 현실 가격/수량 가드, JSON 포맷 일관성, 거절 연쇄 차단을 보장하는 안전한 응답 파이프라인 구축</w:t>
+      </w:r>
+    </w:p>
+    <w:p>
+      <w:pPr>
+        <w:numPr>
+          <w:ilvl w:val="0"/>
+          <w:numId w:val="4"/>
+        </w:numPr>
+        <w:rPr>
+          <w:rFonts w:asciiTheme="minorHAnsi" w:eastAsiaTheme="minorHAnsi" w:cs="바탕 옛한글"/>
+          <w:bCs/>
+          <w:szCs w:val="22"/>
+        </w:rPr>
+      </w:pPr>
+      <w:r>
+        <w:rPr>
+          <w:rFonts w:asciiTheme="minorHAnsi" w:eastAsiaTheme="minorHAnsi" w:cs="바탕 옛한글"/>
+          <w:bCs/>
+          <w:szCs w:val="22"/>
+        </w:rPr>
+        <w:t>A(</w:t>
+      </w:r>
+      <w:proofErr w:type="spellStart"/>
+      <w:r>
+        <w:rPr>
+          <w:rFonts w:asciiTheme="minorHAnsi" w:eastAsiaTheme="minorHAnsi" w:cs="바탕 옛한글"/>
+          <w:bCs/>
+          <w:szCs w:val="22"/>
+        </w:rPr>
+        <w:t>ction</w:t>
+      </w:r>
+      <w:proofErr w:type="spellEnd"/>
+      <w:r>
+        <w:rPr>
+          <w:rFonts w:asciiTheme="minorHAnsi" w:eastAsiaTheme="minorHAnsi" w:cs="바탕 옛한글"/>
+          <w:bCs/>
+          <w:szCs w:val="22"/>
+        </w:rPr>
+        <w:t>): 5단계 가드 파이프라인 설계·적용</w:t>
+      </w:r>
+    </w:p>
+    <w:p>
+      <w:pPr>
+        <w:numPr>
+          <w:ilvl w:val="0"/>
+          <w:numId w:val="7"/>
+        </w:numPr>
+        <w:rPr>
+          <w:rFonts w:asciiTheme="minorHAnsi" w:eastAsiaTheme="minorHAnsi" w:cs="바탕 옛한글"/>
+          <w:bCs/>
+          <w:szCs w:val="22"/>
+        </w:rPr>
+      </w:pPr>
+      <w:proofErr w:type="spellStart"/>
+      <w:r>
+        <w:rPr>
+          <w:rFonts w:asciiTheme="minorHAnsi" w:eastAsiaTheme="minorHAnsi" w:cs="바탕 옛한글" w:hint="eastAsia"/>
+          <w:bCs/>
+          <w:szCs w:val="22"/>
+        </w:rPr>
+        <w:t>스코프</w:t>
+      </w:r>
+      <w:proofErr w:type="spellEnd"/>
+      <w:r>
+        <w:rPr>
+          <w:rFonts w:asciiTheme="minorHAnsi" w:eastAsiaTheme="minorHAnsi" w:cs="바탕 옛한글"/>
+          <w:bCs/>
+          <w:szCs w:val="22"/>
+        </w:rPr>
+        <w:t xml:space="preserve"> 게이트: 키워드 분류로 IN/OUT 판별, </w:t>
+      </w:r>
+      <w:r>
+        <w:rPr>
+          <w:rFonts w:asciiTheme="minorHAnsi" w:eastAsiaTheme="minorHAnsi" w:cs="바탕 옛한글" w:hint="eastAsia"/>
+          <w:bCs/>
+          <w:szCs w:val="22"/>
+        </w:rPr>
+        <w:t>주제와 벗어난</w:t>
+      </w:r>
+      <w:r>
+        <w:rPr>
+          <w:rFonts w:asciiTheme="minorHAnsi" w:eastAsiaTheme="minorHAnsi" w:cs="바탕 옛한글"/>
+          <w:bCs/>
+          <w:szCs w:val="22"/>
+        </w:rPr>
+        <w:t xml:space="preserve"> 질의는 초기에 차단</w:t>
+      </w:r>
+      <w:r>
+        <w:rPr>
+          <w:rFonts w:asciiTheme="minorHAnsi" w:eastAsiaTheme="minorHAnsi" w:cs="바탕 옛한글" w:hint="eastAsia"/>
+          <w:bCs/>
+          <w:szCs w:val="22"/>
+        </w:rPr>
+        <w:t>하고 거절 메시지 전송</w:t>
+      </w:r>
+    </w:p>
+    <w:p>
+      <w:pPr>
+        <w:numPr>
+          <w:ilvl w:val="0"/>
+          <w:numId w:val="7"/>
+        </w:numPr>
+        <w:rPr>
+          <w:rFonts w:asciiTheme="minorHAnsi" w:eastAsiaTheme="minorHAnsi" w:cs="바탕 옛한글"/>
+          <w:bCs/>
+          <w:szCs w:val="22"/>
+        </w:rPr>
+      </w:pPr>
+      <w:r>
+        <w:rPr>
+          <w:rFonts w:asciiTheme="minorHAnsi" w:eastAsiaTheme="minorHAnsi" w:cs="바탕 옛한글" w:hint="eastAsia"/>
+          <w:bCs/>
+          <w:szCs w:val="22"/>
+        </w:rPr>
+        <w:t>히스토리</w:t>
+      </w:r>
+      <w:r>
+        <w:rPr>
+          <w:rFonts w:asciiTheme="minorHAnsi" w:eastAsiaTheme="minorHAnsi" w:cs="바탕 옛한글"/>
+          <w:bCs/>
+          <w:szCs w:val="22"/>
+        </w:rPr>
+        <w:t xml:space="preserve"> </w:t>
+      </w:r>
+      <w:r>
+        <w:rPr>
+          <w:rFonts w:asciiTheme="minorHAnsi" w:eastAsiaTheme="minorHAnsi" w:cs="바탕 옛한글" w:hint="eastAsia"/>
+          <w:bCs/>
+          <w:szCs w:val="22"/>
+        </w:rPr>
+        <w:t>기능</w:t>
+      </w:r>
+      <w:r>
+        <w:rPr>
+          <w:rFonts w:asciiTheme="minorHAnsi" w:eastAsiaTheme="minorHAnsi" w:cs="바탕 옛한글"/>
+          <w:bCs/>
+          <w:szCs w:val="22"/>
+        </w:rPr>
+        <w:t xml:space="preserve">: </w:t>
+      </w:r>
+      <w:r>
+        <w:rPr>
+          <w:rFonts w:asciiTheme="minorHAnsi" w:eastAsiaTheme="minorHAnsi" w:cs="바탕 옛한글" w:hint="eastAsia"/>
+          <w:bCs/>
+          <w:szCs w:val="22"/>
+        </w:rPr>
+        <w:t xml:space="preserve">앞선 대화를 기억하여 대화를 </w:t>
+      </w:r>
+      <w:proofErr w:type="spellStart"/>
+      <w:r>
+        <w:rPr>
+          <w:rFonts w:asciiTheme="minorHAnsi" w:eastAsiaTheme="minorHAnsi" w:cs="바탕 옛한글" w:hint="eastAsia"/>
+          <w:bCs/>
+          <w:szCs w:val="22"/>
+        </w:rPr>
+        <w:t>이어나감</w:t>
+      </w:r>
+      <w:proofErr w:type="spellEnd"/>
+    </w:p>
+    <w:p>
+      <w:pPr>
+        <w:numPr>
+          <w:ilvl w:val="0"/>
+          <w:numId w:val="7"/>
+        </w:numPr>
+        <w:rPr>
+          <w:rFonts w:asciiTheme="minorHAnsi" w:eastAsiaTheme="minorHAnsi" w:cs="바탕 옛한글"/>
+          <w:bCs/>
+          <w:szCs w:val="22"/>
+        </w:rPr>
+      </w:pPr>
+      <w:r>
+        <w:rPr>
+          <w:rFonts w:asciiTheme="minorHAnsi" w:eastAsiaTheme="minorHAnsi" w:cs="바탕 옛한글" w:hint="eastAsia"/>
+          <w:bCs/>
+          <w:szCs w:val="22"/>
+        </w:rPr>
+        <w:t>가격</w:t>
+      </w:r>
+      <w:r>
+        <w:rPr>
+          <w:rFonts w:asciiTheme="minorHAnsi" w:eastAsiaTheme="minorHAnsi" w:cs="바탕 옛한글"/>
+          <w:bCs/>
+          <w:szCs w:val="22"/>
+        </w:rPr>
+        <w:t>/수량 가드: 카테고리별 현실 상한·가구규모 기반 범위 체크 → 초과 시 0개 제안·대안 추천</w:t>
+      </w:r>
+    </w:p>
+    <w:p>
+      <w:pPr>
+        <w:numPr>
+          <w:ilvl w:val="0"/>
+          <w:numId w:val="7"/>
+        </w:numPr>
+        <w:rPr>
+          <w:rFonts w:asciiTheme="minorHAnsi" w:eastAsiaTheme="minorHAnsi" w:cs="바탕 옛한글"/>
+          <w:bCs/>
+          <w:szCs w:val="22"/>
+        </w:rPr>
+      </w:pPr>
+      <w:r>
+        <w:rPr>
+          <w:rFonts w:asciiTheme="minorHAnsi" w:eastAsiaTheme="minorHAnsi" w:cs="바탕 옛한글" w:hint="eastAsia"/>
+          <w:bCs/>
+          <w:szCs w:val="22"/>
+        </w:rPr>
+        <w:t>시스템</w:t>
+      </w:r>
+      <w:r>
+        <w:rPr>
+          <w:rFonts w:asciiTheme="minorHAnsi" w:eastAsiaTheme="minorHAnsi" w:cs="바탕 옛한글"/>
+          <w:bCs/>
+          <w:szCs w:val="22"/>
+        </w:rPr>
+        <w:t xml:space="preserve"> 프롬프트 규격화: 저온도·고정 스키마(JSON Only)로 변동성 최소화</w:t>
+      </w:r>
+    </w:p>
+    <w:p>
+      <w:pPr>
+        <w:numPr>
+          <w:ilvl w:val="0"/>
+          <w:numId w:val="7"/>
+        </w:numPr>
+        <w:rPr>
+          <w:rFonts w:asciiTheme="minorHAnsi" w:eastAsiaTheme="minorHAnsi" w:cs="바탕 옛한글"/>
+          <w:bCs/>
+          <w:szCs w:val="22"/>
+        </w:rPr>
+      </w:pPr>
+      <w:r>
+        <w:rPr>
+          <w:rFonts w:asciiTheme="minorHAnsi" w:eastAsiaTheme="minorHAnsi" w:cs="바탕 옛한글"/>
+          <w:bCs/>
+          <w:szCs w:val="22"/>
+        </w:rPr>
+        <w:t xml:space="preserve">JSON 검증-재질의 루프: 스키마 </w:t>
+      </w:r>
+      <w:proofErr w:type="spellStart"/>
+      <w:r>
+        <w:rPr>
+          <w:rFonts w:asciiTheme="minorHAnsi" w:eastAsiaTheme="minorHAnsi" w:cs="바탕 옛한글"/>
+          <w:bCs/>
+          <w:szCs w:val="22"/>
+        </w:rPr>
+        <w:t>밸리데이션</w:t>
+      </w:r>
+      <w:proofErr w:type="spellEnd"/>
+      <w:r>
+        <w:rPr>
+          <w:rFonts w:asciiTheme="minorHAnsi" w:eastAsiaTheme="minorHAnsi" w:cs="바탕 옛한글"/>
+          <w:bCs/>
+          <w:szCs w:val="22"/>
+        </w:rPr>
+        <w:t xml:space="preserve"> 실패 시 자동 </w:t>
+      </w:r>
+      <w:proofErr w:type="spellStart"/>
+      <w:r>
+        <w:rPr>
+          <w:rFonts w:asciiTheme="minorHAnsi" w:eastAsiaTheme="minorHAnsi" w:cs="바탕 옛한글"/>
+          <w:bCs/>
+          <w:szCs w:val="22"/>
+        </w:rPr>
+        <w:t>재프롬프트로</w:t>
+      </w:r>
+      <w:proofErr w:type="spellEnd"/>
+      <w:r>
+        <w:rPr>
+          <w:rFonts w:asciiTheme="minorHAnsi" w:eastAsiaTheme="minorHAnsi" w:cs="바탕 옛한글"/>
+          <w:bCs/>
+          <w:szCs w:val="22"/>
+        </w:rPr>
+        <w:t xml:space="preserve"> 복구</w:t>
+      </w:r>
+    </w:p>
+    <w:p>
+      <w:pPr>
+        <w:numPr>
+          <w:ilvl w:val="0"/>
+          <w:numId w:val="4"/>
+        </w:numPr>
+        <w:rPr>
+          <w:rFonts w:asciiTheme="minorHAnsi" w:eastAsiaTheme="minorHAnsi" w:cs="바탕 옛한글"/>
+          <w:bCs/>
+          <w:szCs w:val="22"/>
+        </w:rPr>
+      </w:pPr>
+      <w:r>
+        <w:rPr>
+          <w:rFonts w:asciiTheme="minorHAnsi" w:eastAsiaTheme="minorHAnsi" w:cs="바탕 옛한글"/>
+          <w:bCs/>
+          <w:szCs w:val="22"/>
+        </w:rPr>
+        <w:t>R(</w:t>
+      </w:r>
+      <w:proofErr w:type="spellStart"/>
+      <w:r>
+        <w:rPr>
+          <w:rFonts w:asciiTheme="minorHAnsi" w:eastAsiaTheme="minorHAnsi" w:cs="바탕 옛한글"/>
+          <w:bCs/>
+          <w:szCs w:val="22"/>
+        </w:rPr>
+        <w:t>esult</w:t>
+      </w:r>
+      <w:proofErr w:type="spellEnd"/>
+      <w:r>
+        <w:rPr>
+          <w:rFonts w:asciiTheme="minorHAnsi" w:eastAsiaTheme="minorHAnsi" w:cs="바탕 옛한글"/>
+          <w:bCs/>
+          <w:szCs w:val="22"/>
+        </w:rPr>
+        <w:t>): 비현실</w:t>
+      </w:r>
+      <w:r>
+        <w:rPr>
+          <w:rFonts w:asciiTheme="minorHAnsi" w:eastAsiaTheme="minorHAnsi" w:cs="바탕 옛한글" w:hint="eastAsia"/>
+          <w:bCs/>
+          <w:szCs w:val="22"/>
+        </w:rPr>
+        <w:t>적인</w:t>
+      </w:r>
+      <w:r>
+        <w:rPr>
+          <w:rFonts w:asciiTheme="minorHAnsi" w:eastAsiaTheme="minorHAnsi" w:cs="바탕 옛한글"/>
+          <w:bCs/>
+          <w:szCs w:val="22"/>
+        </w:rPr>
+        <w:t xml:space="preserve"> 응답과 파싱 오류로 인한 시뮬레이션 실패가 실사용 시나리오에서 유의미하게 감소했고(거절 연쇄 체감), 페르소나 Q&amp;A→외생계수 적용→월별 예측 생성까지 </w:t>
+      </w:r>
+      <w:proofErr w:type="spellStart"/>
+      <w:r>
+        <w:rPr>
+          <w:rFonts w:asciiTheme="minorHAnsi" w:eastAsiaTheme="minorHAnsi" w:cs="바탕 옛한글"/>
+          <w:bCs/>
+          <w:szCs w:val="22"/>
+        </w:rPr>
+        <w:t>무중단</w:t>
+      </w:r>
+      <w:proofErr w:type="spellEnd"/>
+      <w:r>
+        <w:rPr>
+          <w:rFonts w:asciiTheme="minorHAnsi" w:eastAsiaTheme="minorHAnsi" w:cs="바탕 옛한글"/>
+          <w:bCs/>
+          <w:szCs w:val="22"/>
+        </w:rPr>
+        <w:t xml:space="preserve"> 플로우 확보. 파이프라인 안정화로 실험 반복·개선 속도 향상</w:t>
+      </w:r>
+    </w:p>
+    <w:p>
+      <w:pPr>
+        <w:rPr>
+          <w:rFonts w:asciiTheme="minorHAnsi" w:eastAsiaTheme="minorHAnsi" w:cs="바탕 옛한글"/>
+          <w:bCs/>
+          <w:szCs w:val="22"/>
+        </w:rPr>
+      </w:pPr>
+    </w:p>
+    <w:p>
+      <w:pPr>
+        <w:rPr>
+          <w:rFonts w:asciiTheme="minorHAnsi" w:eastAsiaTheme="minorHAnsi" w:cs="바탕 옛한글"/>
+          <w:bCs/>
+          <w:szCs w:val="22"/>
+        </w:rPr>
+      </w:pPr>
+    </w:p>
+    <w:p>
+      <w:pPr>
+        <w:rPr>
+          <w:rFonts w:asciiTheme="minorHAnsi" w:eastAsiaTheme="minorHAnsi" w:cs="바탕 옛한글"/>
+          <w:bCs/>
+          <w:szCs w:val="22"/>
+        </w:rPr>
+      </w:pPr>
+    </w:p>
+    <w:p>
+      <w:pPr>
+        <w:rPr>
+          <w:rFonts w:asciiTheme="minorHAnsi" w:eastAsiaTheme="minorHAnsi" w:cs="바탕 옛한글" w:hint="eastAsia"/>
+          <w:bCs/>
+          <w:szCs w:val="22"/>
+        </w:rPr>
+      </w:pPr>
+    </w:p>
+    <w:p>
+      <w:pPr>
+        <w:rPr>
+          <w:b/>
+          <w:sz w:val="24"/>
+        </w:rPr>
+      </w:pPr>
+      <w:r>
+        <w:rPr>
+          <w:rFonts w:cs="바탕 옛한글" w:hint="eastAsia"/>
+          <w:b/>
+          <w:sz w:val="24"/>
+        </w:rPr>
+        <w:lastRenderedPageBreak/>
+        <w:t>입사 후 포부</w:t>
+      </w:r>
+    </w:p>
+    <w:p>
+      <w:pPr>
+        <w:numPr>
+          <w:ilvl w:val="0"/>
+          <w:numId w:val="4"/>
+        </w:numPr>
+        <w:rPr>
+          <w:rFonts w:asciiTheme="minorHAnsi" w:eastAsiaTheme="minorHAnsi" w:cs="바탕 옛한글"/>
+          <w:bCs/>
+          <w:szCs w:val="22"/>
+        </w:rPr>
+      </w:pPr>
+      <w:r>
+        <w:rPr>
+          <w:rFonts w:asciiTheme="minorHAnsi" w:eastAsiaTheme="minorHAnsi" w:cs="바탕 옛한글" w:hint="eastAsia"/>
+          <w:bCs/>
+          <w:szCs w:val="22"/>
+        </w:rPr>
+        <w:t xml:space="preserve"> </w:t>
+      </w:r>
+    </w:p>
+    <w:p>
+      <w:pPr>
+        <w:numPr>
+          <w:ilvl w:val="0"/>
+          <w:numId w:val="4"/>
+        </w:numPr>
+        <w:rPr>
+          <w:rFonts w:asciiTheme="minorHAnsi" w:eastAsiaTheme="minorHAnsi" w:cs="바탕 옛한글"/>
+          <w:bCs/>
+          <w:szCs w:val="22"/>
+        </w:rPr>
+      </w:pPr>
+      <w:r>
+        <w:rPr>
+          <w:rFonts w:asciiTheme="minorHAnsi" w:eastAsiaTheme="minorHAnsi" w:cs="바탕 옛한글" w:hint="eastAsia"/>
+          <w:bCs/>
+          <w:szCs w:val="22"/>
+        </w:rPr>
+        <w:t xml:space="preserve"> </w:t>
       </w:r>
     </w:p>
     <w:p>
@@ -3075,386 +4448,49 @@
           <w:numId w:val="4"/>
         </w:numPr>
         <w:rPr>
-          <w:rFonts w:asciiTheme="minorHAnsi" w:eastAsiaTheme="minorHAnsi" w:cs="Batang Old Hangul"/>
-          <w:noProof/>
           <w:color w:val="FF0000"/>
         </w:rPr>
       </w:pPr>
       <w:r>
         <w:rPr>
-          <w:rFonts w:asciiTheme="minorHAnsi" w:eastAsiaTheme="minorHAnsi" w:cs="Batang Old Hangul" w:hint="eastAsia"/>
-          <w:noProof/>
+          <w:rFonts w:hint="eastAsia"/>
           <w:color w:val="FF0000"/>
         </w:rPr>
-        <w:t>협업, 비포, 실제 성능 수치(accuracy와 그 외) 등 강조</w:t>
-      </w:r>
-    </w:p>
-    <w:p>
-      <w:pPr>
-        <w:pStyle w:val="a6"/>
-        <w:numPr>
-          <w:ilvl w:val="0"/>
-          <w:numId w:val="4"/>
-        </w:numPr>
-        <w:rPr>
-          <w:rFonts w:asciiTheme="minorHAnsi" w:eastAsiaTheme="minorHAnsi" w:cs="Batang Old Hangul"/>
-          <w:noProof/>
+        <w:t xml:space="preserve">3-5년 장기 비전보다는 </w:t>
+      </w:r>
+      <w:r>
+        <w:rPr>
           <w:color w:val="FF0000"/>
         </w:rPr>
-      </w:pPr>
-      <w:r>
-        <w:rPr>
-          <w:rFonts w:asciiTheme="minorHAnsi" w:eastAsiaTheme="minorHAnsi" w:cs="Batang Old Hangul"/>
-          <w:noProof/>
+        <w:t>“</w:t>
+      </w:r>
+      <w:proofErr w:type="spellStart"/>
+      <w:r>
+        <w:rPr>
+          <w:rFonts w:hint="eastAsia"/>
           <w:color w:val="FF0000"/>
         </w:rPr>
-        <w:t>혹은</w:t>
-      </w:r>
-      <w:r>
-        <w:rPr>
-          <w:rFonts w:asciiTheme="minorHAnsi" w:eastAsiaTheme="minorHAnsi" w:cs="Batang Old Hangul" w:hint="eastAsia"/>
-          <w:noProof/>
+        <w:t>입사후</w:t>
+      </w:r>
+      <w:proofErr w:type="spellEnd"/>
+      <w:r>
+        <w:rPr>
+          <w:rFonts w:hint="eastAsia"/>
           <w:color w:val="FF0000"/>
         </w:rPr>
-        <w:t xml:space="preserve"> STAR 기법으로 작성하라고 함(출처 : 한국경제신문)</w:t>
-      </w:r>
-    </w:p>
-    <w:p>
-      <w:pPr>
-        <w:pStyle w:val="a6"/>
-        <w:numPr>
-          <w:ilvl w:val="0"/>
-          <w:numId w:val="4"/>
-        </w:numPr>
-        <w:rPr>
-          <w:rFonts w:asciiTheme="minorHAnsi" w:eastAsiaTheme="minorHAnsi" w:cs="Batang Old Hangul"/>
-          <w:noProof/>
+        <w:t xml:space="preserve"> 3-6개월내 어떤 기여를 할 수 있을지</w:t>
+      </w:r>
+      <w:r>
+        <w:rPr>
           <w:color w:val="FF0000"/>
         </w:rPr>
-      </w:pPr>
-      <w:r>
-        <w:rPr>
-          <w:rFonts w:asciiTheme="minorHAnsi" w:eastAsiaTheme="minorHAnsi" w:cs="Batang Old Hangul" w:hint="eastAsia"/>
-          <w:noProof/>
+        <w:t>”</w:t>
+      </w:r>
+      <w:r>
+        <w:rPr>
+          <w:rFonts w:hint="eastAsia"/>
           <w:color w:val="FF0000"/>
         </w:rPr>
-        <w:t xml:space="preserve">Situation(문제상황이나 달성목표) </w:t>
-      </w:r>
-      <w:r>
-        <w:rPr>
-          <w:rFonts w:asciiTheme="minorHAnsi" w:eastAsiaTheme="minorHAnsi" w:cs="Batang Old Hangul"/>
-          <w:noProof/>
-          <w:color w:val="FF0000"/>
-        </w:rPr>
-        <w:t>–</w:t>
-      </w:r>
-      <w:r>
-        <w:rPr>
-          <w:rFonts w:asciiTheme="minorHAnsi" w:eastAsiaTheme="minorHAnsi" w:cs="Batang Old Hangul" w:hint="eastAsia"/>
-          <w:noProof/>
-          <w:color w:val="FF0000"/>
-        </w:rPr>
-        <w:t xml:space="preserve"> T</w:t>
-      </w:r>
-      <w:r>
-        <w:rPr>
-          <w:rFonts w:asciiTheme="minorHAnsi" w:eastAsiaTheme="minorHAnsi" w:cs="Batang Old Hangul"/>
-          <w:noProof/>
-          <w:color w:val="FF0000"/>
-        </w:rPr>
-        <w:t>a</w:t>
-      </w:r>
-      <w:r>
-        <w:rPr>
-          <w:rFonts w:asciiTheme="minorHAnsi" w:eastAsiaTheme="minorHAnsi" w:cs="Batang Old Hangul" w:hint="eastAsia"/>
-          <w:noProof/>
-          <w:color w:val="FF0000"/>
-        </w:rPr>
-        <w:t xml:space="preserve">sk(과제/역할) </w:t>
-      </w:r>
-      <w:r>
-        <w:rPr>
-          <w:rFonts w:asciiTheme="minorHAnsi" w:eastAsiaTheme="minorHAnsi" w:cs="Batang Old Hangul"/>
-          <w:noProof/>
-          <w:color w:val="FF0000"/>
-        </w:rPr>
-        <w:t>–</w:t>
-      </w:r>
-      <w:r>
-        <w:rPr>
-          <w:rFonts w:asciiTheme="minorHAnsi" w:eastAsiaTheme="minorHAnsi" w:cs="Batang Old Hangul" w:hint="eastAsia"/>
-          <w:noProof/>
-          <w:color w:val="FF0000"/>
-        </w:rPr>
-        <w:t xml:space="preserve"> Action(해결행동) </w:t>
-      </w:r>
-      <w:r>
-        <w:rPr>
-          <w:rFonts w:asciiTheme="minorHAnsi" w:eastAsiaTheme="minorHAnsi" w:cs="Batang Old Hangul"/>
-          <w:noProof/>
-          <w:color w:val="FF0000"/>
-        </w:rPr>
-        <w:t>–</w:t>
-      </w:r>
-      <w:r>
-        <w:rPr>
-          <w:rFonts w:asciiTheme="minorHAnsi" w:eastAsiaTheme="minorHAnsi" w:cs="Batang Old Hangul" w:hint="eastAsia"/>
-          <w:noProof/>
-          <w:color w:val="FF0000"/>
-        </w:rPr>
-        <w:t xml:space="preserve"> Result(성과/결과)</w:t>
-      </w:r>
-    </w:p>
-    <w:p>
-      <w:pPr>
-        <w:rPr>
-          <w:b/>
-          <w:sz w:val="24"/>
-        </w:rPr>
-      </w:pPr>
-      <w:r>
-        <w:rPr>
-          <w:rFonts w:hint="eastAsia"/>
-          <w:b/>
-          <w:sz w:val="24"/>
-        </w:rPr>
-        <w:t>기술적 문제해결 경험</w:t>
-      </w:r>
-    </w:p>
-    <w:p>
-      <w:pPr>
-        <w:numPr>
-          <w:ilvl w:val="0"/>
-          <w:numId w:val="4"/>
-        </w:numPr>
-        <w:rPr>
-          <w:rFonts w:asciiTheme="minorHAnsi" w:eastAsiaTheme="minorHAnsi" w:cs="Batang Old Hangul"/>
-          <w:bCs/>
-          <w:szCs w:val="22"/>
-        </w:rPr>
-      </w:pPr>
-      <w:r>
-        <w:rPr>
-          <w:rFonts w:ascii="굴림체" w:eastAsia="굴림체" w:hAnsi="굴림체" w:cs="Batang Old Hangul" w:hint="eastAsia"/>
-          <w:noProof/>
-          <w:color w:val="FF0000"/>
-        </w:rPr>
-        <w:t>실제 프로젝트에서나 그외 기술적 문제 해결(STAR 기법이나 STAR 요약 기법으로 작성)</w:t>
-      </w:r>
-    </w:p>
-    <w:p>
-      <w:pPr>
-        <w:numPr>
-          <w:ilvl w:val="1"/>
-          <w:numId w:val="4"/>
-        </w:numPr>
-        <w:rPr>
-          <w:rFonts w:asciiTheme="minorHAnsi" w:eastAsiaTheme="minorHAnsi" w:cs="Batang Old Hangul"/>
-          <w:bCs/>
-          <w:szCs w:val="22"/>
-        </w:rPr>
-      </w:pPr>
-      <w:r>
-        <w:rPr>
-          <w:rFonts w:ascii="굴림체" w:eastAsia="굴림체" w:hAnsi="굴림체" w:cs="Batang Old Hangul" w:hint="eastAsia"/>
-          <w:noProof/>
-          <w:color w:val="FF0000"/>
-        </w:rPr>
-        <w:t>문제점 : 5만건 데이터 로딩시 메모리 부족 현상</w:t>
-      </w:r>
-    </w:p>
-    <w:p>
-      <w:pPr>
-        <w:numPr>
-          <w:ilvl w:val="1"/>
-          <w:numId w:val="4"/>
-        </w:numPr>
-        <w:rPr>
-          <w:rFonts w:asciiTheme="minorHAnsi" w:eastAsiaTheme="minorHAnsi" w:cs="Batang Old Hangul"/>
-          <w:bCs/>
-          <w:szCs w:val="22"/>
-        </w:rPr>
-      </w:pPr>
-      <w:r>
-        <w:rPr>
-          <w:rFonts w:ascii="굴림체" w:eastAsia="굴림체" w:hAnsi="굴림체" w:cs="Batang Old Hangul" w:hint="eastAsia"/>
-          <w:noProof/>
-          <w:color w:val="FF0000"/>
-        </w:rPr>
-        <w:t>해결 : pandas.csv_csv()의 chunksize 파라미터를 활용하여 분할 처리</w:t>
-      </w:r>
-    </w:p>
-    <w:p>
-      <w:pPr>
-        <w:numPr>
-          <w:ilvl w:val="1"/>
-          <w:numId w:val="4"/>
-        </w:numPr>
-        <w:rPr>
-          <w:rFonts w:asciiTheme="minorHAnsi" w:eastAsiaTheme="minorHAnsi" w:cs="Batang Old Hangul"/>
-          <w:bCs/>
-          <w:szCs w:val="22"/>
-        </w:rPr>
-      </w:pPr>
-      <w:r>
-        <w:rPr>
-          <w:rFonts w:ascii="굴림체" w:eastAsia="굴림체" w:hAnsi="굴림체" w:cs="Batang Old Hangul"/>
-          <w:noProof/>
-          <w:color w:val="FF0000"/>
-        </w:rPr>
-        <w:t>성과</w:t>
-      </w:r>
-      <w:r>
-        <w:rPr>
-          <w:rFonts w:ascii="굴림체" w:eastAsia="굴림체" w:hAnsi="굴림체" w:cs="Batang Old Hangul" w:hint="eastAsia"/>
-          <w:noProof/>
-          <w:color w:val="FF0000"/>
-        </w:rPr>
-        <w:t xml:space="preserve"> : 처리 시간대비 40% 단축, 메모리 사용량 70%감소</w:t>
-      </w:r>
-    </w:p>
-    <w:p>
-      <w:pPr>
-        <w:numPr>
-          <w:ilvl w:val="0"/>
-          <w:numId w:val="4"/>
-        </w:numPr>
-        <w:rPr>
-          <w:rFonts w:asciiTheme="minorHAnsi" w:eastAsiaTheme="minorHAnsi" w:cs="Batang Old Hangul"/>
-          <w:bCs/>
-          <w:color w:val="EE0000"/>
-          <w:szCs w:val="22"/>
-        </w:rPr>
-      </w:pPr>
-      <w:r>
-        <w:rPr>
-          <w:rFonts w:asciiTheme="minorHAnsi" w:eastAsiaTheme="minorHAnsi" w:cs="Batang Old Hangul" w:hint="eastAsia"/>
-          <w:bCs/>
-          <w:color w:val="EE0000"/>
-          <w:szCs w:val="22"/>
-        </w:rPr>
-        <w:t xml:space="preserve">두가지 정도 </w:t>
-      </w:r>
-    </w:p>
-    <w:p>
-      <w:pPr>
-        <w:ind w:firstLineChars="50" w:firstLine="120"/>
-        <w:rPr>
-          <w:rFonts w:cs="Batang Old Hangul"/>
-          <w:b/>
-          <w:sz w:val="24"/>
-        </w:rPr>
-      </w:pPr>
-    </w:p>
-    <w:p>
-      <w:pPr>
-        <w:rPr>
-          <w:b/>
-          <w:sz w:val="24"/>
-        </w:rPr>
-      </w:pPr>
-      <w:r>
-        <w:rPr>
-          <w:rFonts w:cs="Batang Old Hangul" w:hint="eastAsia"/>
-          <w:b/>
-          <w:sz w:val="24"/>
-        </w:rPr>
-        <w:t>입사 후 포부</w:t>
-      </w:r>
-    </w:p>
-    <w:p>
-      <w:pPr>
-        <w:numPr>
-          <w:ilvl w:val="0"/>
-          <w:numId w:val="4"/>
-        </w:numPr>
-        <w:rPr>
-          <w:rFonts w:asciiTheme="minorHAnsi" w:eastAsiaTheme="minorHAnsi" w:cs="Batang Old Hangul"/>
-          <w:bCs/>
-          <w:szCs w:val="22"/>
-        </w:rPr>
-      </w:pPr>
-      <w:r>
-        <w:rPr>
-          <w:rFonts w:asciiTheme="minorHAnsi" w:eastAsiaTheme="minorHAnsi" w:cs="Batang Old Hangul" w:hint="eastAsia"/>
-          <w:bCs/>
-          <w:szCs w:val="22"/>
-        </w:rPr>
-        <w:t xml:space="preserve"> </w:t>
-      </w:r>
-    </w:p>
-    <w:p>
-      <w:pPr>
-        <w:numPr>
-          <w:ilvl w:val="0"/>
-          <w:numId w:val="4"/>
-        </w:numPr>
-        <w:rPr>
-          <w:rFonts w:asciiTheme="minorHAnsi" w:eastAsiaTheme="minorHAnsi" w:cs="Batang Old Hangul"/>
-          <w:bCs/>
-          <w:szCs w:val="22"/>
-        </w:rPr>
-      </w:pPr>
-      <w:r>
-        <w:rPr>
-          <w:rFonts w:asciiTheme="minorHAnsi" w:eastAsiaTheme="minorHAnsi" w:cs="Batang Old Hangul" w:hint="eastAsia"/>
-          <w:bCs/>
-          <w:szCs w:val="22"/>
-        </w:rPr>
-        <w:t xml:space="preserve"> </w:t>
-      </w:r>
-    </w:p>
-    <w:p>
-      <w:pPr>
-        <w:pStyle w:val="a6"/>
-        <w:numPr>
-          <w:ilvl w:val="0"/>
-          <w:numId w:val="4"/>
-        </w:numPr>
-        <w:rPr>
-          <w:color w:val="FF0000"/>
-        </w:rPr>
-      </w:pPr>
-      <w:r>
-        <w:rPr>
-          <w:rFonts w:hint="eastAsia"/>
-          <w:color w:val="FF0000"/>
-        </w:rPr>
-        <w:t xml:space="preserve">3-5년 장기 비전보다는 </w:t>
-      </w:r>
-      <w:r>
-        <w:rPr>
-          <w:color w:val="FF0000"/>
-        </w:rPr>
-        <w:t>“</w:t>
-      </w:r>
-      <w:proofErr w:type="spellStart"/>
-      <w:r>
-        <w:rPr>
-          <w:rFonts w:hint="eastAsia"/>
-          <w:color w:val="FF0000"/>
-        </w:rPr>
-        <w:t>입사후</w:t>
-      </w:r>
-      <w:proofErr w:type="spellEnd"/>
-      <w:r>
-        <w:rPr>
-          <w:rFonts w:hint="eastAsia"/>
-          <w:color w:val="FF0000"/>
-        </w:rPr>
-        <w:t xml:space="preserve"> 3-6개월내 어떤 기여를 할 수 있을지</w:t>
-      </w:r>
-      <w:r>
-        <w:rPr>
-          <w:color w:val="FF0000"/>
-        </w:rPr>
-        <w:t>”</w:t>
-      </w:r>
-      <w:r>
-        <w:rPr>
-          <w:rFonts w:hint="eastAsia"/>
-          <w:color w:val="FF0000"/>
-        </w:rPr>
         <w:t xml:space="preserve"> 요즘 중경기업 이하의 기업에서는 당장 도움이 될 사람이 필요함</w:t>
       </w:r>
     </w:p>
@@ -3462,7 +4498,7 @@
       <w:pPr>
         <w:ind w:firstLineChars="50" w:firstLine="110"/>
         <w:rPr>
-          <w:rFonts w:cs="Batang Old Hangul"/>
+          <w:rFonts w:cs="바탕 옛한글"/>
           <w:b/>
           <w:szCs w:val="20"/>
         </w:rPr>
@@ -3472,7 +4508,7 @@
       <w:pPr>
         <w:ind w:firstLineChars="50" w:firstLine="110"/>
         <w:rPr>
-          <w:rFonts w:cs="Batang Old Hangul"/>
+          <w:rFonts w:cs="바탕 옛한글"/>
           <w:b/>
           <w:szCs w:val="20"/>
         </w:rPr>
@@ -3648,7 +4684,7 @@
                 <v:stroke joinstyle="miter"/>
                 <v:path gradientshapeok="t" o:connecttype="rect"/>
               </v:shapetype>
-              <v:shape id="Text Box 679" o:spid="_x0000_s1026" type="#_x0000_t202" style="position:absolute;left:0;text-align:left;margin-left:1.8pt;margin-top:5.1pt;width:449.55pt;height:59pt;z-index:251662336;visibility:visible;mso-wrap-style:square;mso-width-percent:0;mso-height-percent:0;mso-wrap-distance-left:9pt;mso-wrap-distance-top:0;mso-wrap-distance-right:9pt;mso-wrap-distance-bottom:0;mso-position-horizontal:absolute;mso-position-horizontal-relative:margin;mso-position-vertical:absolute;mso-position-vertical-relative:text;mso-width-percent:0;mso-height-percent:0;mso-width-relative:margin;mso-height-relative:margin;v-text-anchor:top" o:gfxdata="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" strokecolor="red">
+              <v:shape id="Text Box 679" o:spid="_x0000_s1026" type="#_x0000_t202" style="position:absolute;left:0;text-align:left;margin-left:1.8pt;margin-top:5.1pt;width:449.55pt;height:59pt;z-index:251662336;visibility:visible;mso-wrap-style:square;mso-width-percent:0;mso-height-percent:0;mso-wrap-distance-left:9pt;mso-wrap-distance-top:0;mso-wrap-distance-right:9pt;mso-wrap-distance-bottom:0;mso-position-horizontal:absolute;mso-position-horizontal-relative:margin;mso-position-vertical:absolute;mso-position-vertical-relative:text;mso-width-percent:0;mso-height-percent:0;mso-width-relative:margin;mso-height-relative:margin;v-text-anchor:top" o:gfxdata="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" strokecolor="red">
                 <v:textbox>
                   <w:txbxContent>
                     <w:p>
@@ -3707,14 +4743,31 @@
                           <w:color w:val="FF0000"/>
                           <w:u w:val="single"/>
                         </w:rPr>
-                        <w:t>제목은 고유명사, 상징숫자, 공격은유표현법</w:t>
+                        <w:t xml:space="preserve">제목은 고유명사, 상징숫자, </w:t>
+                      </w:r>
+                      <w:proofErr w:type="spellStart"/>
+                      <w:r>
+                        <w:rPr>
+                          <w:rFonts w:ascii="굴림체" w:eastAsia="굴림체" w:hAnsi="굴림체" w:hint="eastAsia"/>
+                          <w:color w:val="FF0000"/>
+                          <w:u w:val="single"/>
+                        </w:rPr>
+                        <w:t>공격은유표현법</w:t>
                       </w:r>
                       <w:r>
                         <w:rPr>
                           <w:rFonts w:ascii="굴림체" w:eastAsia="굴림체" w:hAnsi="굴림체" w:hint="eastAsia"/>
                           <w:color w:val="FF0000"/>
                         </w:rPr>
-                        <w:t>을 사용을 피</w:t>
+                        <w:t>을</w:t>
+                      </w:r>
+                      <w:proofErr w:type="spellEnd"/>
+                      <w:r>
+                        <w:rPr>
+                          <w:rFonts w:ascii="굴림체" w:eastAsia="굴림체" w:hAnsi="굴림체" w:hint="eastAsia"/>
+                          <w:color w:val="FF0000"/>
+                        </w:rPr>
+                        <w:t xml:space="preserve"> 사용을 피</w:t>
                       </w:r>
                       <w:r>
                         <w:rPr>
@@ -3745,7 +4798,7 @@
       <w:pPr>
         <w:ind w:firstLineChars="50" w:firstLine="110"/>
         <w:rPr>
-          <w:rFonts w:cs="Batang Old Hangul"/>
+          <w:rFonts w:cs="바탕 옛한글"/>
           <w:b/>
           <w:szCs w:val="20"/>
         </w:rPr>
@@ -3754,7 +4807,7 @@
     <w:p>
       <w:pPr>
         <w:rPr>
-          <w:rFonts w:cs="Batang Old Hangul"/>
+          <w:rFonts w:cs="바탕 옛한글"/>
           <w:b/>
           <w:szCs w:val="20"/>
         </w:rPr>
@@ -3773,7 +4826,6 @@
           <w:rFonts w:hAnsi="굴림" w:hint="eastAsia"/>
           <w:b/>
         </w:rPr>
-        <w:lastRenderedPageBreak/>
         <w:t>지원서 상의 모든 기재사항은 사실과 다름이 없음을 확인합니다.</w:t>
       </w:r>
     </w:p>
@@ -3903,7 +4955,7 @@
                     <pic:cNvPicPr/>
                   </pic:nvPicPr>
                   <pic:blipFill>
-                    <a:blip r:embed="rId14" cstate="print">
+                    <a:blip r:embed="rId17" cstate="print">
                       <a:extLst>
                         <a:ext uri="{28A0092B-C50C-407E-A947-70E740481C1C}">
                           <a14:useLocalDpi xmlns:a14="http://schemas.microsoft.com/office/drawing/2010/main" val="0"/>
@@ -3959,16 +5011,23 @@
           <w:b/>
           <w:bCs/>
         </w:rPr>
-        <w:t xml:space="preserve">홍 길 동 </w:t>
-      </w:r>
-      <w:proofErr w:type="gramStart"/>
+        <w:t>홍 길 동 (</w:t>
+      </w:r>
+      <w:r>
+        <w:rPr>
+          <w:rFonts w:hAnsi="굴림" w:cs="Arial"/>
+          <w:b/>
+          <w:bCs/>
+        </w:rPr>
+        <w:t xml:space="preserve">  </w:t>
+      </w:r>
       <w:r>
         <w:rPr>
           <w:rFonts w:hAnsi="굴림" w:cs="Arial" w:hint="eastAsia"/>
           <w:b/>
           <w:bCs/>
         </w:rPr>
-        <w:t>(</w:t>
+        <w:t xml:space="preserve"> </w:t>
       </w:r>
       <w:r>
         <w:rPr>
@@ -3976,46 +5035,19 @@
           <w:b/>
           <w:bCs/>
         </w:rPr>
-        <w:t xml:space="preserve">  </w:t>
-      </w:r>
-      <w:proofErr w:type="gramEnd"/>
+        <w:t xml:space="preserve">   </w:t>
+      </w:r>
       <w:r>
         <w:rPr>
           <w:rFonts w:hAnsi="굴림" w:cs="Arial" w:hint="eastAsia"/>
           <w:b/>
           <w:bCs/>
         </w:rPr>
-        <w:t xml:space="preserve"> </w:t>
-      </w:r>
-      <w:r>
-        <w:rPr>
-          <w:rFonts w:hAnsi="굴림" w:cs="Arial"/>
-          <w:b/>
-          <w:bCs/>
-        </w:rPr>
-        <w:t xml:space="preserve"> </w:t>
-      </w:r>
-      <w:proofErr w:type="gramStart"/>
-      <w:r>
-        <w:rPr>
-          <w:rFonts w:hAnsi="굴림" w:cs="Arial"/>
-          <w:b/>
-          <w:bCs/>
-        </w:rPr>
-        <w:t xml:space="preserve">  </w:t>
-      </w:r>
-      <w:r>
-        <w:rPr>
-          <w:rFonts w:hAnsi="굴림" w:cs="Arial" w:hint="eastAsia"/>
-          <w:b/>
-          <w:bCs/>
-        </w:rPr>
         <w:t>)</w:t>
       </w:r>
-      <w:proofErr w:type="gramEnd"/>
     </w:p>
     <w:sectPr>
-      <w:footerReference w:type="default" r:id="rId15"/>
+      <w:footerReference w:type="default" r:id="rId18"/>
       <w:pgSz w:w="11906" w:h="16838"/>
       <w:pgMar w:top="1701" w:right="1440" w:bottom="1440" w:left="1440" w:header="567" w:footer="57" w:gutter="0"/>
       <w:cols w:space="425"/>
@@ -4026,7 +5058,7 @@
 </file>
 
 <file path=word/endnotes.xml><?xml version="1.0" encoding="utf-8"?>
-<w:endnotes xmlns:wpc="http://schemas.microsoft.com/office/word/2010/wordprocessingCanvas" xmlns:cx="http://schemas.microsoft.com/office/drawing/2014/chartex" xmlns:cx1="http://schemas.microsoft.com/office/drawing/2015/9/8/chartex" xmlns:cx2="http://schemas.microsoft.com/office/drawing/2015/10/21/chartex" xmlns:cx3="http://schemas.microsoft.com/office/drawing/2016/5/9/chartex" xmlns:cx4="http://schemas.microsoft.com/office/drawing/2016/5/10/chartex" xmlns:cx5="http://schemas.microsoft.com/office/drawing/2016/5/11/chartex" xmlns:cx6="http://schemas.microsoft.com/office/drawing/2016/5/12/chartex" xmlns:cx7="http://schemas.microsoft.com/office/drawing/2016/5/13/chartex" xmlns:cx8="http://schemas.microsoft.com/office/drawing/2016/5/14/chartex" xmlns:mc="http://schemas.openxmlformats.org/markup-compatibility/2006" xmlns:aink="http://schemas.microsoft.com/office/drawing/2016/ink" xmlns:am3d="http://schemas.microsoft.com/office/drawing/2017/model3d" xmlns:o="urn:schemas-microsoft-com:office:office" xmlns:oel="http://schemas.microsoft.com/office/2019/extlst" xmlns:r="http://schemas.openxmlformats.org/officeDocument/2006/relationships" xmlns:m="http://schemas.openxmlformats.org/officeDocument/2006/math" xmlns:v="urn:schemas-microsoft-com:vml" xmlns:wp14="http://schemas.microsoft.com/office/word/2010/wordprocessingDrawing" xmlns:wp="http://schemas.openxmlformats.org/drawingml/2006/wordprocessingDrawing" xmlns:w10="urn:schemas-microsoft-com:office:word" xmlns:w="http://schemas.openxmlformats.org/wordprocessingml/2006/main" xmlns:w14="http://schemas.microsoft.com/office/word/2010/wordml" xmlns:w15="http://schemas.microsoft.com/office/word/2012/wordml" xmlns:w16cex="http://schemas.microsoft.com/office/word/2018/wordml/cex" xmlns:w16cid="http://schemas.microsoft.com/office/word/2016/wordml/cid" xmlns:w16="http://schemas.microsoft.com/office/word/2018/wordml" xmlns:w16du="http://schemas.microsoft.com/office/word/2023/wordml/word16du" xmlns:w16sdtdh="http://schemas.microsoft.com/office/word/2020/wordml/sdtdatahash" xmlns:w16sdtfl="http://schemas.microsoft.com/office/word/2024/wordml/sdtformatlock" xmlns:w16se="http://schemas.microsoft.com/office/word/2015/wordml/symex" xmlns:wpg="http://schemas.microsoft.com/office/word/2010/wordprocessingGroup" xmlns:wpi="http://schemas.microsoft.com/office/word/2010/wordprocessingInk" xmlns:wne="http://schemas.microsoft.com/office/word/2006/wordml" xmlns:wps="http://schemas.microsoft.com/office/word/2010/wordprocessingShape" mc:Ignorable="w14 w15 w16se w16cid w16 w16cex w16sdtdh w16sdtfl w16du wp14">
+<w:endnotes xmlns:wpc="http://schemas.microsoft.com/office/word/2010/wordprocessingCanvas" xmlns:cx="http://schemas.microsoft.com/office/drawing/2014/chartex" xmlns:cx1="http://schemas.microsoft.com/office/drawing/2015/9/8/chartex" xmlns:cx2="http://schemas.microsoft.com/office/drawing/2015/10/21/chartex" xmlns:cx3="http://schemas.microsoft.com/office/drawing/2016/5/9/chartex" xmlns:cx4="http://schemas.microsoft.com/office/drawing/2016/5/10/chartex" xmlns:cx5="http://schemas.microsoft.com/office/drawing/2016/5/11/chartex" xmlns:cx6="http://schemas.microsoft.com/office/drawing/2016/5/12/chartex" xmlns:cx7="http://schemas.microsoft.com/office/drawing/2016/5/13/chartex" xmlns:cx8="http://schemas.microsoft.com/office/drawing/2016/5/14/chartex" xmlns:mc="http://schemas.openxmlformats.org/markup-compatibility/2006" xmlns:aink="http://schemas.microsoft.com/office/drawing/2016/ink" xmlns:am3d="http://schemas.microsoft.com/office/drawing/2017/model3d" xmlns:o="urn:schemas-microsoft-com:office:office" xmlns:r="http://schemas.openxmlformats.org/officeDocument/2006/relationships" xmlns:m="http://schemas.openxmlformats.org/officeDocument/2006/math" xmlns:v="urn:schemas-microsoft-com:vml" xmlns:wp14="http://schemas.microsoft.com/office/word/2010/wordprocessingDrawing" xmlns:wp="http://schemas.openxmlformats.org/drawingml/2006/wordprocessingDrawing" xmlns:w10="urn:schemas-microsoft-com:office:word" xmlns:w="http://schemas.openxmlformats.org/wordprocessingml/2006/main" xmlns:w14="http://schemas.microsoft.com/office/word/2010/wordml" xmlns:w15="http://schemas.microsoft.com/office/word/2012/wordml" xmlns:w16cid="http://schemas.microsoft.com/office/word/2016/wordml/cid" xmlns:w16se="http://schemas.microsoft.com/office/word/2015/wordml/symex" xmlns:wpg="http://schemas.microsoft.com/office/word/2010/wordprocessingGroup" xmlns:wpi="http://schemas.microsoft.com/office/word/2010/wordprocessingInk" xmlns:wne="http://schemas.microsoft.com/office/word/2006/wordml" xmlns:wps="http://schemas.microsoft.com/office/word/2010/wordprocessingShape" mc:Ignorable="w14 w15 w16se w16cid wp14">
   <w:endnote w:type="separator" w:id="-1">
     <w:p>
       <w:pPr>
@@ -4051,7 +5083,7 @@
 </file>
 
 <file path=word/footer1.xml><?xml version="1.0" encoding="utf-8"?>
-<w:ftr xmlns:wpc="http://schemas.microsoft.com/office/word/2010/wordprocessingCanvas" xmlns:cx="http://schemas.microsoft.com/office/drawing/2014/chartex" xmlns:cx1="http://schemas.microsoft.com/office/drawing/2015/9/8/chartex" xmlns:cx2="http://schemas.microsoft.com/office/drawing/2015/10/21/chartex" xmlns:cx3="http://schemas.microsoft.com/office/drawing/2016/5/9/chartex" xmlns:cx4="http://schemas.microsoft.com/office/drawing/2016/5/10/chartex" xmlns:cx5="http://schemas.microsoft.com/office/drawing/2016/5/11/chartex" xmlns:cx6="http://schemas.microsoft.com/office/drawing/2016/5/12/chartex" xmlns:cx7="http://schemas.microsoft.com/office/drawing/2016/5/13/chartex" xmlns:cx8="http://schemas.microsoft.com/office/drawing/2016/5/14/chartex" xmlns:mc="http://schemas.openxmlformats.org/markup-compatibility/2006" xmlns:aink="http://schemas.microsoft.com/office/drawing/2016/ink" xmlns:am3d="http://schemas.microsoft.com/office/drawing/2017/model3d" xmlns:o="urn:schemas-microsoft-com:office:office" xmlns:oel="http://schemas.microsoft.com/office/2019/extlst" xmlns:r="http://schemas.openxmlformats.org/officeDocument/2006/relationships" xmlns:m="http://schemas.openxmlformats.org/officeDocument/2006/math" xmlns:v="urn:schemas-microsoft-com:vml" xmlns:wp14="http://schemas.microsoft.com/office/word/2010/wordprocessingDrawing" xmlns:wp="http://schemas.openxmlformats.org/drawingml/2006/wordprocessingDrawing" xmlns:w10="urn:schemas-microsoft-com:office:word" xmlns:w="http://schemas.openxmlformats.org/wordprocessingml/2006/main" xmlns:w14="http://schemas.microsoft.com/office/word/2010/wordml" xmlns:w15="http://schemas.microsoft.com/office/word/2012/wordml" xmlns:w16cex="http://schemas.microsoft.com/office/word/2018/wordml/cex" xmlns:w16cid="http://schemas.microsoft.com/office/word/2016/wordml/cid" xmlns:w16="http://schemas.microsoft.com/office/word/2018/wordml" xmlns:w16du="http://schemas.microsoft.com/office/word/2023/wordml/word16du" xmlns:w16sdtdh="http://schemas.microsoft.com/office/word/2020/wordml/sdtdatahash" xmlns:w16sdtfl="http://schemas.microsoft.com/office/word/2024/wordml/sdtformatlock" xmlns:w16se="http://schemas.microsoft.com/office/word/2015/wordml/symex" xmlns:wpg="http://schemas.microsoft.com/office/word/2010/wordprocessingGroup" xmlns:wpi="http://schemas.microsoft.com/office/word/2010/wordprocessingInk" xmlns:wne="http://schemas.microsoft.com/office/word/2006/wordml" xmlns:wps="http://schemas.microsoft.com/office/word/2010/wordprocessingShape" mc:Ignorable="w14 w15 w16se w16cid w16 w16cex w16sdtdh w16sdtfl w16du wp14">
+<w:ftr xmlns:wpc="http://schemas.microsoft.com/office/word/2010/wordprocessingCanvas" xmlns:cx="http://schemas.microsoft.com/office/drawing/2014/chartex" xmlns:cx1="http://schemas.microsoft.com/office/drawing/2015/9/8/chartex" xmlns:cx2="http://schemas.microsoft.com/office/drawing/2015/10/21/chartex" xmlns:cx3="http://schemas.microsoft.com/office/drawing/2016/5/9/chartex" xmlns:cx4="http://schemas.microsoft.com/office/drawing/2016/5/10/chartex" xmlns:cx5="http://schemas.microsoft.com/office/drawing/2016/5/11/chartex" xmlns:cx6="http://schemas.microsoft.com/office/drawing/2016/5/12/chartex" xmlns:cx7="http://schemas.microsoft.com/office/drawing/2016/5/13/chartex" xmlns:cx8="http://schemas.microsoft.com/office/drawing/2016/5/14/chartex" xmlns:mc="http://schemas.openxmlformats.org/markup-compatibility/2006" xmlns:aink="http://schemas.microsoft.com/office/drawing/2016/ink" xmlns:am3d="http://schemas.microsoft.com/office/drawing/2017/model3d" xmlns:o="urn:schemas-microsoft-com:office:office" xmlns:r="http://schemas.openxmlformats.org/officeDocument/2006/relationships" xmlns:m="http://schemas.openxmlformats.org/officeDocument/2006/math" xmlns:v="urn:schemas-microsoft-com:vml" xmlns:wp14="http://schemas.microsoft.com/office/word/2010/wordprocessingDrawing" xmlns:wp="http://schemas.openxmlformats.org/drawingml/2006/wordprocessingDrawing" xmlns:w10="urn:schemas-microsoft-com:office:word" xmlns:w="http://schemas.openxmlformats.org/wordprocessingml/2006/main" xmlns:w14="http://schemas.microsoft.com/office/word/2010/wordml" xmlns:w15="http://schemas.microsoft.com/office/word/2012/wordml" xmlns:w16cid="http://schemas.microsoft.com/office/word/2016/wordml/cid" xmlns:w16se="http://schemas.microsoft.com/office/word/2015/wordml/symex" xmlns:wpg="http://schemas.microsoft.com/office/word/2010/wordprocessingGroup" xmlns:wpi="http://schemas.microsoft.com/office/word/2010/wordprocessingInk" xmlns:wne="http://schemas.microsoft.com/office/word/2006/wordml" xmlns:wps="http://schemas.microsoft.com/office/word/2010/wordprocessingShape" mc:Ignorable="w14 w15 w16se w16cid wp14">
   <w:sdt>
     <w:sdtPr>
       <w:id w:val="-260068272"/>
@@ -4060,6 +5092,7 @@
         <w:docPartUnique/>
       </w:docPartObj>
     </w:sdtPr>
+    <w:sdtEndPr/>
     <w:sdtContent>
       <w:p>
         <w:pPr>
@@ -4097,7 +5130,7 @@
 </file>
 
 <file path=word/footnotes.xml><?xml version="1.0" encoding="utf-8"?>
-<w:footnotes xmlns:wpc="http://schemas.microsoft.com/office/word/2010/wordprocessingCanvas" xmlns:cx="http://schemas.microsoft.com/office/drawing/2014/chartex" xmlns:cx1="http://schemas.microsoft.com/office/drawing/2015/9/8/chartex" xmlns:cx2="http://schemas.microsoft.com/office/drawing/2015/10/21/chartex" xmlns:cx3="http://schemas.microsoft.com/office/drawing/2016/5/9/chartex" xmlns:cx4="http://schemas.microsoft.com/office/drawing/2016/5/10/chartex" xmlns:cx5="http://schemas.microsoft.com/office/drawing/2016/5/11/chartex" xmlns:cx6="http://schemas.microsoft.com/office/drawing/2016/5/12/chartex" xmlns:cx7="http://schemas.microsoft.com/office/drawing/2016/5/13/chartex" xmlns:cx8="http://schemas.microsoft.com/office/drawing/2016/5/14/chartex" xmlns:mc="http://schemas.openxmlformats.org/markup-compatibility/2006" xmlns:aink="http://schemas.microsoft.com/office/drawing/2016/ink" xmlns:am3d="http://schemas.microsoft.com/office/drawing/2017/model3d" xmlns:o="urn:schemas-microsoft-com:office:office" xmlns:oel="http://schemas.microsoft.com/office/2019/extlst" xmlns:r="http://schemas.openxmlformats.org/officeDocument/2006/relationships" xmlns:m="http://schemas.openxmlformats.org/officeDocument/2006/math" xmlns:v="urn:schemas-microsoft-com:vml" xmlns:wp14="http://schemas.microsoft.com/office/word/2010/wordprocessingDrawing" xmlns:wp="http://schemas.openxmlformats.org/drawingml/2006/wordprocessingDrawing" xmlns:w10="urn:schemas-microsoft-com:office:word" xmlns:w="http://schemas.openxmlformats.org/wordprocessingml/2006/main" xmlns:w14="http://schemas.microsoft.com/office/word/2010/wordml" xmlns:w15="http://schemas.microsoft.com/office/word/2012/wordml" xmlns:w16cex="http://schemas.microsoft.com/office/word/2018/wordml/cex" xmlns:w16cid="http://schemas.microsoft.com/office/word/2016/wordml/cid" xmlns:w16="http://schemas.microsoft.com/office/word/2018/wordml" xmlns:w16du="http://schemas.microsoft.com/office/word/2023/wordml/word16du" xmlns:w16sdtdh="http://schemas.microsoft.com/office/word/2020/wordml/sdtdatahash" xmlns:w16sdtfl="http://schemas.microsoft.com/office/word/2024/wordml/sdtformatlock" xmlns:w16se="http://schemas.microsoft.com/office/word/2015/wordml/symex" xmlns:wpg="http://schemas.microsoft.com/office/word/2010/wordprocessingGroup" xmlns:wpi="http://schemas.microsoft.com/office/word/2010/wordprocessingInk" xmlns:wne="http://schemas.microsoft.com/office/word/2006/wordml" xmlns:wps="http://schemas.microsoft.com/office/word/2010/wordprocessingShape" mc:Ignorable="w14 w15 w16se w16cid w16 w16cex w16sdtdh w16sdtfl w16du wp14">
+<w:footnotes xmlns:wpc="http://schemas.microsoft.com/office/word/2010/wordprocessingCanvas" xmlns:cx="http://schemas.microsoft.com/office/drawing/2014/chartex" xmlns:cx1="http://schemas.microsoft.com/office/drawing/2015/9/8/chartex" xmlns:cx2="http://schemas.microsoft.com/office/drawing/2015/10/21/chartex" xmlns:cx3="http://schemas.microsoft.com/office/drawing/2016/5/9/chartex" xmlns:cx4="http://schemas.microsoft.com/office/drawing/2016/5/10/chartex" xmlns:cx5="http://schemas.microsoft.com/office/drawing/2016/5/11/chartex" xmlns:cx6="http://schemas.microsoft.com/office/drawing/2016/5/12/chartex" xmlns:cx7="http://schemas.microsoft.com/office/drawing/2016/5/13/chartex" xmlns:cx8="http://schemas.microsoft.com/office/drawing/2016/5/14/chartex" xmlns:mc="http://schemas.openxmlformats.org/markup-compatibility/2006" xmlns:aink="http://schemas.microsoft.com/office/drawing/2016/ink" xmlns:am3d="http://schemas.microsoft.com/office/drawing/2017/model3d" xmlns:o="urn:schemas-microsoft-com:office:office" xmlns:r="http://schemas.openxmlformats.org/officeDocument/2006/relationships" xmlns:m="http://schemas.openxmlformats.org/officeDocument/2006/math" xmlns:v="urn:schemas-microsoft-com:vml" xmlns:wp14="http://schemas.microsoft.com/office/word/2010/wordprocessingDrawing" xmlns:wp="http://schemas.openxmlformats.org/drawingml/2006/wordprocessingDrawing" xmlns:w10="urn:schemas-microsoft-com:office:word" xmlns:w="http://schemas.openxmlformats.org/wordprocessingml/2006/main" xmlns:w14="http://schemas.microsoft.com/office/word/2010/wordml" xmlns:w15="http://schemas.microsoft.com/office/word/2012/wordml" xmlns:w16cid="http://schemas.microsoft.com/office/word/2016/wordml/cid" xmlns:w16se="http://schemas.microsoft.com/office/word/2015/wordml/symex" xmlns:wpg="http://schemas.microsoft.com/office/word/2010/wordprocessingGroup" xmlns:wpi="http://schemas.microsoft.com/office/word/2010/wordprocessingInk" xmlns:wne="http://schemas.microsoft.com/office/word/2006/wordml" xmlns:wps="http://schemas.microsoft.com/office/word/2010/wordprocessingShape" mc:Ignorable="w14 w15 w16se w16cid wp14">
   <w:footnote w:type="separator" w:id="-1">
     <w:p>
       <w:pPr>
@@ -4122,7 +5155,7 @@
 </file>
 
 <file path=word/numbering.xml><?xml version="1.0" encoding="utf-8"?>
-<w:numbering xmlns:wpc="http://schemas.microsoft.com/office/word/2010/wordprocessingCanvas" xmlns:cx="http://schemas.microsoft.com/office/drawing/2014/chartex" xmlns:cx1="http://schemas.microsoft.com/office/drawing/2015/9/8/chartex" xmlns:cx2="http://schemas.microsoft.com/office/drawing/2015/10/21/chartex" xmlns:cx3="http://schemas.microsoft.com/office/drawing/2016/5/9/chartex" xmlns:cx4="http://schemas.microsoft.com/office/drawing/2016/5/10/chartex" xmlns:cx5="http://schemas.microsoft.com/office/drawing/2016/5/11/chartex" xmlns:cx6="http://schemas.microsoft.com/office/drawing/2016/5/12/chartex" xmlns:cx7="http://schemas.microsoft.com/office/drawing/2016/5/13/chartex" xmlns:cx8="http://schemas.microsoft.com/office/drawing/2016/5/14/chartex" xmlns:mc="http://schemas.openxmlformats.org/markup-compatibility/2006" xmlns:aink="http://schemas.microsoft.com/office/drawing/2016/ink" xmlns:am3d="http://schemas.microsoft.com/office/drawing/2017/model3d" xmlns:o="urn:schemas-microsoft-com:office:office" xmlns:oel="http://schemas.microsoft.com/office/2019/extlst" xmlns:r="http://schemas.openxmlformats.org/officeDocument/2006/relationships" xmlns:m="http://schemas.openxmlformats.org/officeDocument/2006/math" xmlns:v="urn:schemas-microsoft-com:vml" xmlns:wp14="http://schemas.microsoft.com/office/word/2010/wordprocessingDrawing" xmlns:wp="http://schemas.openxmlformats.org/drawingml/2006/wordprocessingDrawing" xmlns:w10="urn:schemas-microsoft-com:office:word" xmlns:w="http://schemas.openxmlformats.org/wordprocessingml/2006/main" xmlns:w14="http://schemas.microsoft.com/office/word/2010/wordml" xmlns:w15="http://schemas.microsoft.com/office/word/2012/wordml" xmlns:w16cex="http://schemas.microsoft.com/office/word/2018/wordml/cex" xmlns:w16cid="http://schemas.microsoft.com/office/word/2016/wordml/cid" xmlns:w16="http://schemas.microsoft.com/office/word/2018/wordml" xmlns:w16du="http://schemas.microsoft.com/office/word/2023/wordml/word16du" xmlns:w16sdtdh="http://schemas.microsoft.com/office/word/2020/wordml/sdtdatahash" xmlns:w16sdtfl="http://schemas.microsoft.com/office/word/2024/wordml/sdtformatlock" xmlns:w16se="http://schemas.microsoft.com/office/word/2015/wordml/symex" xmlns:wpg="http://schemas.microsoft.com/office/word/2010/wordprocessingGroup" xmlns:wpi="http://schemas.microsoft.com/office/word/2010/wordprocessingInk" xmlns:wne="http://schemas.microsoft.com/office/word/2006/wordml" xmlns:wps="http://schemas.microsoft.com/office/word/2010/wordprocessingShape" mc:Ignorable="w14 w15 w16se w16cid w16 w16cex w16sdtdh w16sdtfl w16du wp14">
+<w:numbering xmlns:wpc="http://schemas.microsoft.com/office/word/2010/wordprocessingCanvas" xmlns:cx="http://schemas.microsoft.com/office/drawing/2014/chartex" xmlns:cx1="http://schemas.microsoft.com/office/drawing/2015/9/8/chartex" xmlns:cx2="http://schemas.microsoft.com/office/drawing/2015/10/21/chartex" xmlns:cx3="http://schemas.microsoft.com/office/drawing/2016/5/9/chartex" xmlns:cx4="http://schemas.microsoft.com/office/drawing/2016/5/10/chartex" xmlns:cx5="http://schemas.microsoft.com/office/drawing/2016/5/11/chartex" xmlns:cx6="http://schemas.microsoft.com/office/drawing/2016/5/12/chartex" xmlns:cx7="http://schemas.microsoft.com/office/drawing/2016/5/13/chartex" xmlns:cx8="http://schemas.microsoft.com/office/drawing/2016/5/14/chartex" xmlns:mc="http://schemas.openxmlformats.org/markup-compatibility/2006" xmlns:aink="http://schemas.microsoft.com/office/drawing/2016/ink" xmlns:am3d="http://schemas.microsoft.com/office/drawing/2017/model3d" xmlns:o="urn:schemas-microsoft-com:office:office" xmlns:r="http://schemas.openxmlformats.org/officeDocument/2006/relationships" xmlns:m="http://schemas.openxmlformats.org/officeDocument/2006/math" xmlns:v="urn:schemas-microsoft-com:vml" xmlns:wp14="http://schemas.microsoft.com/office/word/2010/wordprocessingDrawing" xmlns:wp="http://schemas.openxmlformats.org/drawingml/2006/wordprocessingDrawing" xmlns:w10="urn:schemas-microsoft-com:office:word" xmlns:w="http://schemas.openxmlformats.org/wordprocessingml/2006/main" xmlns:w14="http://schemas.microsoft.com/office/word/2010/wordml" xmlns:w15="http://schemas.microsoft.com/office/word/2012/wordml" xmlns:w16cid="http://schemas.microsoft.com/office/word/2016/wordml/cid" xmlns:w16se="http://schemas.microsoft.com/office/word/2015/wordml/symex" xmlns:wpg="http://schemas.microsoft.com/office/word/2010/wordprocessingGroup" xmlns:wpi="http://schemas.microsoft.com/office/word/2010/wordprocessingInk" xmlns:wne="http://schemas.microsoft.com/office/word/2006/wordml" xmlns:wps="http://schemas.microsoft.com/office/word/2010/wordprocessingShape" mc:Ignorable="w14 w15 w16se w16cid wp14">
   <w:abstractNum w:abstractNumId="0" w15:restartNumberingAfterBreak="0">
     <w:nsid w:val="313A2EF1"/>
     <w:multiLevelType w:val="hybridMultilevel"/>
@@ -4684,6 +5717,155 @@
     </w:lvl>
   </w:abstractNum>
   <w:abstractNum w:abstractNumId="4" w15:restartNumberingAfterBreak="0">
+    <w:nsid w:val="531F1507"/>
+    <w:multiLevelType w:val="multilevel"/>
+    <w:tmpl w:val="DD3029BE"/>
+    <w:lvl w:ilvl="0">
+      <w:start w:val="1"/>
+      <w:numFmt w:val="decimal"/>
+      <w:lvlText w:val="%1."/>
+      <w:lvlJc w:val="left"/>
+      <w:pPr>
+        <w:tabs>
+          <w:tab w:val="num" w:pos="1080"/>
+        </w:tabs>
+        <w:ind w:left="1080" w:hanging="360"/>
+      </w:pPr>
+      <w:rPr>
+        <w:rFonts w:hint="default"/>
+        <w:sz w:val="20"/>
+      </w:rPr>
+    </w:lvl>
+    <w:lvl w:ilvl="1">
+      <w:start w:val="1"/>
+      <w:numFmt w:val="bullet"/>
+      <w:lvlText w:val="o"/>
+      <w:lvlJc w:val="left"/>
+      <w:pPr>
+        <w:tabs>
+          <w:tab w:val="num" w:pos="1800"/>
+        </w:tabs>
+        <w:ind w:left="1800" w:hanging="360"/>
+      </w:pPr>
+      <w:rPr>
+        <w:rFonts w:ascii="Courier New" w:hAnsi="Courier New" w:hint="default"/>
+        <w:sz w:val="20"/>
+      </w:rPr>
+    </w:lvl>
+    <w:lvl w:ilvl="2" w:tentative="1">
+      <w:start w:val="1"/>
+      <w:numFmt w:val="bullet"/>
+      <w:lvlText w:val=""/>
+      <w:lvlJc w:val="left"/>
+      <w:pPr>
+        <w:tabs>
+          <w:tab w:val="num" w:pos="2520"/>
+        </w:tabs>
+        <w:ind w:left="2520" w:hanging="360"/>
+      </w:pPr>
+      <w:rPr>
+        <w:rFonts w:ascii="Wingdings" w:hAnsi="Wingdings" w:hint="default"/>
+        <w:sz w:val="20"/>
+      </w:rPr>
+    </w:lvl>
+    <w:lvl w:ilvl="3" w:tentative="1">
+      <w:start w:val="1"/>
+      <w:numFmt w:val="bullet"/>
+      <w:lvlText w:val=""/>
+      <w:lvlJc w:val="left"/>
+      <w:pPr>
+        <w:tabs>
+          <w:tab w:val="num" w:pos="3240"/>
+        </w:tabs>
+        <w:ind w:left="3240" w:hanging="360"/>
+      </w:pPr>
+      <w:rPr>
+        <w:rFonts w:ascii="Wingdings" w:hAnsi="Wingdings" w:hint="default"/>
+        <w:sz w:val="20"/>
+      </w:rPr>
+    </w:lvl>
+    <w:lvl w:ilvl="4" w:tentative="1">
+      <w:start w:val="1"/>
+      <w:numFmt w:val="bullet"/>
+      <w:lvlText w:val=""/>
+      <w:lvlJc w:val="left"/>
+      <w:pPr>
+        <w:tabs>
+          <w:tab w:val="num" w:pos="3960"/>
+        </w:tabs>
+        <w:ind w:left="3960" w:hanging="360"/>
+      </w:pPr>
+      <w:rPr>
+        <w:rFonts w:ascii="Wingdings" w:hAnsi="Wingdings" w:hint="default"/>
+        <w:sz w:val="20"/>
+      </w:rPr>
+    </w:lvl>
+    <w:lvl w:ilvl="5" w:tentative="1">
+      <w:start w:val="1"/>
+      <w:numFmt w:val="bullet"/>
+      <w:lvlText w:val=""/>
+      <w:lvlJc w:val="left"/>
+      <w:pPr>
+        <w:tabs>
+          <w:tab w:val="num" w:pos="4680"/>
+        </w:tabs>
+        <w:ind w:left="4680" w:hanging="360"/>
+      </w:pPr>
+      <w:rPr>
+        <w:rFonts w:ascii="Wingdings" w:hAnsi="Wingdings" w:hint="default"/>
+        <w:sz w:val="20"/>
+      </w:rPr>
+    </w:lvl>
+    <w:lvl w:ilvl="6" w:tentative="1">
+      <w:start w:val="1"/>
+      <w:numFmt w:val="bullet"/>
+      <w:lvlText w:val=""/>
+      <w:lvlJc w:val="left"/>
+      <w:pPr>
+        <w:tabs>
+          <w:tab w:val="num" w:pos="5400"/>
+        </w:tabs>
+        <w:ind w:left="5400" w:hanging="360"/>
+      </w:pPr>
+      <w:rPr>
+        <w:rFonts w:ascii="Wingdings" w:hAnsi="Wingdings" w:hint="default"/>
+        <w:sz w:val="20"/>
+      </w:rPr>
+    </w:lvl>
+    <w:lvl w:ilvl="7" w:tentative="1">
+      <w:start w:val="1"/>
+      <w:numFmt w:val="bullet"/>
+      <w:lvlText w:val=""/>
+      <w:lvlJc w:val="left"/>
+      <w:pPr>
+        <w:tabs>
+          <w:tab w:val="num" w:pos="6120"/>
+        </w:tabs>
+        <w:ind w:left="6120" w:hanging="360"/>
+      </w:pPr>
+      <w:rPr>
+        <w:rFonts w:ascii="Wingdings" w:hAnsi="Wingdings" w:hint="default"/>
+        <w:sz w:val="20"/>
+      </w:rPr>
+    </w:lvl>
+    <w:lvl w:ilvl="8" w:tentative="1">
+      <w:start w:val="1"/>
+      <w:numFmt w:val="bullet"/>
+      <w:lvlText w:val=""/>
+      <w:lvlJc w:val="left"/>
+      <w:pPr>
+        <w:tabs>
+          <w:tab w:val="num" w:pos="6840"/>
+        </w:tabs>
+        <w:ind w:left="6840" w:hanging="360"/>
+      </w:pPr>
+      <w:rPr>
+        <w:rFonts w:ascii="Wingdings" w:hAnsi="Wingdings" w:hint="default"/>
+        <w:sz w:val="20"/>
+      </w:rPr>
+    </w:lvl>
+  </w:abstractNum>
+  <w:abstractNum w:abstractNumId="5" w15:restartNumberingAfterBreak="0">
     <w:nsid w:val="557D739F"/>
     <w:multiLevelType w:val="multilevel"/>
     <w:tmpl w:val="E4229D0C"/>
@@ -4832,7 +6014,7 @@
       </w:rPr>
     </w:lvl>
   </w:abstractNum>
-  <w:abstractNum w:abstractNumId="5" w15:restartNumberingAfterBreak="0">
+  <w:abstractNum w:abstractNumId="6" w15:restartNumberingAfterBreak="0">
     <w:nsid w:val="64C81EAF"/>
     <w:multiLevelType w:val="multilevel"/>
     <w:tmpl w:val="B97413DC"/>
@@ -4981,29 +6163,184 @@
       </w:rPr>
     </w:lvl>
   </w:abstractNum>
-  <w:num w:numId="1" w16cid:durableId="151678888">
+  <w:abstractNum w:abstractNumId="7" w15:restartNumberingAfterBreak="0">
+    <w:nsid w:val="7FE265EC"/>
+    <w:multiLevelType w:val="multilevel"/>
+    <w:tmpl w:val="DD3029BE"/>
+    <w:lvl w:ilvl="0">
+      <w:start w:val="1"/>
+      <w:numFmt w:val="decimal"/>
+      <w:lvlText w:val="%1."/>
+      <w:lvlJc w:val="left"/>
+      <w:pPr>
+        <w:tabs>
+          <w:tab w:val="num" w:pos="1080"/>
+        </w:tabs>
+        <w:ind w:left="1080" w:hanging="360"/>
+      </w:pPr>
+      <w:rPr>
+        <w:rFonts w:hint="default"/>
+        <w:sz w:val="20"/>
+      </w:rPr>
+    </w:lvl>
+    <w:lvl w:ilvl="1">
+      <w:start w:val="1"/>
+      <w:numFmt w:val="bullet"/>
+      <w:lvlText w:val="o"/>
+      <w:lvlJc w:val="left"/>
+      <w:pPr>
+        <w:tabs>
+          <w:tab w:val="num" w:pos="1800"/>
+        </w:tabs>
+        <w:ind w:left="1800" w:hanging="360"/>
+      </w:pPr>
+      <w:rPr>
+        <w:rFonts w:ascii="Courier New" w:hAnsi="Courier New" w:hint="default"/>
+        <w:sz w:val="20"/>
+      </w:rPr>
+    </w:lvl>
+    <w:lvl w:ilvl="2" w:tentative="1">
+      <w:start w:val="1"/>
+      <w:numFmt w:val="bullet"/>
+      <w:lvlText w:val=""/>
+      <w:lvlJc w:val="left"/>
+      <w:pPr>
+        <w:tabs>
+          <w:tab w:val="num" w:pos="2520"/>
+        </w:tabs>
+        <w:ind w:left="2520" w:hanging="360"/>
+      </w:pPr>
+      <w:rPr>
+        <w:rFonts w:ascii="Wingdings" w:hAnsi="Wingdings" w:hint="default"/>
+        <w:sz w:val="20"/>
+      </w:rPr>
+    </w:lvl>
+    <w:lvl w:ilvl="3" w:tentative="1">
+      <w:start w:val="1"/>
+      <w:numFmt w:val="bullet"/>
+      <w:lvlText w:val=""/>
+      <w:lvlJc w:val="left"/>
+      <w:pPr>
+        <w:tabs>
+          <w:tab w:val="num" w:pos="3240"/>
+        </w:tabs>
+        <w:ind w:left="3240" w:hanging="360"/>
+      </w:pPr>
+      <w:rPr>
+        <w:rFonts w:ascii="Wingdings" w:hAnsi="Wingdings" w:hint="default"/>
+        <w:sz w:val="20"/>
+      </w:rPr>
+    </w:lvl>
+    <w:lvl w:ilvl="4" w:tentative="1">
+      <w:start w:val="1"/>
+      <w:numFmt w:val="bullet"/>
+      <w:lvlText w:val=""/>
+      <w:lvlJc w:val="left"/>
+      <w:pPr>
+        <w:tabs>
+          <w:tab w:val="num" w:pos="3960"/>
+        </w:tabs>
+        <w:ind w:left="3960" w:hanging="360"/>
+      </w:pPr>
+      <w:rPr>
+        <w:rFonts w:ascii="Wingdings" w:hAnsi="Wingdings" w:hint="default"/>
+        <w:sz w:val="20"/>
+      </w:rPr>
+    </w:lvl>
+    <w:lvl w:ilvl="5" w:tentative="1">
+      <w:start w:val="1"/>
+      <w:numFmt w:val="bullet"/>
+      <w:lvlText w:val=""/>
+      <w:lvlJc w:val="left"/>
+      <w:pPr>
+        <w:tabs>
+          <w:tab w:val="num" w:pos="4680"/>
+        </w:tabs>
+        <w:ind w:left="4680" w:hanging="360"/>
+      </w:pPr>
+      <w:rPr>
+        <w:rFonts w:ascii="Wingdings" w:hAnsi="Wingdings" w:hint="default"/>
+        <w:sz w:val="20"/>
+      </w:rPr>
+    </w:lvl>
+    <w:lvl w:ilvl="6" w:tentative="1">
+      <w:start w:val="1"/>
+      <w:numFmt w:val="bullet"/>
+      <w:lvlText w:val=""/>
+      <w:lvlJc w:val="left"/>
+      <w:pPr>
+        <w:tabs>
+          <w:tab w:val="num" w:pos="5400"/>
+        </w:tabs>
+        <w:ind w:left="5400" w:hanging="360"/>
+      </w:pPr>
+      <w:rPr>
+        <w:rFonts w:ascii="Wingdings" w:hAnsi="Wingdings" w:hint="default"/>
+        <w:sz w:val="20"/>
+      </w:rPr>
+    </w:lvl>
+    <w:lvl w:ilvl="7" w:tentative="1">
+      <w:start w:val="1"/>
+      <w:numFmt w:val="bullet"/>
+      <w:lvlText w:val=""/>
+      <w:lvlJc w:val="left"/>
+      <w:pPr>
+        <w:tabs>
+          <w:tab w:val="num" w:pos="6120"/>
+        </w:tabs>
+        <w:ind w:left="6120" w:hanging="360"/>
+      </w:pPr>
+      <w:rPr>
+        <w:rFonts w:ascii="Wingdings" w:hAnsi="Wingdings" w:hint="default"/>
+        <w:sz w:val="20"/>
+      </w:rPr>
+    </w:lvl>
+    <w:lvl w:ilvl="8" w:tentative="1">
+      <w:start w:val="1"/>
+      <w:numFmt w:val="bullet"/>
+      <w:lvlText w:val=""/>
+      <w:lvlJc w:val="left"/>
+      <w:pPr>
+        <w:tabs>
+          <w:tab w:val="num" w:pos="6840"/>
+        </w:tabs>
+        <w:ind w:left="6840" w:hanging="360"/>
+      </w:pPr>
+      <w:rPr>
+        <w:rFonts w:ascii="Wingdings" w:hAnsi="Wingdings" w:hint="default"/>
+        <w:sz w:val="20"/>
+      </w:rPr>
+    </w:lvl>
+  </w:abstractNum>
+  <w:num w:numId="1">
+    <w:abstractNumId w:val="5"/>
+  </w:num>
+  <w:num w:numId="2">
+    <w:abstractNumId w:val="2"/>
+  </w:num>
+  <w:num w:numId="3">
+    <w:abstractNumId w:val="6"/>
+  </w:num>
+  <w:num w:numId="4">
+    <w:abstractNumId w:val="1"/>
+  </w:num>
+  <w:num w:numId="5">
+    <w:abstractNumId w:val="3"/>
+  </w:num>
+  <w:num w:numId="6">
+    <w:abstractNumId w:val="0"/>
+  </w:num>
+  <w:num w:numId="7">
     <w:abstractNumId w:val="4"/>
   </w:num>
-  <w:num w:numId="2" w16cid:durableId="1982924442">
-    <w:abstractNumId w:val="2"/>
-  </w:num>
-  <w:num w:numId="3" w16cid:durableId="888230456">
-    <w:abstractNumId w:val="5"/>
-  </w:num>
-  <w:num w:numId="4" w16cid:durableId="1992057872">
-    <w:abstractNumId w:val="1"/>
-  </w:num>
-  <w:num w:numId="5" w16cid:durableId="527530204">
-    <w:abstractNumId w:val="3"/>
-  </w:num>
-  <w:num w:numId="6" w16cid:durableId="709111690">
-    <w:abstractNumId w:val="0"/>
+  <w:num w:numId="8">
+    <w:abstractNumId w:val="7"/>
   </w:num>
 </w:numbering>
 </file>
 
 <file path=word/styles.xml><?xml version="1.0" encoding="utf-8"?>
-<w:styles xmlns:mc="http://schemas.openxmlformats.org/markup-compatibility/2006" xmlns:r="http://schemas.openxmlformats.org/officeDocument/2006/relationships" xmlns:w="http://schemas.openxmlformats.org/wordprocessingml/2006/main" xmlns:w14="http://schemas.microsoft.com/office/word/2010/wordml" xmlns:w15="http://schemas.microsoft.com/office/word/2012/wordml" xmlns:w16cex="http://schemas.microsoft.com/office/word/2018/wordml/cex" xmlns:w16cid="http://schemas.microsoft.com/office/word/2016/wordml/cid" xmlns:w16="http://schemas.microsoft.com/office/word/2018/wordml" xmlns:w16du="http://schemas.microsoft.com/office/word/2023/wordml/word16du" xmlns:w16sdtdh="http://schemas.microsoft.com/office/word/2020/wordml/sdtdatahash" xmlns:w16sdtfl="http://schemas.microsoft.com/office/word/2024/wordml/sdtformatlock" xmlns:w16se="http://schemas.microsoft.com/office/word/2015/wordml/symex" mc:Ignorable="w14 w15 w16se w16cid w16 w16cex w16sdtdh w16sdtfl w16du">
+<w:styles xmlns:mc="http://schemas.openxmlformats.org/markup-compatibility/2006" xmlns:r="http://schemas.openxmlformats.org/officeDocument/2006/relationships" xmlns:w="http://schemas.openxmlformats.org/wordprocessingml/2006/main" xmlns:w14="http://schemas.microsoft.com/office/word/2010/wordml" xmlns:w15="http://schemas.microsoft.com/office/word/2012/wordml" xmlns:w16cid="http://schemas.microsoft.com/office/word/2016/wordml/cid" xmlns:w16se="http://schemas.microsoft.com/office/word/2015/wordml/symex" mc:Ignorable="w14 w15 w16se w16cid">
   <w:docDefaults>
     <w:rPrDefault>
       <w:rPr>
@@ -5021,7 +6358,7 @@
       </w:pPr>
     </w:pPrDefault>
   </w:docDefaults>
-  <w:latentStyles w:defLockedState="0" w:defUIPriority="99" w:defSemiHidden="0" w:defUnhideWhenUsed="0" w:defQFormat="0" w:count="376">
+  <w:latentStyles w:defLockedState="0" w:defUIPriority="99" w:defSemiHidden="0" w:defUnhideWhenUsed="0" w:defQFormat="0" w:count="375">
     <w:lsdException w:name="Normal" w:uiPriority="0" w:qFormat="1"/>
     <w:lsdException w:name="heading 1" w:uiPriority="9" w:qFormat="1"/>
     <w:lsdException w:name="heading 2" w:semiHidden="1" w:uiPriority="9" w:unhideWhenUsed="1" w:qFormat="1"/>
@@ -5397,11 +6734,11 @@
     <w:lsdException w:name="Smart Hyperlink" w:semiHidden="1" w:unhideWhenUsed="1"/>
     <w:lsdException w:name="Hashtag" w:semiHidden="1" w:unhideWhenUsed="1"/>
     <w:lsdException w:name="Unresolved Mention" w:semiHidden="1" w:unhideWhenUsed="1"/>
-    <w:lsdException w:name="Smart Link" w:semiHidden="1" w:unhideWhenUsed="1"/>
   </w:latentStyles>
   <w:style w:type="paragraph" w:default="1" w:styleId="a">
     <w:name w:val="Normal"/>
     <w:qFormat/>
+    <w:rsid w:val="004B617F"/>
     <w:pPr>
       <w:widowControl w:val="0"/>
       <w:wordWrap w:val="0"/>
@@ -5609,6 +6946,7 @@
   <w:style w:type="character" w:default="1" w:styleId="a0">
     <w:name w:val="Default Paragraph Font"/>
     <w:uiPriority w:val="1"/>
+    <w:semiHidden/>
     <w:unhideWhenUsed/>
   </w:style>
   <w:style w:type="table" w:default="1" w:styleId="a1">
@@ -6048,6 +7386,17 @@
       <w:u w:val="single"/>
     </w:rPr>
   </w:style>
+  <w:style w:type="character" w:styleId="af1">
+    <w:name w:val="Strong"/>
+    <w:basedOn w:val="a0"/>
+    <w:uiPriority w:val="22"/>
+    <w:qFormat/>
+    <w:rsid w:val="003D3D0A"/>
+    <w:rPr>
+      <w:b/>
+      <w:bCs/>
+    </w:rPr>
+  </w:style>
 </w:styles>
 </file>
 
